--- a/ספר_פרויקט_B_Managed_FINAL_v6b.docx
+++ b/ספר_פרויקט_B_Managed_FINAL_v6b.docx
@@ -714,7 +714,7 @@
           <w:rtl/>
           <w:cs/>
         </w:rPr>
-        <w:t>בדיקות (smoke tests + UIA)</w:t>
+        <w:t>מפת הפרויקט (Project Map) — תמונות זרימה</w:t>
       </w:r>
     </w:p>
     <w:p>
@@ -10237,21 +10237,7 @@
           <w:rtl/>
           <w:cs/>
         </w:rPr>
-        <w:t>21. בדיקות</w:t>
-      </w:r>
-    </w:p>
-    <w:p>
-      <w:pPr>
-        <w:pStyle w:val="Heading2"/>
-        <w:bidi/>
-        <w:jc w:val="right"/>
-      </w:pPr>
-      <w:r>
-        <w:rPr>
-          <w:rtl/>
-          <w:cs/>
-        </w:rPr>
-        <w:t>21.1 Smoke test צד-Web (curl + python)</w:t>
+        <w:t>21. מפת הפרויקט (Project Map)</w:t>
       </w:r>
     </w:p>
     <w:p>
@@ -10265,53 +10251,7 @@
           <w:rtl/>
           <w:cs/>
         </w:rPr>
-        <w:t>_smoke.py מבצעת login → walk all 8 Owner pages → verify content matches expected needles. תוצאה:</w:t>
-      </w:r>
-    </w:p>
-    <w:p>
-      <w:pPr>
-        <w:shd w:val="clear" w:color="auto" w:fill="F2F2EE"/>
-        <w:jc w:val="left"/>
-      </w:pPr>
-      <w:r>
-        <w:rPr>
-          <w:rFonts w:ascii="Consolas" w:hAnsi="Consolas"/>
-          <w:color w:val="0B0B0F"/>
-          <w:sz w:val="18"/>
-        </w:rPr>
-        <w:t>OK   login page reachable</w:t>
-        <w:br/>
-        <w:t>OK   antiforgery token present</w:t>
-        <w:br/>
-        <w:t>OK   /Owner/Home — matched 2/2 needles</w:t>
-        <w:br/>
-        <w:t>OK   /Owner/Customers — matched 1/1 needles</w:t>
-        <w:br/>
-        <w:t>OK   /Owner/Projects — matched 1/1 needles</w:t>
-        <w:br/>
-        <w:t>OK   /Owner/Invoices — matched 1/1 needles</w:t>
-        <w:br/>
-        <w:t>OK   /Owner/Expenses — matched 2/2 needles</w:t>
-        <w:br/>
-        <w:t>OK   /Owner/Reports — matched 2/2 needles</w:t>
-        <w:br/>
-        <w:t>OK   /Owner/Users — matched 1/1 needles</w:t>
-        <w:br/>
-        <w:t>OK   /Notifications — matched 1/1 needles</w:t>
-        <w:br/>
-        <w:t>OK   /Notifications?handler=Count returns int — got 0</w:t>
-        <w:br/>
-        <w:t>OK   Sparkline JSON has labels+data — len=6</w:t>
-        <w:br/>
-        <w:t>OK   Stats JSON has unpaid counter</w:t>
-        <w:br/>
-        <w:t>OK   /Owner/Customers?handler=Csv — header: Id,BusinessName,...</w:t>
-        <w:br/>
-        <w:t>OK   /Owner/Expenses?handler=Csv — header: Id,Date,Category,...</w:t>
-        <w:br/>
-        <w:t>OK   Assignees JSON — keys=['assigned', 'available']</w:t>
-        <w:br/>
-        <w:t>OK   ForgotPassword page</w:t>
+        <w:t>הפרק הזה מציג את שלוש תמונות הזרימה של המערכת. הן נוצרות אוטומטית מ-_make_flows.py (PIL בלבד) כדי שהן יישארו תקפות ככל שהארכיטקטורה משתנה.</w:t>
       </w:r>
     </w:p>
     <w:p>
@@ -10325,76 +10265,7 @@
           <w:rtl/>
           <w:cs/>
         </w:rPr>
-        <w:t>21.2 Smoke test צד-WCF (SOAP envelope)</w:t>
-      </w:r>
-    </w:p>
-    <w:p>
-      <w:pPr>
-        <w:shd w:val="clear" w:color="auto" w:fill="F2F2EE"/>
-        <w:jc w:val="left"/>
-      </w:pPr>
-      <w:r>
-        <w:rPr>
-          <w:rFonts w:ascii="Consolas" w:hAnsi="Consolas"/>
-          <w:color w:val="0B0B0F"/>
-          <w:sz w:val="18"/>
-        </w:rPr>
-        <w:t>curl -X POST http://localhost:8733/.../Service1/ \</w:t>
-        <w:br/>
-        <w:t xml:space="preserve">  -H 'Content-Type: text/xml' \</w:t>
-        <w:br/>
-        <w:t xml:space="preserve">  -H 'SOAPAction: "http://tempuri.org/IService1/CheckUserExist"' \</w:t>
-        <w:br/>
-        <w:t xml:space="preserve">  --data @soap_request.xml</w:t>
-        <w:br/>
-        <w:br/>
-        <w:t># Response:</w:t>
-        <w:br/>
-        <w:t># &lt;s:Envelope ...&gt;&lt;s:Body&gt;</w:t>
-        <w:br/>
-        <w:t>#   &lt;CheckUserExistResponse xmlns="http://tempuri.org/"&gt;</w:t>
-        <w:br/>
-        <w:t>#     &lt;CheckUserExistResult&gt;true&lt;/CheckUserExistResult&gt;</w:t>
-        <w:br/>
-        <w:t>#   &lt;/CheckUserExistResponse&gt;</w:t>
-        <w:br/>
-        <w:t># &lt;/s:Body&gt;&lt;/s:Envelope&gt;</w:t>
-      </w:r>
-    </w:p>
-    <w:p>
-      <w:pPr>
-        <w:pStyle w:val="Heading2"/>
-        <w:bidi/>
-        <w:jc w:val="right"/>
-      </w:pPr>
-      <w:r>
-        <w:rPr>
-          <w:rtl/>
-          <w:cs/>
-        </w:rPr>
-        <w:t>21.3 בדיקה צד-WPF (UI Automation)</w:t>
-      </w:r>
-    </w:p>
-    <w:p>
-      <w:pPr>
-        <w:shd w:val="clear" w:color="auto" w:fill="F2F2EE"/>
-        <w:jc w:val="left"/>
-      </w:pPr>
-      <w:r>
-        <w:rPr>
-          <w:rFonts w:ascii="Consolas" w:hAnsi="Consolas"/>
-          <w:color w:val="0B0B0F"/>
-          <w:sz w:val="18"/>
-        </w:rPr>
-        <w:t>Add-Type -AssemblyName UIAutomationClient</w:t>
-        <w:br/>
-        <w:t>$root = [Windows.Automation.AutomationElement]::RootElement</w:t>
-        <w:br/>
-        <w:t>$cond = New-Object Windows.Automation.PropertyCondition(...)</w:t>
-        <w:br/>
-        <w:t>$win  = $root.FindFirst([Windows.Automation.TreeScope]::Children, $cond)</w:t>
-        <w:br/>
-        <w:t># מעבר על העץ ובדיקה שכל הקונטרולים שצריכים נמצאים</w:t>
+        <w:t>21.1 ארכיטקטורת המערכת — `arch-flow.png`</w:t>
       </w:r>
     </w:p>
     <w:p>
@@ -10408,12 +10279,12 @@
           <w:rtl/>
           <w:cs/>
         </w:rPr>
-        <w:t>עץ ה-UI מאשר שכל הדפים מציגים את הקונטרולים הצפויים: LogIn (USERNAME, PASSWORD, Sign in button), OwnerHome (4 stat cards, 6 quick actions, notification bell with badge), וכו׳.</w:t>
+        <w:t>תמונה זו מציגה את ערמת השכבות מקצה לקצה:</w:t>
       </w:r>
     </w:p>
     <w:p>
       <w:pPr>
-        <w:pStyle w:val="Heading2"/>
+        <w:pStyle w:val="ListBullet"/>
         <w:bidi/>
         <w:jc w:val="right"/>
       </w:pPr>
@@ -10422,824 +10293,392 @@
           <w:rtl/>
           <w:cs/>
         </w:rPr>
-        <w:t>21.4 בדיקות שלביות (manual)</w:t>
+        <w:t>שני לקוחות בקצה העליון: BManagedClient (WPF) עם 15 דפים, פרוקסי svcutil-generated BMsrv, ו-DispatcherTimer לפולינג. BManagedWeb (Razor) עם 18 דפים, פרוקסי hand-written bsrv, ו-setInterval לפולינג.</w:t>
       </w:r>
     </w:p>
-    <w:tbl>
-      <w:tblPr>
-        <w:tblStyle w:val="LightGrid-Accent1"/>
-        <w:tblW w:type="auto" w:w="0"/>
+    <w:p>
+      <w:pPr>
+        <w:pStyle w:val="ListBullet"/>
+        <w:bidi/>
         <w:jc w:val="right"/>
-        <w:tblLook w:firstColumn="1" w:firstRow="1" w:lastColumn="0" w:lastRow="0" w:noHBand="0" w:noVBand="1" w:val="04A0"/>
-        <w:bidiVisual/>
-      </w:tblPr>
-      <w:tblGrid>
-        <w:gridCol w:w="4802"/>
-        <w:gridCol w:w="4802"/>
-      </w:tblGrid>
-      <w:tr>
-        <w:tc>
-          <w:tcPr>
-            <w:tcW w:type="dxa" w:w="4802"/>
-          </w:tcPr>
-          <w:p>
-            <w:pPr>
-              <w:bidi/>
-              <w:jc w:val="right"/>
-            </w:pPr>
-            <w:r>
-              <w:rPr>
-                <w:rtl/>
-                <w:cs/>
-              </w:rPr>
-            </w:r>
-            <w:r>
-              <w:rPr>
-                <w:b/>
-                <w:rtl/>
-                <w:cs/>
-              </w:rPr>
-              <w:t>תרחיש</w:t>
-            </w:r>
-          </w:p>
-        </w:tc>
-        <w:tc>
-          <w:tcPr>
-            <w:tcW w:type="dxa" w:w="4802"/>
-          </w:tcPr>
-          <w:p>
-            <w:pPr>
-              <w:bidi/>
-              <w:jc w:val="right"/>
-            </w:pPr>
-            <w:r>
-              <w:rPr>
-                <w:rtl/>
-                <w:cs/>
-              </w:rPr>
-            </w:r>
-            <w:r>
-              <w:rPr>
-                <w:b/>
-                <w:rtl/>
-                <w:cs/>
-              </w:rPr>
-              <w:t>תוצאה</w:t>
-            </w:r>
-          </w:p>
-        </w:tc>
-      </w:tr>
-      <w:tr>
-        <w:tc>
-          <w:tcPr>
-            <w:tcW w:type="dxa" w:w="4802"/>
-          </w:tcPr>
-          <w:p>
-            <w:pPr>
-              <w:bidi/>
-              <w:jc w:val="right"/>
-            </w:pPr>
-            <w:r>
-              <w:rPr>
-                <w:rtl/>
-                <w:cs/>
-              </w:rPr>
-            </w:r>
-            <w:r>
-              <w:rPr>
-                <w:rtl/>
-                <w:cs/>
-              </w:rPr>
-              <w:t>כניסה כ-admin/admin1234</w:t>
-            </w:r>
-          </w:p>
-        </w:tc>
-        <w:tc>
-          <w:tcPr>
-            <w:tcW w:type="dxa" w:w="4802"/>
-          </w:tcPr>
-          <w:p>
-            <w:pPr>
-              <w:bidi/>
-              <w:jc w:val="right"/>
-            </w:pPr>
-            <w:r>
-              <w:rPr>
-                <w:rtl/>
-                <w:cs/>
-              </w:rPr>
-            </w:r>
-            <w:r>
-              <w:rPr>
-                <w:rtl/>
-                <w:cs/>
-              </w:rPr>
-              <w:t>OK — מועבר ל-OwnerHome</w:t>
-            </w:r>
-          </w:p>
-        </w:tc>
-      </w:tr>
-      <w:tr>
-        <w:tc>
-          <w:tcPr>
-            <w:tcW w:type="dxa" w:w="4802"/>
-          </w:tcPr>
-          <w:p>
-            <w:pPr>
-              <w:bidi/>
-              <w:jc w:val="right"/>
-            </w:pPr>
-            <w:r>
-              <w:rPr>
-                <w:rtl/>
-                <w:cs/>
-              </w:rPr>
-            </w:r>
-            <w:r>
-              <w:rPr>
-                <w:rtl/>
-                <w:cs/>
-              </w:rPr>
-              <w:t>כניסה כ-dana/admin1234</w:t>
-            </w:r>
-          </w:p>
-        </w:tc>
-        <w:tc>
-          <w:tcPr>
-            <w:tcW w:type="dxa" w:w="4802"/>
-          </w:tcPr>
-          <w:p>
-            <w:pPr>
-              <w:bidi/>
-              <w:jc w:val="right"/>
-            </w:pPr>
-            <w:r>
-              <w:rPr>
-                <w:rtl/>
-                <w:cs/>
-              </w:rPr>
-            </w:r>
-            <w:r>
-              <w:rPr>
-                <w:rtl/>
-                <w:cs/>
-              </w:rPr>
-              <w:t>OK — מועבר ל-EmployeeHome</w:t>
-            </w:r>
-          </w:p>
-        </w:tc>
-      </w:tr>
-      <w:tr>
-        <w:tc>
-          <w:tcPr>
-            <w:tcW w:type="dxa" w:w="4802"/>
-          </w:tcPr>
-          <w:p>
-            <w:pPr>
-              <w:bidi/>
-              <w:jc w:val="right"/>
-            </w:pPr>
-            <w:r>
-              <w:rPr>
-                <w:rtl/>
-                <w:cs/>
-              </w:rPr>
-            </w:r>
-            <w:r>
-              <w:rPr>
-                <w:rtl/>
-                <w:cs/>
-              </w:rPr>
-              <w:t>כניסה כ-acme/admin1234 (אחרי אישור)</w:t>
-            </w:r>
-          </w:p>
-        </w:tc>
-        <w:tc>
-          <w:tcPr>
-            <w:tcW w:type="dxa" w:w="4802"/>
-          </w:tcPr>
-          <w:p>
-            <w:pPr>
-              <w:bidi/>
-              <w:jc w:val="right"/>
-            </w:pPr>
-            <w:r>
-              <w:rPr>
-                <w:rtl/>
-                <w:cs/>
-              </w:rPr>
-            </w:r>
-            <w:r>
-              <w:rPr>
-                <w:rtl/>
-                <w:cs/>
-              </w:rPr>
-              <w:t>OK — מועבר ל-Client Portal</w:t>
-            </w:r>
-          </w:p>
-        </w:tc>
-      </w:tr>
-      <w:tr>
-        <w:tc>
-          <w:tcPr>
-            <w:tcW w:type="dxa" w:w="4802"/>
-          </w:tcPr>
-          <w:p>
-            <w:pPr>
-              <w:bidi/>
-              <w:jc w:val="right"/>
-            </w:pPr>
-            <w:r>
-              <w:rPr>
-                <w:rtl/>
-                <w:cs/>
-              </w:rPr>
-            </w:r>
-            <w:r>
-              <w:rPr>
-                <w:rtl/>
-                <w:cs/>
-              </w:rPr>
-              <w:t>כניסה עם סיסמה שגויה</w:t>
-            </w:r>
-          </w:p>
-        </w:tc>
-        <w:tc>
-          <w:tcPr>
-            <w:tcW w:type="dxa" w:w="4802"/>
-          </w:tcPr>
-          <w:p>
-            <w:pPr>
-              <w:bidi/>
-              <w:jc w:val="right"/>
-            </w:pPr>
-            <w:r>
-              <w:rPr>
-                <w:rtl/>
-                <w:cs/>
-              </w:rPr>
-            </w:r>
-            <w:r>
-              <w:rPr>
-                <w:rtl/>
-                <w:cs/>
-              </w:rPr>
-              <w:t>OK — שגיאה מוצגת</w:t>
-            </w:r>
-          </w:p>
-        </w:tc>
-      </w:tr>
-      <w:tr>
-        <w:tc>
-          <w:tcPr>
-            <w:tcW w:type="dxa" w:w="4802"/>
-          </w:tcPr>
-          <w:p>
-            <w:pPr>
-              <w:bidi/>
-              <w:jc w:val="right"/>
-            </w:pPr>
-            <w:r>
-              <w:rPr>
-                <w:rtl/>
-                <w:cs/>
-              </w:rPr>
-            </w:r>
-            <w:r>
-              <w:rPr>
-                <w:rtl/>
-                <w:cs/>
-              </w:rPr>
-              <w:t>הוספת לקוח חדש</w:t>
-            </w:r>
-          </w:p>
-        </w:tc>
-        <w:tc>
-          <w:tcPr>
-            <w:tcW w:type="dxa" w:w="4802"/>
-          </w:tcPr>
-          <w:p>
-            <w:pPr>
-              <w:bidi/>
-              <w:jc w:val="right"/>
-            </w:pPr>
-            <w:r>
-              <w:rPr>
-                <w:rtl/>
-                <w:cs/>
-              </w:rPr>
-            </w:r>
-            <w:r>
-              <w:rPr>
-                <w:rtl/>
-                <w:cs/>
-              </w:rPr>
-              <w:t>OK — מופיע ברשימה</w:t>
-            </w:r>
-          </w:p>
-        </w:tc>
-      </w:tr>
-      <w:tr>
-        <w:tc>
-          <w:tcPr>
-            <w:tcW w:type="dxa" w:w="4802"/>
-          </w:tcPr>
-          <w:p>
-            <w:pPr>
-              <w:bidi/>
-              <w:jc w:val="right"/>
-            </w:pPr>
-            <w:r>
-              <w:rPr>
-                <w:rtl/>
-                <w:cs/>
-              </w:rPr>
-            </w:r>
-            <w:r>
-              <w:rPr>
-                <w:rtl/>
-                <w:cs/>
-              </w:rPr>
-              <w:t>יצירת פרויקט חדש</w:t>
-            </w:r>
-          </w:p>
-        </w:tc>
-        <w:tc>
-          <w:tcPr>
-            <w:tcW w:type="dxa" w:w="4802"/>
-          </w:tcPr>
-          <w:p>
-            <w:pPr>
-              <w:bidi/>
-              <w:jc w:val="right"/>
-            </w:pPr>
-            <w:r>
-              <w:rPr>
-                <w:rtl/>
-                <w:cs/>
-              </w:rPr>
-            </w:r>
-            <w:r>
-              <w:rPr>
-                <w:rtl/>
-                <w:cs/>
-              </w:rPr>
-              <w:t>OK — מופיע ב-Projects</w:t>
-            </w:r>
-          </w:p>
-        </w:tc>
-      </w:tr>
-      <w:tr>
-        <w:tc>
-          <w:tcPr>
-            <w:tcW w:type="dxa" w:w="4802"/>
-          </w:tcPr>
-          <w:p>
-            <w:pPr>
-              <w:bidi/>
-              <w:jc w:val="right"/>
-            </w:pPr>
-            <w:r>
-              <w:rPr>
-                <w:rtl/>
-                <w:cs/>
-              </w:rPr>
-            </w:r>
-            <w:r>
-              <w:rPr>
-                <w:rtl/>
-                <w:cs/>
-              </w:rPr>
-              <w:t>הקצאת 3 עובדים לפרויקט</w:t>
-            </w:r>
-          </w:p>
-        </w:tc>
-        <w:tc>
-          <w:tcPr>
-            <w:tcW w:type="dxa" w:w="4802"/>
-          </w:tcPr>
-          <w:p>
-            <w:pPr>
-              <w:bidi/>
-              <w:jc w:val="right"/>
-            </w:pPr>
-            <w:r>
-              <w:rPr>
-                <w:rtl/>
-                <w:cs/>
-              </w:rPr>
-            </w:r>
-            <w:r>
-              <w:rPr>
-                <w:rtl/>
-                <w:cs/>
-              </w:rPr>
-              <w:t>OK — כולם מופיעים ברשימה</w:t>
-            </w:r>
-          </w:p>
-        </w:tc>
-      </w:tr>
-      <w:tr>
-        <w:tc>
-          <w:tcPr>
-            <w:tcW w:type="dxa" w:w="4802"/>
-          </w:tcPr>
-          <w:p>
-            <w:pPr>
-              <w:bidi/>
-              <w:jc w:val="right"/>
-            </w:pPr>
-            <w:r>
-              <w:rPr>
-                <w:rtl/>
-                <w:cs/>
-              </w:rPr>
-            </w:r>
-            <w:r>
-              <w:rPr>
-                <w:rtl/>
-                <w:cs/>
-              </w:rPr>
-              <w:t>יצירת חשבונית + 2 שורות</w:t>
-            </w:r>
-          </w:p>
-        </w:tc>
-        <w:tc>
-          <w:tcPr>
-            <w:tcW w:type="dxa" w:w="4802"/>
-          </w:tcPr>
-          <w:p>
-            <w:pPr>
-              <w:bidi/>
-              <w:jc w:val="right"/>
-            </w:pPr>
-            <w:r>
-              <w:rPr>
-                <w:rtl/>
-                <w:cs/>
-              </w:rPr>
-            </w:r>
-            <w:r>
-              <w:rPr>
-                <w:rtl/>
-                <w:cs/>
-              </w:rPr>
-              <w:t>OK — חישוב מע״מ אוטומטי</w:t>
-            </w:r>
-          </w:p>
-        </w:tc>
-      </w:tr>
-      <w:tr>
-        <w:tc>
-          <w:tcPr>
-            <w:tcW w:type="dxa" w:w="4802"/>
-          </w:tcPr>
-          <w:p>
-            <w:pPr>
-              <w:bidi/>
-              <w:jc w:val="right"/>
-            </w:pPr>
-            <w:r>
-              <w:rPr>
-                <w:rtl/>
-                <w:cs/>
-              </w:rPr>
-            </w:r>
-            <w:r>
-              <w:rPr>
-                <w:rtl/>
-                <w:cs/>
-              </w:rPr>
-              <w:t>הורדת PDF של חשבונית</w:t>
-            </w:r>
-          </w:p>
-        </w:tc>
-        <w:tc>
-          <w:tcPr>
-            <w:tcW w:type="dxa" w:w="4802"/>
-          </w:tcPr>
-          <w:p>
-            <w:pPr>
-              <w:bidi/>
-              <w:jc w:val="right"/>
-            </w:pPr>
-            <w:r>
-              <w:rPr>
-                <w:rtl/>
-                <w:cs/>
-              </w:rPr>
-            </w:r>
-            <w:r>
-              <w:rPr>
-                <w:rtl/>
-                <w:cs/>
-              </w:rPr>
-              <w:t>OK — נפתח ב-Acrobat</w:t>
-            </w:r>
-          </w:p>
-        </w:tc>
-      </w:tr>
-      <w:tr>
-        <w:tc>
-          <w:tcPr>
-            <w:tcW w:type="dxa" w:w="4802"/>
-          </w:tcPr>
-          <w:p>
-            <w:pPr>
-              <w:bidi/>
-              <w:jc w:val="right"/>
-            </w:pPr>
-            <w:r>
-              <w:rPr>
-                <w:rtl/>
-                <w:cs/>
-              </w:rPr>
-            </w:r>
-            <w:r>
-              <w:rPr>
-                <w:rtl/>
-                <w:cs/>
-              </w:rPr>
-              <w:t>דיווח הוצאה + Auto-VAT</w:t>
-            </w:r>
-          </w:p>
-        </w:tc>
-        <w:tc>
-          <w:tcPr>
-            <w:tcW w:type="dxa" w:w="4802"/>
-          </w:tcPr>
-          <w:p>
-            <w:pPr>
-              <w:bidi/>
-              <w:jc w:val="right"/>
-            </w:pPr>
-            <w:r>
-              <w:rPr>
-                <w:rtl/>
-                <w:cs/>
-              </w:rPr>
-            </w:r>
-            <w:r>
-              <w:rPr>
-                <w:rtl/>
-                <w:cs/>
-              </w:rPr>
-              <w:t>OK — מע״מ ממולא 17/117</w:t>
-            </w:r>
-          </w:p>
-        </w:tc>
-      </w:tr>
-      <w:tr>
-        <w:tc>
-          <w:tcPr>
-            <w:tcW w:type="dxa" w:w="4802"/>
-          </w:tcPr>
-          <w:p>
-            <w:pPr>
-              <w:bidi/>
-              <w:jc w:val="right"/>
-            </w:pPr>
-            <w:r>
-              <w:rPr>
-                <w:rtl/>
-                <w:cs/>
-              </w:rPr>
-            </w:r>
-            <w:r>
-              <w:rPr>
-                <w:rtl/>
-                <w:cs/>
-              </w:rPr>
-              <w:t>העלאת קבלה (PDF, 1.2 MB)</w:t>
-            </w:r>
-          </w:p>
-        </w:tc>
-        <w:tc>
-          <w:tcPr>
-            <w:tcW w:type="dxa" w:w="4802"/>
-          </w:tcPr>
-          <w:p>
-            <w:pPr>
-              <w:bidi/>
-              <w:jc w:val="right"/>
-            </w:pPr>
-            <w:r>
-              <w:rPr>
-                <w:rtl/>
-                <w:cs/>
-              </w:rPr>
-            </w:r>
-            <w:r>
-              <w:rPr>
-                <w:rtl/>
-                <w:cs/>
-              </w:rPr>
-              <w:t>OK — נשמרת ב-`/Receipts`</w:t>
-            </w:r>
-          </w:p>
-        </w:tc>
-      </w:tr>
-      <w:tr>
-        <w:tc>
-          <w:tcPr>
-            <w:tcW w:type="dxa" w:w="4802"/>
-          </w:tcPr>
-          <w:p>
-            <w:pPr>
-              <w:bidi/>
-              <w:jc w:val="right"/>
-            </w:pPr>
-            <w:r>
-              <w:rPr>
-                <w:rtl/>
-                <w:cs/>
-              </w:rPr>
-            </w:r>
-            <w:r>
-              <w:rPr>
-                <w:rtl/>
-                <w:cs/>
-              </w:rPr>
-              <w:t>Forgot password → Owner notif → Reset → reset1234 → Settings</w:t>
-            </w:r>
-          </w:p>
-        </w:tc>
-        <w:tc>
-          <w:tcPr>
-            <w:tcW w:type="dxa" w:w="4802"/>
-          </w:tcPr>
-          <w:p>
-            <w:pPr>
-              <w:bidi/>
-              <w:jc w:val="right"/>
-            </w:pPr>
-            <w:r>
-              <w:rPr>
-                <w:rtl/>
-                <w:cs/>
-              </w:rPr>
-            </w:r>
-            <w:r>
-              <w:rPr>
-                <w:rtl/>
-                <w:cs/>
-              </w:rPr>
-              <w:t>OK — תהליך שלם</w:t>
-            </w:r>
-          </w:p>
-        </w:tc>
-      </w:tr>
-      <w:tr>
-        <w:tc>
-          <w:tcPr>
-            <w:tcW w:type="dxa" w:w="4802"/>
-          </w:tcPr>
-          <w:p>
-            <w:pPr>
-              <w:bidi/>
-              <w:jc w:val="right"/>
-            </w:pPr>
-            <w:r>
-              <w:rPr>
-                <w:rtl/>
-                <w:cs/>
-              </w:rPr>
-            </w:r>
-            <w:r>
-              <w:rPr>
-                <w:rtl/>
-                <w:cs/>
-              </w:rPr>
-              <w:t>Mark VAT paid</w:t>
-            </w:r>
-          </w:p>
-        </w:tc>
-        <w:tc>
-          <w:tcPr>
-            <w:tcW w:type="dxa" w:w="4802"/>
-          </w:tcPr>
-          <w:p>
-            <w:pPr>
-              <w:bidi/>
-              <w:jc w:val="right"/>
-            </w:pPr>
-            <w:r>
-              <w:rPr>
-                <w:rtl/>
-                <w:cs/>
-              </w:rPr>
-            </w:r>
-            <w:r>
-              <w:rPr>
-                <w:rtl/>
-                <w:cs/>
-              </w:rPr>
-              <w:t>OK — הוצאה נרשמת לרשות המסים</w:t>
-            </w:r>
-          </w:p>
-        </w:tc>
-      </w:tr>
-      <w:tr>
-        <w:tc>
-          <w:tcPr>
-            <w:tcW w:type="dxa" w:w="4802"/>
-          </w:tcPr>
-          <w:p>
-            <w:pPr>
-              <w:bidi/>
-              <w:jc w:val="right"/>
-            </w:pPr>
-            <w:r>
-              <w:rPr>
-                <w:rtl/>
-                <w:cs/>
-              </w:rPr>
-            </w:r>
-            <w:r>
-              <w:rPr>
-                <w:rtl/>
-                <w:cs/>
-              </w:rPr>
-              <w:t>ייצוא CSV — Customers, Expenses, Reports</w:t>
-            </w:r>
-          </w:p>
-        </w:tc>
-        <w:tc>
-          <w:tcPr>
-            <w:tcW w:type="dxa" w:w="4802"/>
-          </w:tcPr>
-          <w:p>
-            <w:pPr>
-              <w:bidi/>
-              <w:jc w:val="right"/>
-            </w:pPr>
-            <w:r>
-              <w:rPr>
-                <w:rtl/>
-                <w:cs/>
-              </w:rPr>
-            </w:r>
-            <w:r>
-              <w:rPr>
-                <w:rtl/>
-                <w:cs/>
-              </w:rPr>
-              <w:t>OK</w:t>
-            </w:r>
-          </w:p>
-        </w:tc>
-      </w:tr>
-      <w:tr>
-        <w:tc>
-          <w:tcPr>
-            <w:tcW w:type="dxa" w:w="4802"/>
-          </w:tcPr>
-          <w:p>
-            <w:pPr>
-              <w:bidi/>
-              <w:jc w:val="right"/>
-            </w:pPr>
-            <w:r>
-              <w:rPr>
-                <w:rtl/>
-                <w:cs/>
-              </w:rPr>
-            </w:r>
-            <w:r>
-              <w:rPr>
-                <w:rtl/>
-                <w:cs/>
-              </w:rPr>
-              <w:t>Polling badge מתעדכן</w:t>
-            </w:r>
-          </w:p>
-        </w:tc>
-        <w:tc>
-          <w:tcPr>
-            <w:tcW w:type="dxa" w:w="4802"/>
-          </w:tcPr>
-          <w:p>
-            <w:pPr>
-              <w:bidi/>
-              <w:jc w:val="right"/>
-            </w:pPr>
-            <w:r>
-              <w:rPr>
-                <w:rtl/>
-                <w:cs/>
-              </w:rPr>
-            </w:r>
-            <w:r>
-              <w:rPr>
-                <w:rtl/>
-                <w:cs/>
-              </w:rPr>
-              <w:t>OK — תג אדום עם מספר התראות</w:t>
-            </w:r>
-          </w:p>
-        </w:tc>
-      </w:tr>
-    </w:tbl>
+      </w:pPr>
+      <w:r>
+        <w:rPr>
+          <w:rtl/>
+          <w:cs/>
+        </w:rPr>
+        <w:t>WCF Service1 במרכז — BasicHttpBinding על פורט 8733, חושף ~50 OperationContract.</w:t>
+      </w:r>
+    </w:p>
+    <w:p>
+      <w:pPr>
+        <w:pStyle w:val="ListBullet"/>
+        <w:bidi/>
+        <w:jc w:val="right"/>
+      </w:pPr>
+      <w:r>
+        <w:rPr>
+          <w:rtl/>
+          <w:cs/>
+        </w:rPr>
+        <w:t>BusinessLogic — PdfSharp + CurrencyConverter + VatCalculator + InvoiceNumberer.</w:t>
+      </w:r>
+    </w:p>
+    <w:p>
+      <w:pPr>
+        <w:pStyle w:val="ListBullet"/>
+        <w:bidi/>
+        <w:jc w:val="right"/>
+      </w:pPr>
+      <w:r>
+        <w:rPr>
+          <w:rtl/>
+          <w:cs/>
+        </w:rPr>
+        <w:t>ViewDB — שכבת BaseDB גנרית + 10 DBים ספציפיים לטבלה.</w:t>
+      </w:r>
+    </w:p>
+    <w:p>
+      <w:pPr>
+        <w:pStyle w:val="ListBullet"/>
+        <w:bidi/>
+        <w:jc w:val="right"/>
+      </w:pPr>
+      <w:r>
+        <w:rPr>
+          <w:rtl/>
+          <w:cs/>
+        </w:rPr>
+        <w:t>ProjectAssignmentDB — שכבת multi-assign עם EnsureSchema אוטומטי.</w:t>
+      </w:r>
+    </w:p>
+    <w:p>
+      <w:pPr>
+        <w:pStyle w:val="ListBullet"/>
+        <w:bidi/>
+        <w:jc w:val="right"/>
+      </w:pPr>
+      <w:r>
+        <w:rPr>
+          <w:rtl/>
+          <w:cs/>
+        </w:rPr>
+        <w:t>BManaged.accdb בתחתית — 13 טבלאות, נזרע עם admin/dana/acme + ILS↔USD.</w:t>
+      </w:r>
+    </w:p>
+    <w:p>
+      <w:pPr>
+        <w:bidi/>
+        <w:jc w:val="right"/>
+      </w:pPr>
+      <w:r>
+        <w:rPr>
+          <w:sz w:val="22"/>
+          <w:rtl/>
+          <w:cs/>
+        </w:rPr>
+        <w:t>חצים מסומנים: WCF SOAP בין הלקוחות לשרת, OleDb (parameterized) בין ה-DB לקובץ ה-Access.</w:t>
+      </w:r>
+    </w:p>
+    <w:p>
+      <w:pPr>
+        <w:jc w:val="center"/>
+      </w:pPr>
+      <w:r>
+        <w:drawing>
+          <wp:inline xmlns:a="http://schemas.openxmlformats.org/drawingml/2006/main" xmlns:pic="http://schemas.openxmlformats.org/drawingml/2006/picture">
+            <wp:extent cx="5943600" cy="3496235"/>
+            <wp:docPr id="1" name="Picture 1"/>
+            <wp:cNvGraphicFramePr>
+              <a:graphicFrameLocks noChangeAspect="1"/>
+            </wp:cNvGraphicFramePr>
+            <a:graphic>
+              <a:graphicData uri="http://schemas.openxmlformats.org/drawingml/2006/picture">
+                <pic:pic>
+                  <pic:nvPicPr>
+                    <pic:cNvPr id="0" name="arch-flow.png"/>
+                    <pic:cNvPicPr/>
+                  </pic:nvPicPr>
+                  <pic:blipFill>
+                    <a:blip r:embed="rId9"/>
+                    <a:stretch>
+                      <a:fillRect/>
+                    </a:stretch>
+                  </pic:blipFill>
+                  <pic:spPr>
+                    <a:xfrm>
+                      <a:off x="0" y="0"/>
+                      <a:ext cx="5943600" cy="3496235"/>
+                    </a:xfrm>
+                    <a:prstGeom prst="rect"/>
+                  </pic:spPr>
+                </pic:pic>
+              </a:graphicData>
+            </a:graphic>
+          </wp:inline>
+        </w:drawing>
+      </w:r>
+    </w:p>
+    <w:p>
+      <w:pPr>
+        <w:pStyle w:val="Heading2"/>
+        <w:bidi/>
+        <w:jc w:val="right"/>
+      </w:pPr>
+      <w:r>
+        <w:rPr>
+          <w:rtl/>
+          <w:cs/>
+        </w:rPr>
+        <w:t>21.2 זרימה ב-WPF — `wpf-flow.png`</w:t>
+      </w:r>
+    </w:p>
+    <w:p>
+      <w:pPr>
+        <w:bidi/>
+        <w:jc w:val="right"/>
+      </w:pPr>
+      <w:r>
+        <w:rPr>
+          <w:sz w:val="22"/>
+          <w:rtl/>
+          <w:cs/>
+        </w:rPr>
+        <w:t>מסך LogIn מנתב לאחת משלוש דשבורדים (OwnerHome, EmployeeHome, ClientHome) לפי שדה Role של המשתמש. כל דשבורד הוא רכזת לכ-8 דפי משנה. מצוין במפורש:</w:t>
+      </w:r>
+    </w:p>
+    <w:p>
+      <w:pPr>
+        <w:pStyle w:val="ListBullet"/>
+        <w:bidi/>
+        <w:jc w:val="right"/>
+      </w:pPr>
+      <w:r>
+        <w:rPr>
+          <w:rtl/>
+          <w:cs/>
+        </w:rPr>
+        <w:t>OwnerHome מנתב ל: Customers, Projects, Invoices, Expenses, Reports, ManageUsers, Settings, Notifications. DispatcherTimer רץ כל 15 שניות לרענון סטטיסטיקות + תג התראות.</w:t>
+      </w:r>
+    </w:p>
+    <w:p>
+      <w:pPr>
+        <w:pStyle w:val="ListBullet"/>
+        <w:bidi/>
+        <w:jc w:val="right"/>
+      </w:pPr>
+      <w:r>
+        <w:rPr>
+          <w:rtl/>
+          <w:cs/>
+        </w:rPr>
+        <w:t>EmployeeHome מנתב ל: EmployeeProjects (פאנל פירוט), Expenses (משלו בלבד), Settings, Notifications.</w:t>
+      </w:r>
+    </w:p>
+    <w:p>
+      <w:pPr>
+        <w:pStyle w:val="ListBullet"/>
+        <w:bidi/>
+        <w:jc w:val="right"/>
+      </w:pPr>
+      <w:r>
+        <w:rPr>
+          <w:rtl/>
+          <w:cs/>
+        </w:rPr>
+        <w:t>ClientHome מנתב ל: Settings, Logout. Polling כל 30 שניות.</w:t>
+      </w:r>
+    </w:p>
+    <w:p>
+      <w:pPr>
+        <w:pStyle w:val="ListBullet"/>
+        <w:bidi/>
+        <w:jc w:val="right"/>
+      </w:pPr>
+      <w:r>
+        <w:rPr>
+          <w:rtl/>
+          <w:cs/>
+        </w:rPr>
+        <w:t>SignUp ו-ForgotPassword נגישים מ-LogIn ישירות (ללא צורך באימות).</w:t>
+      </w:r>
+    </w:p>
+    <w:p>
+      <w:pPr>
+        <w:pStyle w:val="ListBullet"/>
+        <w:bidi/>
+        <w:jc w:val="right"/>
+      </w:pPr>
+      <w:r>
+        <w:rPr>
+          <w:rtl/>
+          <w:cs/>
+        </w:rPr>
+        <w:t>קישור צולב מיוחד: לחיצה כפולה על התראה מסוג ResetRequest בעמוד Notifications מנתבת ישירות ל-ManageUsers (חוסכת לבעלים אינטרקציה ידנית).</w:t>
+      </w:r>
+    </w:p>
+    <w:p>
+      <w:pPr>
+        <w:jc w:val="center"/>
+      </w:pPr>
+      <w:r>
+        <w:drawing>
+          <wp:inline xmlns:a="http://schemas.openxmlformats.org/drawingml/2006/main" xmlns:pic="http://schemas.openxmlformats.org/drawingml/2006/picture">
+            <wp:extent cx="5943600" cy="3496235"/>
+            <wp:docPr id="2" name="Picture 2"/>
+            <wp:cNvGraphicFramePr>
+              <a:graphicFrameLocks noChangeAspect="1"/>
+            </wp:cNvGraphicFramePr>
+            <a:graphic>
+              <a:graphicData uri="http://schemas.openxmlformats.org/drawingml/2006/picture">
+                <pic:pic>
+                  <pic:nvPicPr>
+                    <pic:cNvPr id="0" name="wpf-flow.png"/>
+                    <pic:cNvPicPr/>
+                  </pic:nvPicPr>
+                  <pic:blipFill>
+                    <a:blip r:embed="rId10"/>
+                    <a:stretch>
+                      <a:fillRect/>
+                    </a:stretch>
+                  </pic:blipFill>
+                  <pic:spPr>
+                    <a:xfrm>
+                      <a:off x="0" y="0"/>
+                      <a:ext cx="5943600" cy="3496235"/>
+                    </a:xfrm>
+                    <a:prstGeom prst="rect"/>
+                  </pic:spPr>
+                </pic:pic>
+              </a:graphicData>
+            </a:graphic>
+          </wp:inline>
+        </w:drawing>
+      </w:r>
+    </w:p>
+    <w:p>
+      <w:pPr>
+        <w:pStyle w:val="Heading2"/>
+        <w:bidi/>
+        <w:jc w:val="right"/>
+      </w:pPr>
+      <w:r>
+        <w:rPr>
+          <w:rtl/>
+          <w:cs/>
+        </w:rPr>
+        <w:t>21.3 זרימה ב-Web — `web-flow.png`</w:t>
+      </w:r>
+    </w:p>
+    <w:p>
+      <w:pPr>
+        <w:bidi/>
+        <w:jc w:val="right"/>
+      </w:pPr>
+      <w:r>
+        <w:rPr>
+          <w:sz w:val="22"/>
+          <w:rtl/>
+          <w:cs/>
+        </w:rPr>
+        <w:t>המבנה דומה ל-WPF אבל ללא Frame: ה-Razor page כל פעם הוא הדף השלם, וה-Session שומרת את ה-Role. כל דף בודק Session["Role"] ב-OnGet ומעביר ל-Login אם לא תואם.</w:t>
+      </w:r>
+    </w:p>
+    <w:p>
+      <w:pPr>
+        <w:pStyle w:val="ListBullet"/>
+        <w:bidi/>
+        <w:jc w:val="right"/>
+      </w:pPr>
+      <w:r>
+        <w:rPr>
+          <w:rtl/>
+          <w:cs/>
+        </w:rPr>
+        <w:t>Owner spokes עם 6 דפים: Customers (modal + CSV), Projects (multi-assign modal), Invoices (PDF), Expenses (Auto-VAT + העלאת קבלה + CSV), Reports (VAT pay button + Chart.js), Users.</w:t>
+      </w:r>
+    </w:p>
+    <w:p>
+      <w:pPr>
+        <w:pStyle w:val="ListBullet"/>
+        <w:bidi/>
+        <w:jc w:val="right"/>
+      </w:pPr>
+      <w:r>
+        <w:rPr>
+          <w:rtl/>
+          <w:cs/>
+        </w:rPr>
+        <w:t>Employee spokes: Projects + Expenses.</w:t>
+      </w:r>
+    </w:p>
+    <w:p>
+      <w:pPr>
+        <w:pStyle w:val="ListBullet"/>
+        <w:bidi/>
+        <w:jc w:val="right"/>
+      </w:pPr>
+      <w:r>
+        <w:rPr>
+          <w:rtl/>
+          <w:cs/>
+        </w:rPr>
+        <w:t>Client spokes: InvoiceView.</w:t>
+      </w:r>
+    </w:p>
+    <w:p>
+      <w:pPr>
+        <w:pStyle w:val="ListBullet"/>
+        <w:bidi/>
+        <w:jc w:val="right"/>
+      </w:pPr>
+      <w:r>
+        <w:rPr>
+          <w:rtl/>
+          <w:cs/>
+        </w:rPr>
+        <w:t>כללי: /Notifications עם תג חי שמתעדכן כל 30 שניות, /Lang?target=he למתג שפה.</w:t>
+      </w:r>
+    </w:p>
+    <w:p>
+      <w:pPr>
+        <w:jc w:val="center"/>
+      </w:pPr>
+      <w:r>
+        <w:drawing>
+          <wp:inline xmlns:a="http://schemas.openxmlformats.org/drawingml/2006/main" xmlns:pic="http://schemas.openxmlformats.org/drawingml/2006/picture">
+            <wp:extent cx="5943600" cy="3496235"/>
+            <wp:docPr id="3" name="Picture 3"/>
+            <wp:cNvGraphicFramePr>
+              <a:graphicFrameLocks noChangeAspect="1"/>
+            </wp:cNvGraphicFramePr>
+            <a:graphic>
+              <a:graphicData uri="http://schemas.openxmlformats.org/drawingml/2006/picture">
+                <pic:pic>
+                  <pic:nvPicPr>
+                    <pic:cNvPr id="0" name="web-flow.png"/>
+                    <pic:cNvPicPr/>
+                  </pic:nvPicPr>
+                  <pic:blipFill>
+                    <a:blip r:embed="rId11"/>
+                    <a:stretch>
+                      <a:fillRect/>
+                    </a:stretch>
+                  </pic:blipFill>
+                  <pic:spPr>
+                    <a:xfrm>
+                      <a:off x="0" y="0"/>
+                      <a:ext cx="5943600" cy="3496235"/>
+                    </a:xfrm>
+                    <a:prstGeom prst="rect"/>
+                  </pic:spPr>
+                </pic:pic>
+              </a:graphicData>
+            </a:graphic>
+          </wp:inline>
+        </w:drawing>
+      </w:r>
+    </w:p>
     <w:p>
       <w:pPr>
         <w:pStyle w:val="Heading1"/>
@@ -11783,7 +11222,21 @@
           <w:rtl/>
           <w:cs/>
         </w:rPr>
-        <w:t>_smoke.py, _smoke_roles.py — בדיקות smoke</w:t>
+        <w:t>_make_flows.py — מחדש את שלוש תמונות הזרימה (arch / wpf / web)</w:t>
+      </w:r>
+    </w:p>
+    <w:p>
+      <w:pPr>
+        <w:pStyle w:val="ListBullet"/>
+        <w:bidi/>
+        <w:jc w:val="right"/>
+      </w:pPr>
+      <w:r>
+        <w:rPr>
+          <w:rtl/>
+          <w:cs/>
+        </w:rPr>
+        <w:t>_md_to_docx_v6.py — בונה את הספר ל-DOCX עם RTL מלא</w:t>
       </w:r>
     </w:p>
     <w:p>

--- a/ספר_פרויקט_B_Managed_FINAL_v6b.docx
+++ b/ספר_פרויקט_B_Managed_FINAL_v6b.docx
@@ -743,6 +743,62 @@
           <w:cs/>
         </w:rPr>
         <w:t>נספחים — צילומי מסך, רשימת קבצים, ביבליוגרפיה</w:t>
+      </w:r>
+    </w:p>
+    <w:p>
+      <w:pPr>
+        <w:pStyle w:val="ListNumber"/>
+        <w:bidi/>
+        <w:jc w:val="right"/>
+      </w:pPr>
+      <w:r>
+        <w:rPr>
+          <w:rtl/>
+          <w:cs/>
+        </w:rPr>
+        <w:t>עדכון 2026 — מודל עוסק תקין (Patur / Murshe / Zair) ושינוי מע״מ ל-18%</w:t>
+      </w:r>
+    </w:p>
+    <w:p>
+      <w:pPr>
+        <w:pStyle w:val="ListNumber"/>
+        <w:bidi/>
+        <w:jc w:val="right"/>
+      </w:pPr>
+      <w:r>
+        <w:rPr>
+          <w:rtl/>
+          <w:cs/>
+        </w:rPr>
+        <w:t>הלוואות עסקיות וקרנות (קרן) — מעקב חוב ויחס חוב להכנסה</w:t>
+      </w:r>
+    </w:p>
+    <w:p>
+      <w:pPr>
+        <w:pStyle w:val="ListNumber"/>
+        <w:bidi/>
+        <w:jc w:val="right"/>
+      </w:pPr>
+      <w:r>
+        <w:rPr>
+          <w:rtl/>
+          <w:cs/>
+        </w:rPr>
+        <w:t>דשבורד אנליטיקה מתקדם — Receivables Aging, Payment Lag, Concentration, Runway</w:t>
+      </w:r>
+    </w:p>
+    <w:p>
+      <w:pPr>
+        <w:pStyle w:val="ListNumber"/>
+        <w:bidi/>
+        <w:jc w:val="right"/>
+      </w:pPr>
+      <w:r>
+        <w:rPr>
+          <w:rtl/>
+          <w:cs/>
+        </w:rPr>
+        <w:t>שיפורי חוויית משתמש (UX) — Login Spinner, ולידציות הרשמה, הרשמת עובד/בעלים ב-WPF, חוזה→חשבונית→הושלם</w:t>
       </w:r>
     </w:p>
     <w:p>
@@ -11423,6 +11479,20 @@
     </w:p>
     <w:p>
       <w:pPr>
+        <w:pStyle w:val="Heading1"/>
+        <w:bidi/>
+        <w:jc w:val="right"/>
+      </w:pPr>
+      <w:r>
+        <w:rPr>
+          <w:rtl/>
+          <w:cs/>
+        </w:rPr>
+        <w:t>24. עדכון 2026 — מודל עוסק תקין (Patur / Murshe / Zair) ושינוי מע״מ ל-18%</w:t>
+      </w:r>
+    </w:p>
+    <w:p>
+      <w:pPr>
         <w:bidi/>
         <w:jc w:val="right"/>
       </w:pPr>
@@ -11432,7 +11502,4444 @@
           <w:rtl/>
           <w:cs/>
         </w:rPr>
-        <w:t>סוף הספר. סך הכל ~50 פעולות WCF, 13 טבלאות, 33 דפי UI (15 WPF + 18 Web), 4 דו״חות, 2 לקוחות, 2 שפות, 2 מטבעות.</w:t>
+        <w:t>פרק זה מתעד שיפור גדול שבוצע במאי 2026 לאחר חקר חוזר של דיני המס הישראליים העדכניים. הגרסה הקודמת של B-Managed הניחה כמה הנחות שגויות: מע״מ של 17%, התייחסות לעוסק זעיר כסוג עוסק נפרד, וכלל ניכוי חוצה של 30% שלא קיים בפועל. עדכון זה מיישר את המערכת עם הכללים הנכונים של 2025–2026.</w:t>
+      </w:r>
+    </w:p>
+    <w:p>
+      <w:pPr>
+        <w:pStyle w:val="Heading2"/>
+        <w:bidi/>
+        <w:jc w:val="right"/>
+      </w:pPr>
+      <w:r>
+        <w:rPr>
+          <w:rtl/>
+          <w:cs/>
+        </w:rPr>
+        <w:t>24.1 מצב חוקי — המציאות הישראלית בשנת 2026</w:t>
+      </w:r>
+    </w:p>
+    <w:tbl>
+      <w:tblPr>
+        <w:tblStyle w:val="LightGrid-Accent1"/>
+        <w:tblW w:type="auto" w:w="0"/>
+        <w:jc w:val="right"/>
+        <w:tblLook w:firstColumn="1" w:firstRow="1" w:lastColumn="0" w:lastRow="0" w:noHBand="0" w:noVBand="1" w:val="04A0"/>
+        <w:bidiVisual/>
+      </w:tblPr>
+      <w:tblGrid>
+        <w:gridCol w:w="1921"/>
+        <w:gridCol w:w="1921"/>
+        <w:gridCol w:w="1921"/>
+        <w:gridCol w:w="1921"/>
+        <w:gridCol w:w="1921"/>
+      </w:tblGrid>
+      <w:tr>
+        <w:tc>
+          <w:tcPr>
+            <w:tcW w:type="dxa" w:w="1921"/>
+          </w:tcPr>
+          <w:p>
+            <w:pPr>
+              <w:bidi/>
+              <w:jc w:val="right"/>
+            </w:pPr>
+            <w:r>
+              <w:rPr>
+                <w:rtl/>
+                <w:cs/>
+              </w:rPr>
+            </w:r>
+            <w:r>
+              <w:rPr>
+                <w:b/>
+                <w:rtl/>
+                <w:cs/>
+              </w:rPr>
+              <w:t>מעמד</w:t>
+            </w:r>
+          </w:p>
+        </w:tc>
+        <w:tc>
+          <w:tcPr>
+            <w:tcW w:type="dxa" w:w="1921"/>
+          </w:tcPr>
+          <w:p>
+            <w:pPr>
+              <w:bidi/>
+              <w:jc w:val="right"/>
+            </w:pPr>
+            <w:r>
+              <w:rPr>
+                <w:rtl/>
+                <w:cs/>
+              </w:rPr>
+            </w:r>
+            <w:r>
+              <w:rPr>
+                <w:b/>
+                <w:rtl/>
+                <w:cs/>
+              </w:rPr>
+              <w:t>סוג מעמד</w:t>
+            </w:r>
+          </w:p>
+        </w:tc>
+        <w:tc>
+          <w:tcPr>
+            <w:tcW w:type="dxa" w:w="1921"/>
+          </w:tcPr>
+          <w:p>
+            <w:pPr>
+              <w:bidi/>
+              <w:jc w:val="right"/>
+            </w:pPr>
+            <w:r>
+              <w:rPr>
+                <w:rtl/>
+                <w:cs/>
+              </w:rPr>
+            </w:r>
+            <w:r>
+              <w:rPr>
+                <w:b/>
+                <w:rtl/>
+                <w:cs/>
+              </w:rPr>
+              <w:t>מע״מ</w:t>
+            </w:r>
+          </w:p>
+        </w:tc>
+        <w:tc>
+          <w:tcPr>
+            <w:tcW w:type="dxa" w:w="1921"/>
+          </w:tcPr>
+          <w:p>
+            <w:pPr>
+              <w:bidi/>
+              <w:jc w:val="right"/>
+            </w:pPr>
+            <w:r>
+              <w:rPr>
+                <w:rtl/>
+                <w:cs/>
+              </w:rPr>
+            </w:r>
+            <w:r>
+              <w:rPr>
+                <w:b/>
+                <w:rtl/>
+                <w:cs/>
+              </w:rPr>
+              <w:t>מס הכנסה</w:t>
+            </w:r>
+          </w:p>
+        </w:tc>
+        <w:tc>
+          <w:tcPr>
+            <w:tcW w:type="dxa" w:w="1921"/>
+          </w:tcPr>
+          <w:p>
+            <w:pPr>
+              <w:bidi/>
+              <w:jc w:val="right"/>
+            </w:pPr>
+            <w:r>
+              <w:rPr>
+                <w:rtl/>
+                <w:cs/>
+              </w:rPr>
+            </w:r>
+            <w:r>
+              <w:rPr>
+                <w:b/>
+                <w:rtl/>
+                <w:cs/>
+              </w:rPr>
+              <w:t>תקרה שנתית</w:t>
+            </w:r>
+          </w:p>
+        </w:tc>
+      </w:tr>
+      <w:tr>
+        <w:tc>
+          <w:tcPr>
+            <w:tcW w:type="dxa" w:w="1921"/>
+          </w:tcPr>
+          <w:p>
+            <w:pPr>
+              <w:bidi/>
+              <w:jc w:val="right"/>
+            </w:pPr>
+            <w:r>
+              <w:rPr>
+                <w:rtl/>
+                <w:cs/>
+              </w:rPr>
+            </w:r>
+            <w:r>
+              <w:rPr>
+                <w:rtl/>
+                <w:cs/>
+              </w:rPr>
+              <w:t>**עוסק פטור**</w:t>
+            </w:r>
+          </w:p>
+        </w:tc>
+        <w:tc>
+          <w:tcPr>
+            <w:tcW w:type="dxa" w:w="1921"/>
+          </w:tcPr>
+          <w:p>
+            <w:pPr>
+              <w:bidi/>
+              <w:jc w:val="right"/>
+            </w:pPr>
+            <w:r>
+              <w:rPr>
+                <w:rtl/>
+                <w:cs/>
+              </w:rPr>
+            </w:r>
+            <w:r>
+              <w:rPr>
+                <w:rtl/>
+                <w:cs/>
+              </w:rPr>
+              <w:t>רישום מע״מ</w:t>
+            </w:r>
+          </w:p>
+        </w:tc>
+        <w:tc>
+          <w:tcPr>
+            <w:tcW w:type="dxa" w:w="1921"/>
+          </w:tcPr>
+          <w:p>
+            <w:pPr>
+              <w:bidi/>
+              <w:jc w:val="right"/>
+            </w:pPr>
+            <w:r>
+              <w:rPr>
+                <w:rtl/>
+                <w:cs/>
+              </w:rPr>
+            </w:r>
+            <w:r>
+              <w:rPr>
+                <w:rtl/>
+                <w:cs/>
+              </w:rPr>
+              <w:t>0% (אינו גובה ואינו מקזז)</w:t>
+            </w:r>
+          </w:p>
+        </w:tc>
+        <w:tc>
+          <w:tcPr>
+            <w:tcW w:type="dxa" w:w="1921"/>
+          </w:tcPr>
+          <w:p>
+            <w:pPr>
+              <w:bidi/>
+              <w:jc w:val="right"/>
+            </w:pPr>
+            <w:r>
+              <w:rPr>
+                <w:rtl/>
+                <w:cs/>
+              </w:rPr>
+            </w:r>
+            <w:r>
+              <w:rPr>
+                <w:rtl/>
+                <w:cs/>
+              </w:rPr>
+              <w:t>רגיל — הכנסה פחות הוצאות → מדרגות מס</w:t>
+            </w:r>
+          </w:p>
+        </w:tc>
+        <w:tc>
+          <w:tcPr>
+            <w:tcW w:type="dxa" w:w="1921"/>
+          </w:tcPr>
+          <w:p>
+            <w:pPr>
+              <w:bidi/>
+              <w:jc w:val="right"/>
+            </w:pPr>
+            <w:r>
+              <w:rPr>
+                <w:rtl/>
+                <w:cs/>
+              </w:rPr>
+            </w:r>
+            <w:r>
+              <w:rPr>
+                <w:rtl/>
+                <w:cs/>
+              </w:rPr>
+              <w:t>~120,000 ₪</w:t>
+            </w:r>
+          </w:p>
+        </w:tc>
+      </w:tr>
+      <w:tr>
+        <w:tc>
+          <w:tcPr>
+            <w:tcW w:type="dxa" w:w="1921"/>
+          </w:tcPr>
+          <w:p>
+            <w:pPr>
+              <w:bidi/>
+              <w:jc w:val="right"/>
+            </w:pPr>
+            <w:r>
+              <w:rPr>
+                <w:rtl/>
+                <w:cs/>
+              </w:rPr>
+            </w:r>
+            <w:r>
+              <w:rPr>
+                <w:rtl/>
+                <w:cs/>
+              </w:rPr>
+              <w:t>**עוסק מורשה**</w:t>
+            </w:r>
+          </w:p>
+        </w:tc>
+        <w:tc>
+          <w:tcPr>
+            <w:tcW w:type="dxa" w:w="1921"/>
+          </w:tcPr>
+          <w:p>
+            <w:pPr>
+              <w:bidi/>
+              <w:jc w:val="right"/>
+            </w:pPr>
+            <w:r>
+              <w:rPr>
+                <w:rtl/>
+                <w:cs/>
+              </w:rPr>
+            </w:r>
+            <w:r>
+              <w:rPr>
+                <w:rtl/>
+                <w:cs/>
+              </w:rPr>
+              <w:t>רישום מע״מ</w:t>
+            </w:r>
+          </w:p>
+        </w:tc>
+        <w:tc>
+          <w:tcPr>
+            <w:tcW w:type="dxa" w:w="1921"/>
+          </w:tcPr>
+          <w:p>
+            <w:pPr>
+              <w:bidi/>
+              <w:jc w:val="right"/>
+            </w:pPr>
+            <w:r>
+              <w:rPr>
+                <w:rtl/>
+                <w:cs/>
+              </w:rPr>
+            </w:r>
+            <w:r>
+              <w:rPr>
+                <w:rtl/>
+                <w:cs/>
+              </w:rPr>
+              <w:t>18% (גובה ומקזז)</w:t>
+            </w:r>
+          </w:p>
+        </w:tc>
+        <w:tc>
+          <w:tcPr>
+            <w:tcW w:type="dxa" w:w="1921"/>
+          </w:tcPr>
+          <w:p>
+            <w:pPr>
+              <w:bidi/>
+              <w:jc w:val="right"/>
+            </w:pPr>
+            <w:r>
+              <w:rPr>
+                <w:rtl/>
+                <w:cs/>
+              </w:rPr>
+            </w:r>
+            <w:r>
+              <w:rPr>
+                <w:rtl/>
+                <w:cs/>
+              </w:rPr>
+              <w:t>רגיל — הכנסה פחות הוצאות → מדרגות מס</w:t>
+            </w:r>
+          </w:p>
+        </w:tc>
+        <w:tc>
+          <w:tcPr>
+            <w:tcW w:type="dxa" w:w="1921"/>
+          </w:tcPr>
+          <w:p>
+            <w:pPr>
+              <w:bidi/>
+              <w:jc w:val="right"/>
+            </w:pPr>
+            <w:r>
+              <w:rPr>
+                <w:rtl/>
+                <w:cs/>
+              </w:rPr>
+            </w:r>
+            <w:r>
+              <w:rPr>
+                <w:rtl/>
+                <w:cs/>
+              </w:rPr>
+              <w:t>ללא תקרה</w:t>
+            </w:r>
+          </w:p>
+        </w:tc>
+      </w:tr>
+      <w:tr>
+        <w:tc>
+          <w:tcPr>
+            <w:tcW w:type="dxa" w:w="1921"/>
+          </w:tcPr>
+          <w:p>
+            <w:pPr>
+              <w:bidi/>
+              <w:jc w:val="right"/>
+            </w:pPr>
+            <w:r>
+              <w:rPr>
+                <w:rtl/>
+                <w:cs/>
+              </w:rPr>
+            </w:r>
+            <w:r>
+              <w:rPr>
+                <w:rtl/>
+                <w:cs/>
+              </w:rPr>
+              <w:t>**עוסק זעיר**</w:t>
+            </w:r>
+          </w:p>
+        </w:tc>
+        <w:tc>
+          <w:tcPr>
+            <w:tcW w:type="dxa" w:w="1921"/>
+          </w:tcPr>
+          <w:p>
+            <w:pPr>
+              <w:bidi/>
+              <w:jc w:val="right"/>
+            </w:pPr>
+            <w:r>
+              <w:rPr>
+                <w:rtl/>
+                <w:cs/>
+              </w:rPr>
+            </w:r>
+            <w:r>
+              <w:rPr>
+                <w:rtl/>
+                <w:cs/>
+              </w:rPr>
+              <w:t>מעמד **במס הכנסה בלבד** (אופציונלי)</w:t>
+            </w:r>
+          </w:p>
+        </w:tc>
+        <w:tc>
+          <w:tcPr>
+            <w:tcW w:type="dxa" w:w="1921"/>
+          </w:tcPr>
+          <w:p>
+            <w:pPr>
+              <w:bidi/>
+              <w:jc w:val="right"/>
+            </w:pPr>
+            <w:r>
+              <w:rPr>
+                <w:rtl/>
+                <w:cs/>
+              </w:rPr>
+            </w:r>
+            <w:r>
+              <w:rPr>
+                <w:rtl/>
+                <w:cs/>
+              </w:rPr>
+              <w:t>אינו משנה — נשאר Patur או Murshe</w:t>
+            </w:r>
+          </w:p>
+        </w:tc>
+        <w:tc>
+          <w:tcPr>
+            <w:tcW w:type="dxa" w:w="1921"/>
+          </w:tcPr>
+          <w:p>
+            <w:pPr>
+              <w:bidi/>
+              <w:jc w:val="right"/>
+            </w:pPr>
+            <w:r>
+              <w:rPr>
+                <w:rtl/>
+                <w:cs/>
+              </w:rPr>
+            </w:r>
+            <w:r>
+              <w:rPr>
+                <w:rtl/>
+                <w:cs/>
+              </w:rPr>
+              <w:t>מסלול מקוצר: 70% מהמחזור הוא בסיס המס (ניכוי הוצאות אוטומטי 30%)</w:t>
+            </w:r>
+          </w:p>
+        </w:tc>
+        <w:tc>
+          <w:tcPr>
+            <w:tcW w:type="dxa" w:w="1921"/>
+          </w:tcPr>
+          <w:p>
+            <w:pPr>
+              <w:bidi/>
+              <w:jc w:val="right"/>
+            </w:pPr>
+            <w:r>
+              <w:rPr>
+                <w:rtl/>
+                <w:cs/>
+              </w:rPr>
+            </w:r>
+            <w:r>
+              <w:rPr>
+                <w:rtl/>
+                <w:cs/>
+              </w:rPr>
+              <w:t>~122,833 ₪</w:t>
+            </w:r>
+          </w:p>
+        </w:tc>
+      </w:tr>
+      <w:tr>
+        <w:tc>
+          <w:tcPr>
+            <w:tcW w:type="dxa" w:w="1921"/>
+          </w:tcPr>
+          <w:p>
+            <w:pPr>
+              <w:bidi/>
+              <w:jc w:val="right"/>
+            </w:pPr>
+            <w:r>
+              <w:rPr>
+                <w:rtl/>
+                <w:cs/>
+              </w:rPr>
+            </w:r>
+            <w:r>
+              <w:rPr>
+                <w:rtl/>
+                <w:cs/>
+              </w:rPr>
+              <w:t>**יחיד** (פרטי)</w:t>
+            </w:r>
+          </w:p>
+        </w:tc>
+        <w:tc>
+          <w:tcPr>
+            <w:tcW w:type="dxa" w:w="1921"/>
+          </w:tcPr>
+          <w:p>
+            <w:pPr>
+              <w:bidi/>
+              <w:jc w:val="right"/>
+            </w:pPr>
+            <w:r>
+              <w:rPr>
+                <w:rtl/>
+                <w:cs/>
+              </w:rPr>
+            </w:r>
+            <w:r>
+              <w:rPr>
+                <w:rtl/>
+                <w:cs/>
+              </w:rPr>
+              <w:t>אין רישום מע״מ</w:t>
+            </w:r>
+          </w:p>
+        </w:tc>
+        <w:tc>
+          <w:tcPr>
+            <w:tcW w:type="dxa" w:w="1921"/>
+          </w:tcPr>
+          <w:p>
+            <w:pPr>
+              <w:bidi/>
+              <w:jc w:val="right"/>
+            </w:pPr>
+            <w:r>
+              <w:rPr>
+                <w:rtl/>
+                <w:cs/>
+              </w:rPr>
+            </w:r>
+            <w:r>
+              <w:rPr>
+                <w:rtl/>
+                <w:cs/>
+              </w:rPr>
+              <w:t>אין דיווח</w:t>
+            </w:r>
+          </w:p>
+        </w:tc>
+        <w:tc>
+          <w:tcPr>
+            <w:tcW w:type="dxa" w:w="1921"/>
+          </w:tcPr>
+          <w:p>
+            <w:pPr>
+              <w:bidi/>
+              <w:jc w:val="right"/>
+            </w:pPr>
+            <w:r>
+              <w:rPr>
+                <w:rtl/>
+                <w:cs/>
+              </w:rPr>
+            </w:r>
+            <w:r>
+              <w:rPr>
+                <w:rtl/>
+                <w:cs/>
+              </w:rPr>
+              <w:t>רגיל</w:t>
+            </w:r>
+          </w:p>
+        </w:tc>
+        <w:tc>
+          <w:tcPr>
+            <w:tcW w:type="dxa" w:w="1921"/>
+          </w:tcPr>
+          <w:p>
+            <w:pPr>
+              <w:bidi/>
+              <w:jc w:val="right"/>
+            </w:pPr>
+            <w:r>
+              <w:rPr>
+                <w:rtl/>
+                <w:cs/>
+              </w:rPr>
+            </w:r>
+            <w:r>
+              <w:rPr>
+                <w:rtl/>
+                <w:cs/>
+              </w:rPr>
+              <w:t>—</w:t>
+            </w:r>
+          </w:p>
+        </w:tc>
+      </w:tr>
+    </w:tbl>
+    <w:p>
+      <w:pPr>
+        <w:bidi/>
+        <w:jc w:val="right"/>
+      </w:pPr>
+      <w:r>
+        <w:rPr>
+          <w:sz w:val="22"/>
+          <w:rtl/>
+          <w:cs/>
+        </w:rPr>
+        <w:t>שינוי חשוב לעומת הגרסה הקודמת: מע״מ ישראלי עלה מ-17% ל-18% בינואר 2025. כל הקבועים ב-VatCalculator.DefaultRate, Invoice.VatRate, חישובי 17/117 בתשובת מע״מ אוטומטית, וטקסטים בממשקים — עודכנו ל-18 ו-18/118.</w:t>
+      </w:r>
+    </w:p>
+    <w:p>
+      <w:pPr>
+        <w:bidi/>
+        <w:jc w:val="right"/>
+      </w:pPr>
+      <w:r>
+        <w:rPr>
+          <w:sz w:val="22"/>
+          <w:rtl/>
+          <w:cs/>
+        </w:rPr>
+        <w:t>עוסק זעיר אינו סוג עוסק. הוא מעמד במס הכנסה שאפשר לבחור מעליו: עוסק פטור יכול להיות גם זעיר, ועוסק מורשה יכול להיות גם זעיר. לכן במערכת מודלנו אותו כדגל בוליאני נפרד (IsZair) ולא כערך נוסף ב-BusinessType.</w:t>
+      </w:r>
+    </w:p>
+    <w:p>
+      <w:pPr>
+        <w:pStyle w:val="Heading2"/>
+        <w:bidi/>
+        <w:jc w:val="right"/>
+      </w:pPr>
+      <w:r>
+        <w:rPr>
+          <w:rtl/>
+          <w:cs/>
+        </w:rPr>
+        <w:t>24.2 שינויים במודל ובסכמה</w:t>
+      </w:r>
+    </w:p>
+    <w:p>
+      <w:pPr>
+        <w:bidi/>
+        <w:jc w:val="right"/>
+      </w:pPr>
+      <w:r>
+        <w:rPr>
+          <w:sz w:val="22"/>
+          <w:rtl/>
+          <w:cs/>
+        </w:rPr>
+        <w:t>WcfServiceLibrary1/Model/User.cs:24-40 — שדה חדש:</w:t>
+      </w:r>
+    </w:p>
+    <w:p>
+      <w:pPr>
+        <w:shd w:val="clear" w:color="auto" w:fill="F2F2EE"/>
+        <w:jc w:val="left"/>
+      </w:pPr>
+      <w:r>
+        <w:rPr>
+          <w:rFonts w:ascii="Consolas" w:hAnsi="Consolas"/>
+          <w:color w:val="0B0B0F"/>
+          <w:sz w:val="18"/>
+        </w:rPr>
+        <w:t>[DataMember] public string BusinessType { get; set; } = "Individual";</w:t>
+        <w:br/>
+        <w:t>// "Patur" | "Murshe" | "Individual" — סוג רישום מע״מ</w:t>
+        <w:br/>
+        <w:t>[DataMember] public bool   IsZair { get; set; } = false;</w:t>
+        <w:br/>
+        <w:t>// אופציונלי, אינו תלוי ב-BusinessType</w:t>
+      </w:r>
+    </w:p>
+    <w:p>
+      <w:pPr>
+        <w:bidi/>
+        <w:jc w:val="right"/>
+      </w:pPr>
+      <w:r>
+        <w:rPr>
+          <w:sz w:val="22"/>
+          <w:rtl/>
+          <w:cs/>
+        </w:rPr>
+        <w:t>WcfServiceLibrary1/ViewDB/UserDB.cs:39-90 — מיגרציית סכמה אוטומטית בעת התחלת השרת:</w:t>
+      </w:r>
+    </w:p>
+    <w:p>
+      <w:pPr>
+        <w:shd w:val="clear" w:color="auto" w:fill="F2F2EE"/>
+        <w:jc w:val="left"/>
+      </w:pPr>
+      <w:r>
+        <w:rPr>
+          <w:rFonts w:ascii="Consolas" w:hAnsi="Consolas"/>
+          <w:color w:val="0B0B0F"/>
+          <w:sz w:val="18"/>
+        </w:rPr>
+        <w:t>private void EnsureSchema()</w:t>
+        <w:br/>
+        <w:t>{</w:t>
+        <w:br/>
+        <w:t xml:space="preserve">    AddColumnIfMissing("[businessType] TEXT(30)");</w:t>
+        <w:br/>
+        <w:t xml:space="preserve">    AddColumnIfMissing("[isZair] BIT");</w:t>
+        <w:br/>
+        <w:t xml:space="preserve">    MigrateLegacyZair();</w:t>
+        <w:br/>
+        <w:t>}</w:t>
+        <w:br/>
+        <w:br/>
+        <w:t>// העברת רשומות ישנות עם businessType='Zair' → Patur+IsZair=true</w:t>
+        <w:br/>
+        <w:t>private void MigrateLegacyZair()</w:t>
+        <w:br/>
+        <w:t>{</w:t>
+        <w:br/>
+        <w:t xml:space="preserve">    using (var cmd = new OleDbCommand(</w:t>
+        <w:br/>
+        <w:t xml:space="preserve">        "UPDATE [Users] SET [businessType]='Patur', [isZair]=? WHERE [businessType]='Zair'", conn))</w:t>
+        <w:br/>
+        <w:t xml:space="preserve">    { /* ... */ }</w:t>
+        <w:br/>
+        <w:t>}</w:t>
+      </w:r>
+    </w:p>
+    <w:p>
+      <w:pPr>
+        <w:pStyle w:val="Heading2"/>
+        <w:bidi/>
+        <w:jc w:val="right"/>
+      </w:pPr>
+      <w:r>
+        <w:rPr>
+          <w:rtl/>
+          <w:cs/>
+        </w:rPr>
+        <w:t>24.3 חישוב מס הכנסה — לוגיקה לפי IsZair</w:t>
+      </w:r>
+    </w:p>
+    <w:p>
+      <w:pPr>
+        <w:bidi/>
+        <w:jc w:val="right"/>
+      </w:pPr>
+      <w:r>
+        <w:rPr>
+          <w:sz w:val="22"/>
+          <w:rtl/>
+          <w:cs/>
+        </w:rPr>
+        <w:t>BManagedWeb/BManagedWeb/Pages/Owner/Reports.cshtml.cs:90-95:</w:t>
+      </w:r>
+    </w:p>
+    <w:p>
+      <w:pPr>
+        <w:shd w:val="clear" w:color="auto" w:fill="F2F2EE"/>
+        <w:jc w:val="left"/>
+      </w:pPr>
+      <w:r>
+        <w:rPr>
+          <w:rFonts w:ascii="Consolas" w:hAnsi="Consolas"/>
+          <w:color w:val="0B0B0F"/>
+          <w:sz w:val="18"/>
+        </w:rPr>
+        <w:t>if (IsZair &amp;&amp; YearPl.Income &lt;= ZairThreshold)</w:t>
+        <w:br/>
+        <w:t xml:space="preserve">    TaxableProfit = Math.Round(YearPl.Income * 0.70m, 2);   // 70% מהמחזור</w:t>
+        <w:br/>
+        <w:t>else</w:t>
+        <w:br/>
+        <w:t xml:space="preserve">    TaxableProfit = YearPl.Profit;                          // הכנסה פחות הוצאות</w:t>
+      </w:r>
+    </w:p>
+    <w:p>
+      <w:pPr>
+        <w:bidi/>
+        <w:jc w:val="right"/>
+      </w:pPr>
+      <w:r>
+        <w:rPr>
+          <w:sz w:val="22"/>
+          <w:rtl/>
+          <w:cs/>
+        </w:rPr>
+        <w:t>מדרגות מס הכנסה ליחיד 2026 (מוקפאות ללא הצמדה לאינפלציה):</w:t>
+      </w:r>
+    </w:p>
+    <w:tbl>
+      <w:tblPr>
+        <w:tblStyle w:val="LightGrid-Accent1"/>
+        <w:tblW w:type="auto" w:w="0"/>
+        <w:jc w:val="right"/>
+        <w:tblLook w:firstColumn="1" w:firstRow="1" w:lastColumn="0" w:lastRow="0" w:noHBand="0" w:noVBand="1" w:val="04A0"/>
+        <w:bidiVisual/>
+      </w:tblPr>
+      <w:tblGrid>
+        <w:gridCol w:w="3202"/>
+        <w:gridCol w:w="3202"/>
+        <w:gridCol w:w="3202"/>
+      </w:tblGrid>
+      <w:tr>
+        <w:tc>
+          <w:tcPr>
+            <w:tcW w:type="dxa" w:w="3202"/>
+          </w:tcPr>
+          <w:p>
+            <w:pPr>
+              <w:bidi/>
+              <w:jc w:val="right"/>
+            </w:pPr>
+            <w:r>
+              <w:rPr>
+                <w:rtl/>
+                <w:cs/>
+              </w:rPr>
+            </w:r>
+            <w:r>
+              <w:rPr>
+                <w:b/>
+                <w:rtl/>
+                <w:cs/>
+              </w:rPr>
+              <w:t>מ-</w:t>
+            </w:r>
+          </w:p>
+        </w:tc>
+        <w:tc>
+          <w:tcPr>
+            <w:tcW w:type="dxa" w:w="3202"/>
+          </w:tcPr>
+          <w:p>
+            <w:pPr>
+              <w:bidi/>
+              <w:jc w:val="right"/>
+            </w:pPr>
+            <w:r>
+              <w:rPr>
+                <w:rtl/>
+                <w:cs/>
+              </w:rPr>
+            </w:r>
+            <w:r>
+              <w:rPr>
+                <w:b/>
+                <w:rtl/>
+                <w:cs/>
+              </w:rPr>
+              <w:t>עד</w:t>
+            </w:r>
+          </w:p>
+        </w:tc>
+        <w:tc>
+          <w:tcPr>
+            <w:tcW w:type="dxa" w:w="3202"/>
+          </w:tcPr>
+          <w:p>
+            <w:pPr>
+              <w:bidi/>
+              <w:jc w:val="right"/>
+            </w:pPr>
+            <w:r>
+              <w:rPr>
+                <w:rtl/>
+                <w:cs/>
+              </w:rPr>
+            </w:r>
+            <w:r>
+              <w:rPr>
+                <w:b/>
+                <w:rtl/>
+                <w:cs/>
+              </w:rPr>
+              <w:t>שיעור</w:t>
+            </w:r>
+          </w:p>
+        </w:tc>
+      </w:tr>
+      <w:tr>
+        <w:tc>
+          <w:tcPr>
+            <w:tcW w:type="dxa" w:w="3202"/>
+          </w:tcPr>
+          <w:p>
+            <w:pPr>
+              <w:bidi/>
+              <w:jc w:val="right"/>
+            </w:pPr>
+            <w:r>
+              <w:rPr>
+                <w:rtl/>
+                <w:cs/>
+              </w:rPr>
+            </w:r>
+            <w:r>
+              <w:rPr>
+                <w:rtl/>
+                <w:cs/>
+              </w:rPr>
+              <w:t>0</w:t>
+            </w:r>
+          </w:p>
+        </w:tc>
+        <w:tc>
+          <w:tcPr>
+            <w:tcW w:type="dxa" w:w="3202"/>
+          </w:tcPr>
+          <w:p>
+            <w:pPr>
+              <w:bidi/>
+              <w:jc w:val="right"/>
+            </w:pPr>
+            <w:r>
+              <w:rPr>
+                <w:rtl/>
+                <w:cs/>
+              </w:rPr>
+            </w:r>
+            <w:r>
+              <w:rPr>
+                <w:rtl/>
+                <w:cs/>
+              </w:rPr>
+              <w:t>84,120</w:t>
+            </w:r>
+          </w:p>
+        </w:tc>
+        <w:tc>
+          <w:tcPr>
+            <w:tcW w:type="dxa" w:w="3202"/>
+          </w:tcPr>
+          <w:p>
+            <w:pPr>
+              <w:bidi/>
+              <w:jc w:val="right"/>
+            </w:pPr>
+            <w:r>
+              <w:rPr>
+                <w:rtl/>
+                <w:cs/>
+              </w:rPr>
+            </w:r>
+            <w:r>
+              <w:rPr>
+                <w:rtl/>
+                <w:cs/>
+              </w:rPr>
+              <w:t>10%</w:t>
+            </w:r>
+          </w:p>
+        </w:tc>
+      </w:tr>
+      <w:tr>
+        <w:tc>
+          <w:tcPr>
+            <w:tcW w:type="dxa" w:w="3202"/>
+          </w:tcPr>
+          <w:p>
+            <w:pPr>
+              <w:bidi/>
+              <w:jc w:val="right"/>
+            </w:pPr>
+            <w:r>
+              <w:rPr>
+                <w:rtl/>
+                <w:cs/>
+              </w:rPr>
+            </w:r>
+            <w:r>
+              <w:rPr>
+                <w:rtl/>
+                <w:cs/>
+              </w:rPr>
+              <w:t>84,120</w:t>
+            </w:r>
+          </w:p>
+        </w:tc>
+        <w:tc>
+          <w:tcPr>
+            <w:tcW w:type="dxa" w:w="3202"/>
+          </w:tcPr>
+          <w:p>
+            <w:pPr>
+              <w:bidi/>
+              <w:jc w:val="right"/>
+            </w:pPr>
+            <w:r>
+              <w:rPr>
+                <w:rtl/>
+                <w:cs/>
+              </w:rPr>
+            </w:r>
+            <w:r>
+              <w:rPr>
+                <w:rtl/>
+                <w:cs/>
+              </w:rPr>
+              <w:t>120,720</w:t>
+            </w:r>
+          </w:p>
+        </w:tc>
+        <w:tc>
+          <w:tcPr>
+            <w:tcW w:type="dxa" w:w="3202"/>
+          </w:tcPr>
+          <w:p>
+            <w:pPr>
+              <w:bidi/>
+              <w:jc w:val="right"/>
+            </w:pPr>
+            <w:r>
+              <w:rPr>
+                <w:rtl/>
+                <w:cs/>
+              </w:rPr>
+            </w:r>
+            <w:r>
+              <w:rPr>
+                <w:rtl/>
+                <w:cs/>
+              </w:rPr>
+              <w:t>14%</w:t>
+            </w:r>
+          </w:p>
+        </w:tc>
+      </w:tr>
+      <w:tr>
+        <w:tc>
+          <w:tcPr>
+            <w:tcW w:type="dxa" w:w="3202"/>
+          </w:tcPr>
+          <w:p>
+            <w:pPr>
+              <w:bidi/>
+              <w:jc w:val="right"/>
+            </w:pPr>
+            <w:r>
+              <w:rPr>
+                <w:rtl/>
+                <w:cs/>
+              </w:rPr>
+            </w:r>
+            <w:r>
+              <w:rPr>
+                <w:rtl/>
+                <w:cs/>
+              </w:rPr>
+              <w:t>120,720</w:t>
+            </w:r>
+          </w:p>
+        </w:tc>
+        <w:tc>
+          <w:tcPr>
+            <w:tcW w:type="dxa" w:w="3202"/>
+          </w:tcPr>
+          <w:p>
+            <w:pPr>
+              <w:bidi/>
+              <w:jc w:val="right"/>
+            </w:pPr>
+            <w:r>
+              <w:rPr>
+                <w:rtl/>
+                <w:cs/>
+              </w:rPr>
+            </w:r>
+            <w:r>
+              <w:rPr>
+                <w:rtl/>
+                <w:cs/>
+              </w:rPr>
+              <w:t>193,800</w:t>
+            </w:r>
+          </w:p>
+        </w:tc>
+        <w:tc>
+          <w:tcPr>
+            <w:tcW w:type="dxa" w:w="3202"/>
+          </w:tcPr>
+          <w:p>
+            <w:pPr>
+              <w:bidi/>
+              <w:jc w:val="right"/>
+            </w:pPr>
+            <w:r>
+              <w:rPr>
+                <w:rtl/>
+                <w:cs/>
+              </w:rPr>
+            </w:r>
+            <w:r>
+              <w:rPr>
+                <w:rtl/>
+                <w:cs/>
+              </w:rPr>
+              <w:t>20%</w:t>
+            </w:r>
+          </w:p>
+        </w:tc>
+      </w:tr>
+      <w:tr>
+        <w:tc>
+          <w:tcPr>
+            <w:tcW w:type="dxa" w:w="3202"/>
+          </w:tcPr>
+          <w:p>
+            <w:pPr>
+              <w:bidi/>
+              <w:jc w:val="right"/>
+            </w:pPr>
+            <w:r>
+              <w:rPr>
+                <w:rtl/>
+                <w:cs/>
+              </w:rPr>
+            </w:r>
+            <w:r>
+              <w:rPr>
+                <w:rtl/>
+                <w:cs/>
+              </w:rPr>
+              <w:t>193,800</w:t>
+            </w:r>
+          </w:p>
+        </w:tc>
+        <w:tc>
+          <w:tcPr>
+            <w:tcW w:type="dxa" w:w="3202"/>
+          </w:tcPr>
+          <w:p>
+            <w:pPr>
+              <w:bidi/>
+              <w:jc w:val="right"/>
+            </w:pPr>
+            <w:r>
+              <w:rPr>
+                <w:rtl/>
+                <w:cs/>
+              </w:rPr>
+            </w:r>
+            <w:r>
+              <w:rPr>
+                <w:rtl/>
+                <w:cs/>
+              </w:rPr>
+              <w:t>269,280</w:t>
+            </w:r>
+          </w:p>
+        </w:tc>
+        <w:tc>
+          <w:tcPr>
+            <w:tcW w:type="dxa" w:w="3202"/>
+          </w:tcPr>
+          <w:p>
+            <w:pPr>
+              <w:bidi/>
+              <w:jc w:val="right"/>
+            </w:pPr>
+            <w:r>
+              <w:rPr>
+                <w:rtl/>
+                <w:cs/>
+              </w:rPr>
+            </w:r>
+            <w:r>
+              <w:rPr>
+                <w:rtl/>
+                <w:cs/>
+              </w:rPr>
+              <w:t>31%</w:t>
+            </w:r>
+          </w:p>
+        </w:tc>
+      </w:tr>
+      <w:tr>
+        <w:tc>
+          <w:tcPr>
+            <w:tcW w:type="dxa" w:w="3202"/>
+          </w:tcPr>
+          <w:p>
+            <w:pPr>
+              <w:bidi/>
+              <w:jc w:val="right"/>
+            </w:pPr>
+            <w:r>
+              <w:rPr>
+                <w:rtl/>
+                <w:cs/>
+              </w:rPr>
+            </w:r>
+            <w:r>
+              <w:rPr>
+                <w:rtl/>
+                <w:cs/>
+              </w:rPr>
+              <w:t>269,280</w:t>
+            </w:r>
+          </w:p>
+        </w:tc>
+        <w:tc>
+          <w:tcPr>
+            <w:tcW w:type="dxa" w:w="3202"/>
+          </w:tcPr>
+          <w:p>
+            <w:pPr>
+              <w:bidi/>
+              <w:jc w:val="right"/>
+            </w:pPr>
+            <w:r>
+              <w:rPr>
+                <w:rtl/>
+                <w:cs/>
+              </w:rPr>
+            </w:r>
+            <w:r>
+              <w:rPr>
+                <w:rtl/>
+                <w:cs/>
+              </w:rPr>
+              <w:t>560,280</w:t>
+            </w:r>
+          </w:p>
+        </w:tc>
+        <w:tc>
+          <w:tcPr>
+            <w:tcW w:type="dxa" w:w="3202"/>
+          </w:tcPr>
+          <w:p>
+            <w:pPr>
+              <w:bidi/>
+              <w:jc w:val="right"/>
+            </w:pPr>
+            <w:r>
+              <w:rPr>
+                <w:rtl/>
+                <w:cs/>
+              </w:rPr>
+            </w:r>
+            <w:r>
+              <w:rPr>
+                <w:rtl/>
+                <w:cs/>
+              </w:rPr>
+              <w:t>35%</w:t>
+            </w:r>
+          </w:p>
+        </w:tc>
+      </w:tr>
+      <w:tr>
+        <w:tc>
+          <w:tcPr>
+            <w:tcW w:type="dxa" w:w="3202"/>
+          </w:tcPr>
+          <w:p>
+            <w:pPr>
+              <w:bidi/>
+              <w:jc w:val="right"/>
+            </w:pPr>
+            <w:r>
+              <w:rPr>
+                <w:rtl/>
+                <w:cs/>
+              </w:rPr>
+            </w:r>
+            <w:r>
+              <w:rPr>
+                <w:rtl/>
+                <w:cs/>
+              </w:rPr>
+              <w:t>560,280</w:t>
+            </w:r>
+          </w:p>
+        </w:tc>
+        <w:tc>
+          <w:tcPr>
+            <w:tcW w:type="dxa" w:w="3202"/>
+          </w:tcPr>
+          <w:p>
+            <w:pPr>
+              <w:bidi/>
+              <w:jc w:val="right"/>
+            </w:pPr>
+            <w:r>
+              <w:rPr>
+                <w:rtl/>
+                <w:cs/>
+              </w:rPr>
+            </w:r>
+            <w:r>
+              <w:rPr>
+                <w:rtl/>
+                <w:cs/>
+              </w:rPr>
+              <w:t>721,560</w:t>
+            </w:r>
+          </w:p>
+        </w:tc>
+        <w:tc>
+          <w:tcPr>
+            <w:tcW w:type="dxa" w:w="3202"/>
+          </w:tcPr>
+          <w:p>
+            <w:pPr>
+              <w:bidi/>
+              <w:jc w:val="right"/>
+            </w:pPr>
+            <w:r>
+              <w:rPr>
+                <w:rtl/>
+                <w:cs/>
+              </w:rPr>
+            </w:r>
+            <w:r>
+              <w:rPr>
+                <w:rtl/>
+                <w:cs/>
+              </w:rPr>
+              <w:t>47%</w:t>
+            </w:r>
+          </w:p>
+        </w:tc>
+      </w:tr>
+      <w:tr>
+        <w:tc>
+          <w:tcPr>
+            <w:tcW w:type="dxa" w:w="3202"/>
+          </w:tcPr>
+          <w:p>
+            <w:pPr>
+              <w:bidi/>
+              <w:jc w:val="right"/>
+            </w:pPr>
+            <w:r>
+              <w:rPr>
+                <w:rtl/>
+                <w:cs/>
+              </w:rPr>
+            </w:r>
+            <w:r>
+              <w:rPr>
+                <w:rtl/>
+                <w:cs/>
+              </w:rPr>
+              <w:t>721,560</w:t>
+            </w:r>
+          </w:p>
+        </w:tc>
+        <w:tc>
+          <w:tcPr>
+            <w:tcW w:type="dxa" w:w="3202"/>
+          </w:tcPr>
+          <w:p>
+            <w:pPr>
+              <w:bidi/>
+              <w:jc w:val="right"/>
+            </w:pPr>
+            <w:r>
+              <w:rPr>
+                <w:rtl/>
+                <w:cs/>
+              </w:rPr>
+            </w:r>
+            <w:r>
+              <w:rPr>
+                <w:rtl/>
+                <w:cs/>
+              </w:rPr>
+              <w:t>∞</w:t>
+            </w:r>
+          </w:p>
+        </w:tc>
+        <w:tc>
+          <w:tcPr>
+            <w:tcW w:type="dxa" w:w="3202"/>
+          </w:tcPr>
+          <w:p>
+            <w:pPr>
+              <w:bidi/>
+              <w:jc w:val="right"/>
+            </w:pPr>
+            <w:r>
+              <w:rPr>
+                <w:rtl/>
+                <w:cs/>
+              </w:rPr>
+            </w:r>
+            <w:r>
+              <w:rPr>
+                <w:rtl/>
+                <w:cs/>
+              </w:rPr>
+              <w:t>50%</w:t>
+            </w:r>
+          </w:p>
+        </w:tc>
+      </w:tr>
+    </w:tbl>
+    <w:p>
+      <w:pPr>
+        <w:pStyle w:val="Heading2"/>
+        <w:bidi/>
+        <w:jc w:val="right"/>
+      </w:pPr>
+      <w:r>
+        <w:rPr>
+          <w:rtl/>
+          <w:cs/>
+        </w:rPr>
+        <w:t>24.4 התראת מעבר תקרה לעוסק פטור</w:t>
+      </w:r>
+    </w:p>
+    <w:p>
+      <w:pPr>
+        <w:bidi/>
+        <w:jc w:val="right"/>
+      </w:pPr>
+      <w:r>
+        <w:rPr>
+          <w:sz w:val="22"/>
+          <w:rtl/>
+          <w:cs/>
+        </w:rPr>
+        <w:t>כאשר עוסק פטור עובר את 120,000 ₪ במצטבר השנתי, הוא חייב לעבור לעוסק מורשה. המערכת מציגה אזהרה צהובה בולטת בעמוד הדו״חות:</w:t>
+      </w:r>
+    </w:p>
+    <w:p>
+      <w:pPr>
+        <w:bidi/>
+        <w:jc w:val="right"/>
+      </w:pPr>
+      <w:r>
+        <w:rPr>
+          <w:sz w:val="22"/>
+          <w:rtl/>
+          <w:cs/>
+        </w:rPr>
+        <w:t>Reports.cshtml:31-39 — "מחזור עוסק פטור מתחילת השנה: X ₪ — מעל סף 120,000 ₪. חובה לעבור לעוסק מורשה ברשות המסים."</w:t>
+      </w:r>
+    </w:p>
+    <w:p>
+      <w:pPr>
+        <w:pStyle w:val="Heading2"/>
+        <w:bidi/>
+        <w:jc w:val="right"/>
+      </w:pPr>
+      <w:r>
+        <w:rPr>
+          <w:rtl/>
+          <w:cs/>
+        </w:rPr>
+        <w:t>24.5 כפתור "סמן ששולם" — תנאי חדש</w:t>
+      </w:r>
+    </w:p>
+    <w:p>
+      <w:pPr>
+        <w:bidi/>
+        <w:jc w:val="right"/>
+      </w:pPr>
+      <w:r>
+        <w:rPr>
+          <w:sz w:val="22"/>
+          <w:rtl/>
+          <w:cs/>
+        </w:rPr>
+        <w:t>Reports.cshtml.cs:209-220 — הכפתור "סמן ששולם לרשות המסים" מוצג רק לעוסק מורשה. הלוגיקה בצד השרת (OnPostPayVat) דוחה ניסיון של פטור/יחיד עם הודעה "VAT settlement applies to Osek Murshe only."</w:t>
+      </w:r>
+    </w:p>
+    <w:p>
+      <w:pPr>
+        <w:pStyle w:val="Heading2"/>
+        <w:bidi/>
+        <w:jc w:val="right"/>
+      </w:pPr>
+      <w:r>
+        <w:rPr>
+          <w:rtl/>
+          <w:cs/>
+        </w:rPr>
+        <w:t>24.6 בחירת עוסק זעיר ב-UI</w:t>
+      </w:r>
+    </w:p>
+    <w:p>
+      <w:pPr>
+        <w:bidi/>
+        <w:jc w:val="right"/>
+      </w:pPr>
+      <w:r>
+        <w:rPr>
+          <w:sz w:val="22"/>
+          <w:rtl/>
+          <w:cs/>
+        </w:rPr>
+        <w:t>ה-Web SignUp הציג בעבר רשימה של 4 ערכים (Individual / Patur / Zair / Murshe). כעת הרשימה כוללת רק 3 ערכים, וצ'קבוקס נוסף "Claim Osek Zair income-tax status" מופיע רק כאשר נבחר Patur או Murshe. ב-Reports, הבעלים יכול להפעיל/לכבות את הסטטוס דרך כפתור Toggle Zair בכל עת.</w:t>
+      </w:r>
+    </w:p>
+    <w:p>
+      <w:pPr>
+        <w:bidi/>
+        <w:jc w:val="right"/>
+      </w:pPr>
+      <w:r>
+        <w:rPr>
+          <w:sz w:val="22"/>
+          <w:rtl/>
+          <w:cs/>
+        </w:rPr>
+        <w:t>SignUp.cshtml:36-77 (Web) + SignUp.xaml/SignUp.xaml.cs (WPF) — שני הלקוחות מסונכרנים.</w:t>
+      </w:r>
+    </w:p>
+    <w:p>
+      <w:pPr>
+        <w:pStyle w:val="Heading1"/>
+        <w:bidi/>
+        <w:jc w:val="right"/>
+      </w:pPr>
+      <w:r>
+        <w:rPr>
+          <w:rtl/>
+          <w:cs/>
+        </w:rPr>
+        <w:t>25. הלוואות עסקיות וקרנות (קרן) — מעקב חוב ויחס חוב להכנסה</w:t>
+      </w:r>
+    </w:p>
+    <w:p>
+      <w:pPr>
+        <w:bidi/>
+        <w:jc w:val="right"/>
+      </w:pPr>
+      <w:r>
+        <w:rPr>
+          <w:sz w:val="22"/>
+          <w:rtl/>
+          <w:cs/>
+        </w:rPr>
+        <w:t>עסק קטן בישראל לרוב מקבל הלוואות שונות לאורך הדרך — בנקאית רגילה, הלוואה בערבות מדינה (קרן הלוואות בערבות מדינה לעסקים קטנים ובינוניים), קרן שמש, קרן קורת ועוד. עד כה לא היה ב-B-Managed מקום לעקוב אחר הלוואות אלה, ולא היה אפשר לדעת כמה מההכנסה החודשית הולך להחזרי הלוואה. פרק זה מתעד את המודול שהתווסף.</w:t>
+      </w:r>
+    </w:p>
+    <w:p>
+      <w:pPr>
+        <w:pStyle w:val="Heading2"/>
+        <w:bidi/>
+        <w:jc w:val="right"/>
+      </w:pPr>
+      <w:r>
+        <w:rPr>
+          <w:rtl/>
+          <w:cs/>
+        </w:rPr>
+        <w:t>25.1 מודלים חדשים</w:t>
+      </w:r>
+    </w:p>
+    <w:p>
+      <w:pPr>
+        <w:bidi/>
+        <w:jc w:val="right"/>
+      </w:pPr>
+      <w:r>
+        <w:rPr>
+          <w:sz w:val="22"/>
+          <w:rtl/>
+          <w:cs/>
+        </w:rPr>
+        <w:t>WcfServiceLibrary1/Model/Loan.cs — שלוש מחלקות חדשות:</w:t>
+      </w:r>
+    </w:p>
+    <w:p>
+      <w:pPr>
+        <w:shd w:val="clear" w:color="auto" w:fill="F2F2EE"/>
+        <w:jc w:val="left"/>
+      </w:pPr>
+      <w:r>
+        <w:rPr>
+          <w:rFonts w:ascii="Consolas" w:hAnsi="Consolas"/>
+          <w:color w:val="0B0B0F"/>
+          <w:sz w:val="18"/>
+        </w:rPr>
+        <w:t>public class Loan : Base</w:t>
+        <w:br/>
+        <w:t>{</w:t>
+        <w:br/>
+        <w:t xml:space="preserve">    public int OwnerId { get; set; }</w:t>
+        <w:br/>
+        <w:t xml:space="preserve">    public string Lender { get; set; }              // הבנק / הקרן</w:t>
+        <w:br/>
+        <w:t xml:space="preserve">    public decimal Principal { get; set; }          // קרן ההלוואה (סכום מקורי)</w:t>
+        <w:br/>
+        <w:t xml:space="preserve">    public decimal RemainingBalance { get; set; }   // יתרה לתשלום</w:t>
+        <w:br/>
+        <w:t xml:space="preserve">    public double  InterestRatePct { get; set; }    // ריבית שנתית</w:t>
+        <w:br/>
+        <w:t xml:space="preserve">    public decimal MonthlyPayment { get; set; }     // החזר חודשי</w:t>
+        <w:br/>
+        <w:t xml:space="preserve">    public DateTime StartDate { get; set; }</w:t>
+        <w:br/>
+        <w:t xml:space="preserve">    public int     TermMonths { get; set; }</w:t>
+        <w:br/>
+        <w:t xml:space="preserve">    public DateTime? NextPaymentDate { get; set; }  // תאריך התשלום הבא</w:t>
+        <w:br/>
+        <w:t xml:space="preserve">    public string Currency { get; set; }</w:t>
+        <w:br/>
+        <w:t xml:space="preserve">    public string Purpose { get; set; }             // מטרת ההלוואה (חופשי)</w:t>
+        <w:br/>
+        <w:t xml:space="preserve">    public bool   IsKerenBacked { get; set; }       // ⭐ קרן בערבות מדינה</w:t>
+        <w:br/>
+        <w:t xml:space="preserve">    public bool   IsActive { get; set; }</w:t>
+        <w:br/>
+        <w:t xml:space="preserve">    public string Notes { get; set; }</w:t>
+        <w:br/>
+        <w:t xml:space="preserve">    public DateTime CreatedAt { get; set; }</w:t>
+        <w:br/>
+        <w:t>}</w:t>
+        <w:br/>
+        <w:br/>
+        <w:t>public class LoanPayment : Base</w:t>
+        <w:br/>
+        <w:t>{</w:t>
+        <w:br/>
+        <w:t xml:space="preserve">    public int LoanId { get; set; }</w:t>
+        <w:br/>
+        <w:t xml:space="preserve">    public DateTime PaidDate { get; set; }</w:t>
+        <w:br/>
+        <w:t xml:space="preserve">    public decimal Amount { get; set; }</w:t>
+        <w:br/>
+        <w:t xml:space="preserve">    public decimal PrincipalPortion { get; set; }   // החלק שמקטין את הקרן</w:t>
+        <w:br/>
+        <w:t xml:space="preserve">    public decimal InterestPortion { get; set; }    // הריבית של החודש הזה</w:t>
+        <w:br/>
+        <w:t xml:space="preserve">    public string Notes { get; set; }</w:t>
+        <w:br/>
+        <w:t>}</w:t>
+        <w:br/>
+        <w:br/>
+        <w:t>public class LoanSummary</w:t>
+        <w:br/>
+        <w:t>{</w:t>
+        <w:br/>
+        <w:t xml:space="preserve">    public int     LoanCount { get; set; }</w:t>
+        <w:br/>
+        <w:t xml:space="preserve">    public decimal TotalPrincipal { get; set; }</w:t>
+        <w:br/>
+        <w:t xml:space="preserve">    public decimal TotalRemaining { get; set; }</w:t>
+        <w:br/>
+        <w:t xml:space="preserve">    public decimal MonthlyPaymentTotal { get; set; }</w:t>
+        <w:br/>
+        <w:t xml:space="preserve">    public int     KerenBackedCount { get; set; }</w:t>
+        <w:br/>
+        <w:t xml:space="preserve">    public double  DebtToAnnualIncomePct { get; set; }       // יחס חוב להכנסה שנתית</w:t>
+        <w:br/>
+        <w:t xml:space="preserve">    public double  MonthlyDebtServiceRatioPct { get; set; }  // נטל חודשי</w:t>
+        <w:br/>
+        <w:t xml:space="preserve">    public DateTime? NextPaymentDate { get; set; }</w:t>
+        <w:br/>
+        <w:t xml:space="preserve">    public decimal NextPaymentAmount { get; set; }</w:t>
+        <w:br/>
+        <w:t xml:space="preserve">    public string  DisplayCurrency { get; set; }</w:t>
+        <w:br/>
+        <w:t>}</w:t>
+      </w:r>
+    </w:p>
+    <w:p>
+      <w:pPr>
+        <w:bidi/>
+        <w:jc w:val="right"/>
+      </w:pPr>
+      <w:r>
+        <w:rPr>
+          <w:sz w:val="22"/>
+          <w:rtl/>
+          <w:cs/>
+        </w:rPr>
+        <w:t>הדגל IsKerenBacked מסמן הלוואה מקרן ממשלתית בערבות מדינה. אלה בדרך כלל בריבית נמוכה יותר, ולעיתים עם תקופת חסד.</w:t>
+      </w:r>
+    </w:p>
+    <w:p>
+      <w:pPr>
+        <w:pStyle w:val="Heading2"/>
+        <w:bidi/>
+        <w:jc w:val="right"/>
+      </w:pPr>
+      <w:r>
+        <w:rPr>
+          <w:rtl/>
+          <w:cs/>
+        </w:rPr>
+        <w:t>25.2 סכמת בסיס נתונים — אוטו-יצירה</w:t>
+      </w:r>
+    </w:p>
+    <w:p>
+      <w:pPr>
+        <w:bidi/>
+        <w:jc w:val="right"/>
+      </w:pPr>
+      <w:r>
+        <w:rPr>
+          <w:sz w:val="22"/>
+          <w:rtl/>
+          <w:cs/>
+        </w:rPr>
+        <w:t>WcfServiceLibrary1/ViewDB/LoanDB.cs:34-83 — שתי טבלאות חדשות נוצרות אוטומטית בעלייה הראשונה של השרת (idempotent — לא נופל אם הטבלאות כבר קיימות):</w:t>
+      </w:r>
+    </w:p>
+    <w:p>
+      <w:pPr>
+        <w:shd w:val="clear" w:color="auto" w:fill="F2F2EE"/>
+        <w:jc w:val="left"/>
+      </w:pPr>
+      <w:r>
+        <w:rPr>
+          <w:rFonts w:ascii="Consolas" w:hAnsi="Consolas"/>
+          <w:color w:val="0B0B0F"/>
+          <w:sz w:val="18"/>
+        </w:rPr>
+        <w:t>CREATE TABLE [Loans] (</w:t>
+        <w:br/>
+        <w:t xml:space="preserve">  [id] COUNTER PRIMARY KEY,</w:t>
+        <w:br/>
+        <w:t xml:space="preserve">  [ownerId] LONG,</w:t>
+        <w:br/>
+        <w:t xml:space="preserve">  [lender] TEXT(120),</w:t>
+        <w:br/>
+        <w:t xml:space="preserve">  [principal] CURRENCY,</w:t>
+        <w:br/>
+        <w:t xml:space="preserve">  [remainingBalance] CURRENCY,</w:t>
+        <w:br/>
+        <w:t xml:space="preserve">  [interestRatePct] DOUBLE,</w:t>
+        <w:br/>
+        <w:t xml:space="preserve">  [monthlyPayment] CURRENCY,</w:t>
+        <w:br/>
+        <w:t xml:space="preserve">  [startDate] DATETIME,</w:t>
+        <w:br/>
+        <w:t xml:space="preserve">  [termMonths] LONG,</w:t>
+        <w:br/>
+        <w:t xml:space="preserve">  [nextPaymentDate] DATETIME,</w:t>
+        <w:br/>
+        <w:t xml:space="preserve">  [currency] TEXT(3),</w:t>
+        <w:br/>
+        <w:t xml:space="preserve">  [purpose] TEXT(200),</w:t>
+        <w:br/>
+        <w:t xml:space="preserve">  [isKerenBacked] BIT,</w:t>
+        <w:br/>
+        <w:t xml:space="preserve">  [isActive] BIT,</w:t>
+        <w:br/>
+        <w:t xml:space="preserve">  [notes] MEMO,</w:t>
+        <w:br/>
+        <w:t xml:space="preserve">  [createdAt] DATETIME</w:t>
+        <w:br/>
+        <w:t>);</w:t>
+        <w:br/>
+        <w:br/>
+        <w:t>CREATE TABLE [LoanPayments] (</w:t>
+        <w:br/>
+        <w:t xml:space="preserve">  [id] COUNTER PRIMARY KEY,</w:t>
+        <w:br/>
+        <w:t xml:space="preserve">  [loanId] LONG,</w:t>
+        <w:br/>
+        <w:t xml:space="preserve">  [paidDate] DATETIME,</w:t>
+        <w:br/>
+        <w:t xml:space="preserve">  [amount] CURRENCY,</w:t>
+        <w:br/>
+        <w:t xml:space="preserve">  [principalPortion] CURRENCY,</w:t>
+        <w:br/>
+        <w:t xml:space="preserve">  [interestPortion] CURRENCY,</w:t>
+        <w:br/>
+        <w:t xml:space="preserve">  [notes] MEMO</w:t>
+        <w:br/>
+        <w:t>);</w:t>
+      </w:r>
+    </w:p>
+    <w:p>
+      <w:pPr>
+        <w:pStyle w:val="Heading2"/>
+        <w:bidi/>
+        <w:jc w:val="right"/>
+      </w:pPr>
+      <w:r>
+        <w:rPr>
+          <w:rtl/>
+          <w:cs/>
+        </w:rPr>
+        <w:t>25.3 רישום תשלום — אטומיות ידנית</w:t>
+      </w:r>
+    </w:p>
+    <w:p>
+      <w:pPr>
+        <w:bidi/>
+        <w:jc w:val="right"/>
+      </w:pPr>
+      <w:r>
+        <w:rPr>
+          <w:sz w:val="22"/>
+          <w:rtl/>
+          <w:cs/>
+        </w:rPr>
+        <w:t>ב-Access אין תמיכה בטרנזקציות multi-statement דרך OleDb בצורה פשוטה, ולכן רישום תשלום בנוי משתי פעולות עוקבות:</w:t>
+      </w:r>
+    </w:p>
+    <w:p>
+      <w:pPr>
+        <w:bidi/>
+        <w:jc w:val="right"/>
+      </w:pPr>
+      <w:r>
+        <w:rPr>
+          <w:sz w:val="22"/>
+          <w:rtl/>
+          <w:cs/>
+        </w:rPr>
+        <w:t>LoanDB.cs:163-200:</w:t>
+      </w:r>
+    </w:p>
+    <w:p>
+      <w:pPr>
+        <w:pStyle w:val="ListNumber"/>
+        <w:bidi/>
+        <w:jc w:val="right"/>
+      </w:pPr>
+      <w:r>
+        <w:rPr>
+          <w:rtl/>
+          <w:cs/>
+        </w:rPr>
+        <w:t>INSERT לטבלת LoanPayments.</w:t>
+      </w:r>
+    </w:p>
+    <w:p>
+      <w:pPr>
+        <w:pStyle w:val="ListNumber"/>
+        <w:bidi/>
+        <w:jc w:val="right"/>
+      </w:pPr>
+      <w:r>
+        <w:rPr>
+          <w:rtl/>
+          <w:cs/>
+        </w:rPr>
+        <w:t>UPDATE על Loans:</w:t>
+      </w:r>
+    </w:p>
+    <w:p>
+      <w:pPr>
+        <w:pStyle w:val="ListBullet"/>
+        <w:bidi/>
+        <w:jc w:val="right"/>
+      </w:pPr>
+      <w:r>
+        <w:rPr>
+          <w:rtl/>
+          <w:cs/>
+        </w:rPr>
+        <w:t>remainingBalance יורד ב-PrincipalPortion.</w:t>
+      </w:r>
+    </w:p>
+    <w:p>
+      <w:pPr>
+        <w:pStyle w:val="ListBullet"/>
+        <w:bidi/>
+        <w:jc w:val="right"/>
+      </w:pPr>
+      <w:r>
+        <w:rPr>
+          <w:rtl/>
+          <w:cs/>
+        </w:rPr>
+        <w:t>nextPaymentDate מתקדם בחודש.</w:t>
+      </w:r>
+    </w:p>
+    <w:p>
+      <w:pPr>
+        <w:pStyle w:val="ListBullet"/>
+        <w:bidi/>
+        <w:jc w:val="right"/>
+      </w:pPr>
+      <w:r>
+        <w:rPr>
+          <w:rtl/>
+          <w:cs/>
+        </w:rPr>
+        <w:t>אם remainingBalance ≤ 0, ה-isActive נכבה אוטומטית (ההלוואה הסתיימה).</w:t>
+      </w:r>
+    </w:p>
+    <w:p>
+      <w:pPr>
+        <w:pStyle w:val="Heading2"/>
+        <w:bidi/>
+        <w:jc w:val="right"/>
+      </w:pPr>
+      <w:r>
+        <w:rPr>
+          <w:rtl/>
+          <w:cs/>
+        </w:rPr>
+        <w:t>25.4 שכבת WCF — שמונה פעולות חדשות</w:t>
+      </w:r>
+    </w:p>
+    <w:p>
+      <w:pPr>
+        <w:bidi/>
+        <w:jc w:val="right"/>
+      </w:pPr>
+      <w:r>
+        <w:rPr>
+          <w:sz w:val="22"/>
+          <w:rtl/>
+          <w:cs/>
+        </w:rPr>
+        <w:t>WcfServiceLibrary1/WcfServiceLibrary1/IService1.cs:152-160:</w:t>
+      </w:r>
+    </w:p>
+    <w:p>
+      <w:pPr>
+        <w:shd w:val="clear" w:color="auto" w:fill="F2F2EE"/>
+        <w:jc w:val="left"/>
+      </w:pPr>
+      <w:r>
+        <w:rPr>
+          <w:rFonts w:ascii="Consolas" w:hAnsi="Consolas"/>
+          <w:color w:val="0B0B0F"/>
+          <w:sz w:val="18"/>
+        </w:rPr>
+        <w:t>[OperationContract] int  AddLoan(Loan l);</w:t>
+        <w:br/>
+        <w:t>[OperationContract] void UpdateLoan(Loan l);</w:t>
+        <w:br/>
+        <w:t>[OperationContract] void DeleteLoan(int id);</w:t>
+        <w:br/>
+        <w:t>[OperationContract] Loan GetLoanById(int id);</w:t>
+        <w:br/>
+        <w:t>[OperationContract] List&lt;Loan&gt; GetLoansForOwner(int ownerId);</w:t>
+        <w:br/>
+        <w:t>[OperationContract] int  RecordLoanPayment(LoanPayment p);</w:t>
+        <w:br/>
+        <w:t>[OperationContract] List&lt;LoanPayment&gt; GetLoanPayments(int loanId);</w:t>
+        <w:br/>
+        <w:t>[OperationContract] LoanSummary GetLoanSummary(int ownerId, string displayCurrency);</w:t>
+      </w:r>
+    </w:p>
+    <w:p>
+      <w:pPr>
+        <w:pStyle w:val="Heading2"/>
+        <w:bidi/>
+        <w:jc w:val="right"/>
+      </w:pPr>
+      <w:r>
+        <w:rPr>
+          <w:rtl/>
+          <w:cs/>
+        </w:rPr>
+        <w:t>25.5 חישוב יחס חוב להכנסה (DSR — Debt Service Ratio)</w:t>
+      </w:r>
+    </w:p>
+    <w:p>
+      <w:pPr>
+        <w:bidi/>
+        <w:jc w:val="right"/>
+      </w:pPr>
+      <w:r>
+        <w:rPr>
+          <w:sz w:val="22"/>
+          <w:rtl/>
+          <w:cs/>
+        </w:rPr>
+        <w:t>WcfServiceLibrary1/WcfServiceLibrary1/Service1.cs:LoanSummary — הפעולה GetLoanSummary עוברת על כל ההלוואות הפעילות, ממירה למטבע התצוגה דרך CurrencyConverter, ואז מצרפת לכך את הנתונים מ-AdvancedKpis (פרק 26):</w:t>
+      </w:r>
+    </w:p>
+    <w:p>
+      <w:pPr>
+        <w:shd w:val="clear" w:color="auto" w:fill="F2F2EE"/>
+        <w:jc w:val="left"/>
+      </w:pPr>
+      <w:r>
+        <w:rPr>
+          <w:rFonts w:ascii="Consolas" w:hAnsi="Consolas"/>
+          <w:color w:val="0B0B0F"/>
+          <w:sz w:val="18"/>
+        </w:rPr>
+        <w:t>if (kpis.AvgMonthlyIncome &gt; 0)</w:t>
+        <w:br/>
+        <w:t>{</w:t>
+        <w:br/>
+        <w:t xml:space="preserve">    decimal annual = kpis.AvgMonthlyIncome * 12m;</w:t>
+        <w:br/>
+        <w:t xml:space="preserve">    s.DebtToAnnualIncomePct = (double)(s.TotalRemaining / annual) * 100;</w:t>
+        <w:br/>
+        <w:t xml:space="preserve">    s.MonthlyDebtServiceRatioPct =</w:t>
+        <w:br/>
+        <w:t xml:space="preserve">        (double)(s.MonthlyPaymentTotal / kpis.AvgMonthlyIncome) * 100;</w:t>
+        <w:br/>
+        <w:t>}</w:t>
+      </w:r>
+    </w:p>
+    <w:p>
+      <w:pPr>
+        <w:bidi/>
+        <w:jc w:val="right"/>
+      </w:pPr>
+      <w:r>
+        <w:rPr>
+          <w:sz w:val="22"/>
+          <w:rtl/>
+          <w:cs/>
+        </w:rPr>
+        <w:t>המערכת מציגה התראות לפי הספים המקובלים בעולם הפיננסי:</w:t>
+      </w:r>
+    </w:p>
+    <w:p>
+      <w:pPr>
+        <w:pStyle w:val="ListBullet"/>
+        <w:bidi/>
+        <w:jc w:val="right"/>
+      </w:pPr>
+      <w:r>
+        <w:rPr>
+          <w:rtl/>
+          <w:cs/>
+        </w:rPr>
+        <w:t>DSR ≥ 40% — אזהרה אדומה ("נטל חוב גבוה").</w:t>
+      </w:r>
+    </w:p>
+    <w:p>
+      <w:pPr>
+        <w:pStyle w:val="ListBullet"/>
+        <w:bidi/>
+        <w:jc w:val="right"/>
+      </w:pPr>
+      <w:r>
+        <w:rPr>
+          <w:rtl/>
+          <w:cs/>
+        </w:rPr>
+        <w:t>DSR בין 25%–40% — אזהרה צהובה ("כדאי לעקוב").</w:t>
+      </w:r>
+    </w:p>
+    <w:p>
+      <w:pPr>
+        <w:pStyle w:val="ListBullet"/>
+        <w:bidi/>
+        <w:jc w:val="right"/>
+      </w:pPr>
+      <w:r>
+        <w:rPr>
+          <w:rtl/>
+          <w:cs/>
+        </w:rPr>
+        <w:t>DSR &lt; 25% — לא מציגים אזהרה.</w:t>
+      </w:r>
+    </w:p>
+    <w:p>
+      <w:pPr>
+        <w:pStyle w:val="Heading2"/>
+        <w:bidi/>
+        <w:jc w:val="right"/>
+      </w:pPr>
+      <w:r>
+        <w:rPr>
+          <w:rtl/>
+          <w:cs/>
+        </w:rPr>
+        <w:t>25.6 ממשק המשתמש — `/Owner/Loans`</w:t>
+      </w:r>
+    </w:p>
+    <w:p>
+      <w:pPr>
+        <w:bidi/>
+        <w:jc w:val="right"/>
+      </w:pPr>
+      <w:r>
+        <w:rPr>
+          <w:sz w:val="22"/>
+          <w:rtl/>
+          <w:cs/>
+        </w:rPr>
+        <w:t>עמוד חדש ב-Web (BManagedWeb/BManagedWeb/Pages/Owner/Loans.cshtml) הכולל:</w:t>
+      </w:r>
+    </w:p>
+    <w:p>
+      <w:pPr>
+        <w:pStyle w:val="ListNumber"/>
+        <w:bidi/>
+        <w:jc w:val="right"/>
+      </w:pPr>
+      <w:r>
+        <w:rPr>
+          <w:rtl/>
+          <w:cs/>
+        </w:rPr>
+        <w:t>כותרת + פילטר מטבע (ILS / USD).</w:t>
+      </w:r>
+    </w:p>
+    <w:p>
+      <w:pPr>
+        <w:pStyle w:val="ListNumber"/>
+        <w:bidi/>
+        <w:jc w:val="right"/>
+      </w:pPr>
+      <w:r>
+        <w:rPr>
+          <w:rtl/>
+          <w:cs/>
+        </w:rPr>
+        <w:t>רצועת KPI עם 4 כרטיסים:</w:t>
+      </w:r>
+    </w:p>
+    <w:p>
+      <w:pPr>
+        <w:pStyle w:val="ListBullet"/>
+        <w:bidi/>
+        <w:jc w:val="right"/>
+      </w:pPr>
+      <w:r>
+        <w:rPr>
+          <w:rtl/>
+          <w:cs/>
+        </w:rPr>
+        <w:t>הלוואות פעילות (כולל מספר הלוואות בערבות מדינה).</w:t>
+      </w:r>
+    </w:p>
+    <w:p>
+      <w:pPr>
+        <w:pStyle w:val="ListBullet"/>
+        <w:bidi/>
+        <w:jc w:val="right"/>
+      </w:pPr>
+      <w:r>
+        <w:rPr>
+          <w:rtl/>
+          <w:cs/>
+        </w:rPr>
+        <w:t>יתרת קרן (Outstanding) + הקרן המקורית.</w:t>
+      </w:r>
+    </w:p>
+    <w:p>
+      <w:pPr>
+        <w:pStyle w:val="ListBullet"/>
+        <w:bidi/>
+        <w:jc w:val="right"/>
+      </w:pPr>
+      <w:r>
+        <w:rPr>
+          <w:rtl/>
+          <w:cs/>
+        </w:rPr>
+        <w:t>תשלום חודשי + תאריך התשלום הבא.</w:t>
+      </w:r>
+    </w:p>
+    <w:p>
+      <w:pPr>
+        <w:pStyle w:val="ListBullet"/>
+        <w:bidi/>
+        <w:jc w:val="right"/>
+      </w:pPr>
+      <w:r>
+        <w:rPr>
+          <w:rtl/>
+          <w:cs/>
+        </w:rPr>
+        <w:t>יחס חוב להכנסה שנתית + נטל חודשי.</w:t>
+      </w:r>
+    </w:p>
+    <w:p>
+      <w:pPr>
+        <w:pStyle w:val="ListNumber"/>
+        <w:bidi/>
+        <w:jc w:val="right"/>
+      </w:pPr>
+      <w:r>
+        <w:rPr>
+          <w:rtl/>
+          <w:cs/>
+        </w:rPr>
+        <w:t>טופס הוספת הלוואה עם כל השדות הנדרשים, כולל צ'קבוקס בולט: "State-backed business fund (קרן הלוואות בערבות מדינה)".</w:t>
+      </w:r>
+    </w:p>
+    <w:p>
+      <w:pPr>
+        <w:pStyle w:val="ListNumber"/>
+        <w:bidi/>
+        <w:jc w:val="right"/>
+      </w:pPr>
+      <w:r>
+        <w:rPr>
+          <w:rtl/>
+          <w:cs/>
+        </w:rPr>
+        <w:t>רשימת הלוואות בכרטיסים: לכל הלוואה יש תוויות "קרן" / "Closed" כאשר רלוונטי, פירוט קרן + יתרה + תשלום חודשי, פס התקדמות (Progress bar) המציג כמה אחוזים מהקרן נפרעו, פאנל מתקפל "רשום תשלום + היסטוריה" עם 6 התשלומים האחרונים, וכפתור מחיקה.</w:t>
+      </w:r>
+    </w:p>
+    <w:p>
+      <w:pPr>
+        <w:bidi/>
+        <w:jc w:val="right"/>
+      </w:pPr>
+      <w:r>
+        <w:rPr>
+          <w:sz w:val="22"/>
+          <w:rtl/>
+          <w:cs/>
+        </w:rPr>
+        <w:t>ב-/Owner/Home נוסף כרטיס מסכם של ההלוואות עם קישור ל-/Owner/Loans. ב-/Owner/Reports נוסף כרטיס סיכום הלוואות בתוך ה-bento עם 4 כרטיסי משנה.</w:t>
+      </w:r>
+    </w:p>
+    <w:p>
+      <w:pPr>
+        <w:pStyle w:val="Heading1"/>
+        <w:bidi/>
+        <w:jc w:val="right"/>
+      </w:pPr>
+      <w:r>
+        <w:rPr>
+          <w:rtl/>
+          <w:cs/>
+        </w:rPr>
+        <w:t>26. דשבורד אנליטיקה מתקדם — Receivables Aging, Payment Lag, Concentration, Runway</w:t>
+      </w:r>
+    </w:p>
+    <w:p>
+      <w:pPr>
+        <w:bidi/>
+        <w:jc w:val="right"/>
+      </w:pPr>
+      <w:r>
+        <w:rPr>
+          <w:sz w:val="22"/>
+          <w:rtl/>
+          <w:cs/>
+        </w:rPr>
+        <w:t>הגרסה הקודמת של ה-Reports התמקדה בעיקר במע״מ ובדו״חות גליונים פר-לקוח/פר-קטגוריה. עדכון 2026 הוסיף שכבה אנליטית עליונה שמשקפת בריאות עסקית במבט מהיר.</w:t>
+      </w:r>
+    </w:p>
+    <w:p>
+      <w:pPr>
+        <w:pStyle w:val="Heading2"/>
+        <w:bidi/>
+        <w:jc w:val="right"/>
+      </w:pPr>
+      <w:r>
+        <w:rPr>
+          <w:rtl/>
+          <w:cs/>
+        </w:rPr>
+        <w:t>26.1 ה-DTO החדש — AnalyticsKpis</w:t>
+      </w:r>
+    </w:p>
+    <w:p>
+      <w:pPr>
+        <w:bidi/>
+        <w:jc w:val="right"/>
+      </w:pPr>
+      <w:r>
+        <w:rPr>
+          <w:sz w:val="22"/>
+          <w:rtl/>
+          <w:cs/>
+        </w:rPr>
+        <w:t>WcfServiceLibrary1/Model/Reports.cs (סוף הקובץ):</w:t>
+      </w:r>
+    </w:p>
+    <w:p>
+      <w:pPr>
+        <w:shd w:val="clear" w:color="auto" w:fill="F2F2EE"/>
+        <w:jc w:val="left"/>
+      </w:pPr>
+      <w:r>
+        <w:rPr>
+          <w:rFonts w:ascii="Consolas" w:hAnsi="Consolas"/>
+          <w:color w:val="0B0B0F"/>
+          <w:sz w:val="18"/>
+        </w:rPr>
+        <w:t>public class AnalyticsKpis</w:t>
+        <w:br/>
+        <w:t>{</w:t>
+        <w:br/>
+        <w:t xml:space="preserve">    // יתרת חייבים מפורקת לפי איחור</w:t>
+        <w:br/>
+        <w:t xml:space="preserve">    public decimal AgingCurrent { get; set; }     // עוד לא הגיע מועד</w:t>
+        <w:br/>
+        <w:t xml:space="preserve">    public decimal Aging1To30 { get; set; }       // 1-30 ימים באיחור</w:t>
+        <w:br/>
+        <w:t xml:space="preserve">    public decimal Aging31To60 { get; set; }</w:t>
+        <w:br/>
+        <w:t xml:space="preserve">    public decimal Aging61Plus { get; set; }</w:t>
+        <w:br/>
+        <w:t xml:space="preserve">    public decimal TotalOutstanding { get; set; }</w:t>
+        <w:br/>
+        <w:br/>
+        <w:t xml:space="preserve">    // התנהגות תשלום ב-6 חודשים האחרונים</w:t>
+        <w:br/>
+        <w:t xml:space="preserve">    public double  AvgDaysToPayment { get; set; }</w:t>
+        <w:br/>
+        <w:t xml:space="preserve">    public double  OnTimeRatePct { get; set; }    // אחוז ששולם בזמן</w:t>
+        <w:br/>
+        <w:br/>
+        <w:t xml:space="preserve">    // ריכוזיות לקוחות (סיכון)</w:t>
+        <w:br/>
+        <w:t xml:space="preserve">    public string  TopCustomerName { get; set; }</w:t>
+        <w:br/>
+        <w:t xml:space="preserve">    public double  TopCustomerSharePct { get; set; }</w:t>
+        <w:br/>
+        <w:t xml:space="preserve">    public int     ActiveCustomerCount { get; set; }</w:t>
+        <w:br/>
+        <w:br/>
+        <w:t xml:space="preserve">    // מגמות חודשיות + רנווי</w:t>
+        <w:br/>
+        <w:t xml:space="preserve">    public decimal AvgMonthlyIncome { get; set; }</w:t>
+        <w:br/>
+        <w:t xml:space="preserve">    public decimal AvgMonthlyExpenses { get; set; }</w:t>
+        <w:br/>
+        <w:t xml:space="preserve">    public decimal AvgMonthlyProfit { get; set; }</w:t>
+        <w:br/>
+        <w:t xml:space="preserve">    public double  RunwayMonths { get; set; }     // -1 = רווחי</w:t>
+        <w:br/>
+        <w:br/>
+        <w:t xml:space="preserve">    public string  DisplayCurrency { get; set; }</w:t>
+        <w:br/>
+        <w:t>}</w:t>
+      </w:r>
+    </w:p>
+    <w:p>
+      <w:pPr>
+        <w:pStyle w:val="Heading2"/>
+        <w:bidi/>
+        <w:jc w:val="right"/>
+      </w:pPr>
+      <w:r>
+        <w:rPr>
+          <w:rtl/>
+          <w:cs/>
+        </w:rPr>
+        <w:t>26.2 שאילתות מתקדמות — `ReportsDB.AdvancedKpis`</w:t>
+      </w:r>
+    </w:p>
+    <w:p>
+      <w:pPr>
+        <w:bidi/>
+        <w:jc w:val="right"/>
+      </w:pPr>
+      <w:r>
+        <w:rPr>
+          <w:sz w:val="22"/>
+          <w:rtl/>
+          <w:cs/>
+        </w:rPr>
+        <w:t>WcfServiceLibrary1/ViewDB/ReportsDB.cs:300-450 — מימוש שמשלב 4 שאילתות:</w:t>
+      </w:r>
+    </w:p>
+    <w:p>
+      <w:pPr>
+        <w:pStyle w:val="Heading3"/>
+        <w:bidi/>
+        <w:jc w:val="right"/>
+      </w:pPr>
+      <w:r>
+        <w:rPr>
+          <w:rtl/>
+          <w:cs/>
+        </w:rPr>
+        <w:t>Aging — לולאה על כל החשבוניות שלא שולמו, חישוב ימים מ-DueDate</w:t>
+      </w:r>
+    </w:p>
+    <w:p>
+      <w:pPr>
+        <w:shd w:val="clear" w:color="auto" w:fill="F2F2EE"/>
+        <w:jc w:val="left"/>
+      </w:pPr>
+      <w:r>
+        <w:rPr>
+          <w:rFonts w:ascii="Consolas" w:hAnsi="Consolas"/>
+          <w:color w:val="0B0B0F"/>
+          <w:sz w:val="18"/>
+        </w:rPr>
+        <w:t>foreach row in (Sent/Overdue invoices):</w:t>
+        <w:br/>
+        <w:t xml:space="preserve">   daysLate = today - dueDate</w:t>
+        <w:br/>
+        <w:t xml:space="preserve">   if daysLate &lt;= 0   AgingCurrent += amt</w:t>
+        <w:br/>
+        <w:t xml:space="preserve">   else if &lt;= 30      Aging1To30   += amt</w:t>
+        <w:br/>
+        <w:t xml:space="preserve">   else if &lt;= 60      Aging31To60  += amt</w:t>
+        <w:br/>
+        <w:t xml:space="preserve">   else               Aging61Plus  += amt</w:t>
+      </w:r>
+    </w:p>
+    <w:p>
+      <w:pPr>
+        <w:pStyle w:val="Heading3"/>
+        <w:bidi/>
+        <w:jc w:val="right"/>
+      </w:pPr>
+      <w:r>
+        <w:rPr>
+          <w:rtl/>
+          <w:cs/>
+        </w:rPr>
+        <w:t>Payment Lag — חשבוניות ששולמו ב-6 חודשים האחרונים</w:t>
+      </w:r>
+    </w:p>
+    <w:p>
+      <w:pPr>
+        <w:shd w:val="clear" w:color="auto" w:fill="F2F2EE"/>
+        <w:jc w:val="left"/>
+      </w:pPr>
+      <w:r>
+        <w:rPr>
+          <w:rFonts w:ascii="Consolas" w:hAnsi="Consolas"/>
+          <w:color w:val="0B0B0F"/>
+          <w:sz w:val="18"/>
+        </w:rPr>
+        <w:t>SELECT I.[issueDate] AS iss, I.[paidDate] AS pd, I.[dueDate] AS due</w:t>
+        <w:br/>
+        <w:t>FROM [Invoices] AS I INNER JOIN [Customers] AS C ON I.[customerId] = C.[id]</w:t>
+        <w:br/>
+        <w:t>WHERE C.[ownerId] = ? AND I.[status] = 'Paid' AND I.[paidDate] &gt;= ?</w:t>
+      </w:r>
+    </w:p>
+    <w:p>
+      <w:pPr>
+        <w:bidi/>
+        <w:jc w:val="right"/>
+      </w:pPr>
+      <w:r>
+        <w:rPr>
+          <w:sz w:val="22"/>
+          <w:rtl/>
+          <w:cs/>
+        </w:rPr>
+        <w:t>האלגוריתם מחשב AvgDaysToPayment = avg(paidDate - issueDate) ו-OnTimeRatePct = paid_on_time / total. תאריך פירעון השוואה ל-dueDate.</w:t>
+      </w:r>
+    </w:p>
+    <w:p>
+      <w:pPr>
+        <w:pStyle w:val="Heading3"/>
+        <w:bidi/>
+        <w:jc w:val="right"/>
+      </w:pPr>
+      <w:r>
+        <w:rPr>
+          <w:rtl/>
+          <w:cs/>
+        </w:rPr>
+        <w:t>Customer Concentration — INNER JOIN + GROUP BY</w:t>
+      </w:r>
+    </w:p>
+    <w:p>
+      <w:pPr>
+        <w:shd w:val="clear" w:color="auto" w:fill="F2F2EE"/>
+        <w:jc w:val="left"/>
+      </w:pPr>
+      <w:r>
+        <w:rPr>
+          <w:rFonts w:ascii="Consolas" w:hAnsi="Consolas"/>
+          <w:color w:val="0B0B0F"/>
+          <w:sz w:val="18"/>
+        </w:rPr>
+        <w:t>SELECT C.[id], C.[businessName], SUM(I.[total]) AS rev, I.[currency]</w:t>
+        <w:br/>
+        <w:t>FROM [Invoices] AS I INNER JOIN [Customers] AS C ON I.[customerId] = C.[id]</w:t>
+        <w:br/>
+        <w:t>WHERE C.[ownerId] = ? AND I.[status] = 'Paid' AND I.[paidDate] &gt;= yearStart</w:t>
+        <w:br/>
+        <w:t>GROUP BY C.[id], C.[businessName], I.[currency]</w:t>
+        <w:br/>
+        <w:t>ORDER BY SUM(I.[total]) DESC</w:t>
+      </w:r>
+    </w:p>
+    <w:p>
+      <w:pPr>
+        <w:bidi/>
+        <w:jc w:val="right"/>
+      </w:pPr>
+      <w:r>
+        <w:rPr>
+          <w:sz w:val="22"/>
+          <w:rtl/>
+          <w:cs/>
+        </w:rPr>
+        <w:t>האלגוריתם מסכם את כל ההכנסות מתחילת השנה, מוצא את הלקוח עם ההכנסה הגבוהה ביותר, ומחשב את אחוז ההכנסה ממנו מתוך הכלל. אם האחוז גבוה מ-50% → אזהרה: "More than half of revenue is from one customer — concentrated risk."</w:t>
+      </w:r>
+    </w:p>
+    <w:p>
+      <w:pPr>
+        <w:pStyle w:val="Heading3"/>
+        <w:bidi/>
+        <w:jc w:val="right"/>
+      </w:pPr>
+      <w:r>
+        <w:rPr>
+          <w:rtl/>
+          <w:cs/>
+        </w:rPr>
+        <w:t>Trailing-3-month flow + Runway</w:t>
+      </w:r>
+    </w:p>
+    <w:p>
+      <w:pPr>
+        <w:bidi/>
+        <w:jc w:val="right"/>
+      </w:pPr>
+      <w:r>
+        <w:rPr>
+          <w:sz w:val="22"/>
+          <w:rtl/>
+          <w:cs/>
+        </w:rPr>
+        <w:t>ממוצע הכנסה חודשית והוצאה חודשית בשלושת החודשים האחרונים. אם הממוצע חיובי, RunwayMonths = -1 (רווחי, אין שריפת מזומנים). אם שלילי, RunwayMonths = TotalOutstanding ÷ |AvgMonthlyProfit| (כמה חודשים של שריפה אפשר לכסות מהיתרה החייבת).</w:t>
+      </w:r>
+    </w:p>
+    <w:p>
+      <w:pPr>
+        <w:pStyle w:val="Heading2"/>
+        <w:bidi/>
+        <w:jc w:val="right"/>
+      </w:pPr>
+      <w:r>
+        <w:rPr>
+          <w:rtl/>
+          <w:cs/>
+        </w:rPr>
+        <w:t>26.3 רינדור ב-Web</w:t>
+      </w:r>
+    </w:p>
+    <w:p>
+      <w:pPr>
+        <w:bidi/>
+        <w:jc w:val="right"/>
+      </w:pPr>
+      <w:r>
+        <w:rPr>
+          <w:sz w:val="22"/>
+          <w:rtl/>
+          <w:cs/>
+        </w:rPr>
+        <w:t>ה-Reports עכשיו מציג שני כרטיסים חדשים:</w:t>
+      </w:r>
+    </w:p>
+    <w:p>
+      <w:pPr>
+        <w:pStyle w:val="ListBullet"/>
+        <w:bidi/>
+        <w:jc w:val="right"/>
+      </w:pPr>
+      <w:r>
+        <w:rPr>
+          <w:rtl/>
+          <w:cs/>
+        </w:rPr>
+        <w:t>Receivables aging (md:7) — 4 ברים אופקיים צבעוניים (mint/amber/rose) המפורקים ביחס למקסימום מבין הדליים. סך הכל ה-TotalOutstanding מוצג בולט בצד ימין.</w:t>
+      </w:r>
+    </w:p>
+    <w:p>
+      <w:pPr>
+        <w:pStyle w:val="ListBullet"/>
+        <w:bidi/>
+        <w:jc w:val="right"/>
+      </w:pPr>
+      <w:r>
+        <w:rPr>
+          <w:rtl/>
+          <w:cs/>
+        </w:rPr>
+        <w:t>Operating KPIs (md:5) — 4 תאי מידע: ימים ממוצעים לתשלום, אחוז תשלומים בזמן, ריכוזיות לקוחות (עם אזהרה), רווח חודשי ממוצע, רנווי.</w:t>
+      </w:r>
+    </w:p>
+    <w:p>
+      <w:pPr>
+        <w:bidi/>
+        <w:jc w:val="right"/>
+      </w:pPr>
+      <w:r>
+        <w:rPr>
+          <w:sz w:val="22"/>
+          <w:rtl/>
+          <w:cs/>
+        </w:rPr>
+        <w:t>ב-/Owner/Home (Dashboard) נוספו תיקני זמן-אמת:</w:t>
+      </w:r>
+    </w:p>
+    <w:p>
+      <w:pPr>
+        <w:pStyle w:val="ListBullet"/>
+        <w:bidi/>
+        <w:jc w:val="right"/>
+      </w:pPr>
+      <w:r>
+        <w:rPr>
+          <w:rtl/>
+          <w:cs/>
+        </w:rPr>
+        <w:t>טייל Aging (md:6) עם 4 קטעים מיני.</w:t>
+      </w:r>
+    </w:p>
+    <w:p>
+      <w:pPr>
+        <w:pStyle w:val="ListBullet"/>
+        <w:bidi/>
+        <w:jc w:val="right"/>
+      </w:pPr>
+      <w:r>
+        <w:rPr>
+          <w:rtl/>
+          <w:cs/>
+        </w:rPr>
+        <w:t>טייל On-time payments (md:3).</w:t>
+      </w:r>
+    </w:p>
+    <w:p>
+      <w:pPr>
+        <w:pStyle w:val="ListBullet"/>
+        <w:bidi/>
+        <w:jc w:val="right"/>
+      </w:pPr>
+      <w:r>
+        <w:rPr>
+          <w:rtl/>
+          <w:cs/>
+        </w:rPr>
+        <w:t>טייל Loans (md:3) עם נתונים מ-LoanSummary.</w:t>
+      </w:r>
+    </w:p>
+    <w:p>
+      <w:pPr>
+        <w:pStyle w:val="Heading1"/>
+        <w:bidi/>
+        <w:jc w:val="right"/>
+      </w:pPr>
+      <w:r>
+        <w:rPr>
+          <w:rtl/>
+          <w:cs/>
+        </w:rPr>
+        <w:t>27. שיפורי חוויית משתמש (UX) — Login Spinner, ולידציות הרשמה, הרשמת עובד/בעלים ב-WPF, חוזה→חשבונית→הושלם</w:t>
+      </w:r>
+    </w:p>
+    <w:p>
+      <w:pPr>
+        <w:bidi/>
+        <w:jc w:val="right"/>
+      </w:pPr>
+      <w:r>
+        <w:rPr>
+          <w:sz w:val="22"/>
+          <w:rtl/>
+          <w:cs/>
+        </w:rPr>
+        <w:t>פרק זה אוסף את שיפורי חוויית המשתמש שבוצעו לאורך עדכון 2026. כל שיפור נראה קטן בנפרד, אבל יחד הם הופכים את המערכת מאב-טיפוס לימודי לכלי שאפשר לחיות איתו ביום-יום.</w:t>
+      </w:r>
+    </w:p>
+    <w:p>
+      <w:pPr>
+        <w:pStyle w:val="Heading2"/>
+        <w:bidi/>
+        <w:jc w:val="right"/>
+      </w:pPr>
+      <w:r>
+        <w:rPr>
+          <w:rtl/>
+          <w:cs/>
+        </w:rPr>
+        <w:t>27.1 כניסה למערכת — Spinner + Fail-fast</w:t>
+      </w:r>
+    </w:p>
+    <w:p>
+      <w:pPr>
+        <w:bidi/>
+        <w:jc w:val="right"/>
+      </w:pPr>
+      <w:r>
+        <w:rPr>
+          <w:sz w:val="22"/>
+          <w:rtl/>
+          <w:cs/>
+        </w:rPr>
+        <w:t>BManagedWeb/BManagedWeb/Pages/Login.cshtml.cs:17-30:</w:t>
+      </w:r>
+    </w:p>
+    <w:p>
+      <w:pPr>
+        <w:bidi/>
+        <w:jc w:val="right"/>
+      </w:pPr>
+      <w:r>
+        <w:rPr>
+          <w:sz w:val="22"/>
+          <w:rtl/>
+          <w:cs/>
+        </w:rPr>
+        <w:t>לפני: לחיצה על "כניסה" שלחה את הטופס. בזמן שהשרת בוצע (קריאת WCF + PBKDF2 עם 10,000 איטרציות), המסך נראה קפוא. אם המשתמש לא קיים, הוא היה ממתין באופן לא מוצדק לכל ה-PBKDF2.</w:t>
+      </w:r>
+    </w:p>
+    <w:p>
+      <w:pPr>
+        <w:bidi/>
+        <w:jc w:val="right"/>
+      </w:pPr>
+      <w:r>
+        <w:rPr>
+          <w:sz w:val="22"/>
+          <w:rtl/>
+          <w:cs/>
+        </w:rPr>
+        <w:t>אחרי:</w:t>
+      </w:r>
+    </w:p>
+    <w:p>
+      <w:pPr>
+        <w:pStyle w:val="ListNumber"/>
+        <w:bidi/>
+        <w:jc w:val="right"/>
+      </w:pPr>
+      <w:r>
+        <w:rPr>
+          <w:rtl/>
+          <w:cs/>
+        </w:rPr>
+        <w:t>Fail-fast — בדיקת CheckUserExist רצה ראשונה. אם המשתמש לא קיים, חוזרת תשובה מיד עם הודעה גנרית "Invalid username or password" בלי לחשב hash מיותר.</w:t>
+      </w:r>
+    </w:p>
+    <w:p>
+      <w:pPr>
+        <w:pStyle w:val="ListNumber"/>
+        <w:bidi/>
+        <w:jc w:val="right"/>
+      </w:pPr>
+      <w:r>
+        <w:rPr>
+          <w:rtl/>
+          <w:cs/>
+        </w:rPr>
+        <w:t>Spinner — JS קטן (15 שורות) על submit: כפתור הופך ל-disabled (מונע double-click), כיתוב משתנה ל-"Signing in… / מתחבר…", ה-arrow icon מתחלף ב-SVG מסתובב (animate-spin של Tailwind).</w:t>
+      </w:r>
+    </w:p>
+    <w:p>
+      <w:pPr>
+        <w:pStyle w:val="Heading2"/>
+        <w:bidi/>
+        <w:jc w:val="right"/>
+      </w:pPr>
+      <w:r>
+        <w:rPr>
+          <w:rtl/>
+          <w:cs/>
+        </w:rPr>
+        <w:t>27.2 הרשמה — ולידציות מחמירות</w:t>
+      </w:r>
+    </w:p>
+    <w:p>
+      <w:pPr>
+        <w:bidi/>
+        <w:jc w:val="right"/>
+      </w:pPr>
+      <w:r>
+        <w:rPr>
+          <w:sz w:val="22"/>
+          <w:rtl/>
+          <w:cs/>
+        </w:rPr>
+        <w:t>BManagedClient/BManagedClient/SignUp.xaml.cs:11-15 + BManagedWeb/BManagedWeb/Pages/SignUp.cshtml.cs:14-18:</w:t>
+      </w:r>
+    </w:p>
+    <w:tbl>
+      <w:tblPr>
+        <w:tblStyle w:val="LightGrid-Accent1"/>
+        <w:tblW w:type="auto" w:w="0"/>
+        <w:jc w:val="right"/>
+        <w:tblLook w:firstColumn="1" w:firstRow="1" w:lastColumn="0" w:lastRow="0" w:noHBand="0" w:noVBand="1" w:val="04A0"/>
+        <w:bidiVisual/>
+      </w:tblPr>
+      <w:tblGrid>
+        <w:gridCol w:w="3202"/>
+        <w:gridCol w:w="3202"/>
+        <w:gridCol w:w="3202"/>
+      </w:tblGrid>
+      <w:tr>
+        <w:tc>
+          <w:tcPr>
+            <w:tcW w:type="dxa" w:w="3202"/>
+          </w:tcPr>
+          <w:p>
+            <w:pPr>
+              <w:bidi/>
+              <w:jc w:val="right"/>
+            </w:pPr>
+            <w:r>
+              <w:rPr>
+                <w:rtl/>
+                <w:cs/>
+              </w:rPr>
+            </w:r>
+            <w:r>
+              <w:rPr>
+                <w:b/>
+                <w:rtl/>
+                <w:cs/>
+              </w:rPr>
+              <w:t>שדה</w:t>
+            </w:r>
+          </w:p>
+        </w:tc>
+        <w:tc>
+          <w:tcPr>
+            <w:tcW w:type="dxa" w:w="3202"/>
+          </w:tcPr>
+          <w:p>
+            <w:pPr>
+              <w:bidi/>
+              <w:jc w:val="right"/>
+            </w:pPr>
+            <w:r>
+              <w:rPr>
+                <w:rtl/>
+                <w:cs/>
+              </w:rPr>
+            </w:r>
+            <w:r>
+              <w:rPr>
+                <w:b/>
+                <w:rtl/>
+                <w:cs/>
+              </w:rPr>
+              <w:t>חוק קודם</w:t>
+            </w:r>
+          </w:p>
+        </w:tc>
+        <w:tc>
+          <w:tcPr>
+            <w:tcW w:type="dxa" w:w="3202"/>
+          </w:tcPr>
+          <w:p>
+            <w:pPr>
+              <w:bidi/>
+              <w:jc w:val="right"/>
+            </w:pPr>
+            <w:r>
+              <w:rPr>
+                <w:rtl/>
+                <w:cs/>
+              </w:rPr>
+            </w:r>
+            <w:r>
+              <w:rPr>
+                <w:b/>
+                <w:rtl/>
+                <w:cs/>
+              </w:rPr>
+              <w:t>חוק עדכני</w:t>
+            </w:r>
+          </w:p>
+        </w:tc>
+      </w:tr>
+      <w:tr>
+        <w:tc>
+          <w:tcPr>
+            <w:tcW w:type="dxa" w:w="3202"/>
+          </w:tcPr>
+          <w:p>
+            <w:pPr>
+              <w:bidi/>
+              <w:jc w:val="right"/>
+            </w:pPr>
+            <w:r>
+              <w:rPr>
+                <w:rtl/>
+                <w:cs/>
+              </w:rPr>
+            </w:r>
+            <w:r>
+              <w:rPr>
+                <w:rtl/>
+                <w:cs/>
+              </w:rPr>
+              <w:t>Username</w:t>
+            </w:r>
+          </w:p>
+        </w:tc>
+        <w:tc>
+          <w:tcPr>
+            <w:tcW w:type="dxa" w:w="3202"/>
+          </w:tcPr>
+          <w:p>
+            <w:pPr>
+              <w:bidi/>
+              <w:jc w:val="right"/>
+            </w:pPr>
+            <w:r>
+              <w:rPr>
+                <w:rtl/>
+                <w:cs/>
+              </w:rPr>
+            </w:r>
+            <w:r>
+              <w:rPr>
+                <w:rtl/>
+                <w:cs/>
+              </w:rPr>
+              <w:t>4+ תווים כלשהם</w:t>
+            </w:r>
+          </w:p>
+        </w:tc>
+        <w:tc>
+          <w:tcPr>
+            <w:tcW w:type="dxa" w:w="3202"/>
+          </w:tcPr>
+          <w:p>
+            <w:pPr>
+              <w:bidi/>
+              <w:jc w:val="right"/>
+            </w:pPr>
+            <w:r>
+              <w:rPr>
+                <w:rtl/>
+                <w:cs/>
+              </w:rPr>
+            </w:r>
+            <w:r>
+              <w:rPr>
+                <w:rtl/>
+                <w:cs/>
+              </w:rPr>
+              <w:t>רגקס: `^[A-Za-z0-9_.]{4,20}$`</w:t>
+            </w:r>
+          </w:p>
+        </w:tc>
+      </w:tr>
+      <w:tr>
+        <w:tc>
+          <w:tcPr>
+            <w:tcW w:type="dxa" w:w="3202"/>
+          </w:tcPr>
+          <w:p>
+            <w:pPr>
+              <w:bidi/>
+              <w:jc w:val="right"/>
+            </w:pPr>
+            <w:r>
+              <w:rPr>
+                <w:rtl/>
+                <w:cs/>
+              </w:rPr>
+            </w:r>
+            <w:r>
+              <w:rPr>
+                <w:rtl/>
+                <w:cs/>
+              </w:rPr>
+              <w:t>Password</w:t>
+            </w:r>
+          </w:p>
+        </w:tc>
+        <w:tc>
+          <w:tcPr>
+            <w:tcW w:type="dxa" w:w="3202"/>
+          </w:tcPr>
+          <w:p>
+            <w:pPr>
+              <w:bidi/>
+              <w:jc w:val="right"/>
+            </w:pPr>
+            <w:r>
+              <w:rPr>
+                <w:rtl/>
+                <w:cs/>
+              </w:rPr>
+            </w:r>
+            <w:r>
+              <w:rPr>
+                <w:rtl/>
+                <w:cs/>
+              </w:rPr>
+              <w:t>4+ תווים</w:t>
+            </w:r>
+          </w:p>
+        </w:tc>
+        <w:tc>
+          <w:tcPr>
+            <w:tcW w:type="dxa" w:w="3202"/>
+          </w:tcPr>
+          <w:p>
+            <w:pPr>
+              <w:bidi/>
+              <w:jc w:val="right"/>
+            </w:pPr>
+            <w:r>
+              <w:rPr>
+                <w:rtl/>
+                <w:cs/>
+              </w:rPr>
+            </w:r>
+            <w:r>
+              <w:rPr>
+                <w:rtl/>
+                <w:cs/>
+              </w:rPr>
+              <w:t>רגקס: `^(?=.*[A-Za-z])(?=.*\d).{8,}$` (8+ תווים, אות אחת, ספרה אחת)</w:t>
+            </w:r>
+          </w:p>
+        </w:tc>
+      </w:tr>
+      <w:tr>
+        <w:tc>
+          <w:tcPr>
+            <w:tcW w:type="dxa" w:w="3202"/>
+          </w:tcPr>
+          <w:p>
+            <w:pPr>
+              <w:bidi/>
+              <w:jc w:val="right"/>
+            </w:pPr>
+            <w:r>
+              <w:rPr>
+                <w:rtl/>
+                <w:cs/>
+              </w:rPr>
+            </w:r>
+            <w:r>
+              <w:rPr>
+                <w:rtl/>
+                <w:cs/>
+              </w:rPr>
+              <w:t>Password = Username</w:t>
+            </w:r>
+          </w:p>
+        </w:tc>
+        <w:tc>
+          <w:tcPr>
+            <w:tcW w:type="dxa" w:w="3202"/>
+          </w:tcPr>
+          <w:p>
+            <w:pPr>
+              <w:bidi/>
+              <w:jc w:val="right"/>
+            </w:pPr>
+            <w:r>
+              <w:rPr>
+                <w:rtl/>
+                <w:cs/>
+              </w:rPr>
+            </w:r>
+            <w:r>
+              <w:rPr>
+                <w:rtl/>
+                <w:cs/>
+              </w:rPr>
+              <w:t>מותר</w:t>
+            </w:r>
+          </w:p>
+        </w:tc>
+        <w:tc>
+          <w:tcPr>
+            <w:tcW w:type="dxa" w:w="3202"/>
+          </w:tcPr>
+          <w:p>
+            <w:pPr>
+              <w:bidi/>
+              <w:jc w:val="right"/>
+            </w:pPr>
+            <w:r>
+              <w:rPr>
+                <w:rtl/>
+                <w:cs/>
+              </w:rPr>
+            </w:r>
+            <w:r>
+              <w:rPr>
+                <w:rtl/>
+                <w:cs/>
+              </w:rPr>
+              <w:t>חסום</w:t>
+            </w:r>
+          </w:p>
+        </w:tc>
+      </w:tr>
+      <w:tr>
+        <w:tc>
+          <w:tcPr>
+            <w:tcW w:type="dxa" w:w="3202"/>
+          </w:tcPr>
+          <w:p>
+            <w:pPr>
+              <w:bidi/>
+              <w:jc w:val="right"/>
+            </w:pPr>
+            <w:r>
+              <w:rPr>
+                <w:rtl/>
+                <w:cs/>
+              </w:rPr>
+            </w:r>
+            <w:r>
+              <w:rPr>
+                <w:rtl/>
+                <w:cs/>
+              </w:rPr>
+              <w:t>Email</w:t>
+            </w:r>
+          </w:p>
+        </w:tc>
+        <w:tc>
+          <w:tcPr>
+            <w:tcW w:type="dxa" w:w="3202"/>
+          </w:tcPr>
+          <w:p>
+            <w:pPr>
+              <w:bidi/>
+              <w:jc w:val="right"/>
+            </w:pPr>
+            <w:r>
+              <w:rPr>
+                <w:rtl/>
+                <w:cs/>
+              </w:rPr>
+            </w:r>
+            <w:r>
+              <w:rPr>
+                <w:rtl/>
+                <w:cs/>
+              </w:rPr>
+              <w:t>רגקס פשוט</w:t>
+            </w:r>
+          </w:p>
+        </w:tc>
+        <w:tc>
+          <w:tcPr>
+            <w:tcW w:type="dxa" w:w="3202"/>
+          </w:tcPr>
+          <w:p>
+            <w:pPr>
+              <w:bidi/>
+              <w:jc w:val="right"/>
+            </w:pPr>
+            <w:r>
+              <w:rPr>
+                <w:rtl/>
+                <w:cs/>
+              </w:rPr>
+            </w:r>
+            <w:r>
+              <w:rPr>
+                <w:rtl/>
+                <w:cs/>
+              </w:rPr>
+              <w:t>זהה — אבל הודעת השגיאה כוללת דוגמה</w:t>
+            </w:r>
+          </w:p>
+        </w:tc>
+      </w:tr>
+      <w:tr>
+        <w:tc>
+          <w:tcPr>
+            <w:tcW w:type="dxa" w:w="3202"/>
+          </w:tcPr>
+          <w:p>
+            <w:pPr>
+              <w:bidi/>
+              <w:jc w:val="right"/>
+            </w:pPr>
+            <w:r>
+              <w:rPr>
+                <w:rtl/>
+                <w:cs/>
+              </w:rPr>
+            </w:r>
+            <w:r>
+              <w:rPr>
+                <w:rtl/>
+                <w:cs/>
+              </w:rPr>
+              <w:t>Phone</w:t>
+            </w:r>
+          </w:p>
+        </w:tc>
+        <w:tc>
+          <w:tcPr>
+            <w:tcW w:type="dxa" w:w="3202"/>
+          </w:tcPr>
+          <w:p>
+            <w:pPr>
+              <w:bidi/>
+              <w:jc w:val="right"/>
+            </w:pPr>
+            <w:r>
+              <w:rPr>
+                <w:rtl/>
+                <w:cs/>
+              </w:rPr>
+            </w:r>
+            <w:r>
+              <w:rPr>
+                <w:rtl/>
+                <w:cs/>
+              </w:rPr>
+              <w:t>7-15 ספרות, פלוס אופציונלי</w:t>
+            </w:r>
+          </w:p>
+        </w:tc>
+        <w:tc>
+          <w:tcPr>
+            <w:tcW w:type="dxa" w:w="3202"/>
+          </w:tcPr>
+          <w:p>
+            <w:pPr>
+              <w:bidi/>
+              <w:jc w:val="right"/>
+            </w:pPr>
+            <w:r>
+              <w:rPr>
+                <w:rtl/>
+                <w:cs/>
+              </w:rPr>
+            </w:r>
+            <w:r>
+              <w:rPr>
+                <w:rtl/>
+                <w:cs/>
+              </w:rPr>
+              <w:t>זהה — הודעת השגיאה הוסברה</w:t>
+            </w:r>
+          </w:p>
+        </w:tc>
+      </w:tr>
+    </w:tbl>
+    <w:p>
+      <w:pPr>
+        <w:bidi/>
+        <w:jc w:val="right"/>
+      </w:pPr>
+      <w:r>
+        <w:rPr>
+          <w:sz w:val="22"/>
+          <w:rtl/>
+          <w:cs/>
+        </w:rPr>
+        <w:t>ב-Web גם נוספו attributes ב-HTML5: minlength, maxlength, pattern, required — כך שהדפדפן חוסם submit לפני שיגיע לשרת. רשימת ביקורת חיה לסיסמה מופיעה מתחת לשדה הסיסמה: 3 בולטים שהופכים ירוקים בזמן אמת ככל שהמשתמש מקליד (אורך 8+, אות, ספרה).</w:t>
+      </w:r>
+    </w:p>
+    <w:p>
+      <w:pPr>
+        <w:pStyle w:val="Heading2"/>
+        <w:bidi/>
+        <w:jc w:val="right"/>
+      </w:pPr>
+      <w:r>
+        <w:rPr>
+          <w:rtl/>
+          <w:cs/>
+        </w:rPr>
+        <w:t>27.3 הרשמה ב-WPF — מסלול דו-שלבי (Owner / Employee)</w:t>
+      </w:r>
+    </w:p>
+    <w:p>
+      <w:pPr>
+        <w:bidi/>
+        <w:jc w:val="right"/>
+      </w:pPr>
+      <w:r>
+        <w:rPr>
+          <w:sz w:val="22"/>
+          <w:rtl/>
+          <w:cs/>
+        </w:rPr>
+        <w:t>הגרסה הקודמת קודדה תפקיד "Client" בקשיחות בקוד BManagedClient/BManagedClient/SignUp.xaml.cs:33. לא היה אפשר ליצור דרך WPF משתמש Owner או Employee.</w:t>
+      </w:r>
+    </w:p>
+    <w:p>
+      <w:pPr>
+        <w:bidi/>
+        <w:jc w:val="right"/>
+      </w:pPr>
+      <w:r>
+        <w:rPr>
+          <w:sz w:val="22"/>
+          <w:rtl/>
+          <w:cs/>
+        </w:rPr>
+        <w:t>המסך נכתב מחדש כשני שלבים:</w:t>
+      </w:r>
+    </w:p>
+    <w:p>
+      <w:pPr>
+        <w:bidi/>
+        <w:jc w:val="right"/>
+      </w:pPr>
+      <w:r>
+        <w:rPr>
+          <w:sz w:val="22"/>
+          <w:rtl/>
+          <w:cs/>
+        </w:rPr>
+        <w:t>שלב 1 — בורר תפקיד עם שתי כרטיסים מוארים:</w:t>
+      </w:r>
+    </w:p>
+    <w:p>
+      <w:pPr>
+        <w:pStyle w:val="ListBullet"/>
+        <w:bidi/>
+        <w:jc w:val="right"/>
+      </w:pPr>
+      <w:r>
+        <w:rPr>
+          <w:rtl/>
+          <w:cs/>
+        </w:rPr>
+        <w:t>"OWNER — I run a business" — בעלי עסק. בוחר Patur או Murshe + צ'קבוקס Zair + מטבע.</w:t>
+      </w:r>
+    </w:p>
+    <w:p>
+      <w:pPr>
+        <w:pStyle w:val="ListBullet"/>
+        <w:bidi/>
+        <w:jc w:val="right"/>
+      </w:pPr>
+      <w:r>
+        <w:rPr>
+          <w:rtl/>
+          <w:cs/>
+        </w:rPr>
+        <w:t>"EMPLOYEE — I work on assigned projects" — עובד שכיר/קבלן. אין שדות עוסק.</w:t>
+      </w:r>
+    </w:p>
+    <w:p>
+      <w:pPr>
+        <w:bidi/>
+        <w:jc w:val="right"/>
+      </w:pPr>
+      <w:r>
+        <w:rPr>
+          <w:sz w:val="22"/>
+          <w:rtl/>
+          <w:cs/>
+        </w:rPr>
+        <w:t>שלב 2 — טופס דינמי שמתאים את עצמו לתפקיד שנבחר:</w:t>
+      </w:r>
+    </w:p>
+    <w:p>
+      <w:pPr>
+        <w:pStyle w:val="ListBullet"/>
+        <w:bidi/>
+        <w:jc w:val="right"/>
+      </w:pPr>
+      <w:r>
+        <w:rPr>
+          <w:rtl/>
+          <w:cs/>
+        </w:rPr>
+        <w:t>אם Owner: מוצגים בנוסף ComboBox "VAT REGISTRATION" + CheckBox "Claim Osek Zair income-tax status".</w:t>
+      </w:r>
+    </w:p>
+    <w:p>
+      <w:pPr>
+        <w:pStyle w:val="ListBullet"/>
+        <w:bidi/>
+        <w:jc w:val="right"/>
+      </w:pPr>
+      <w:r>
+        <w:rPr>
+          <w:rtl/>
+          <w:cs/>
+        </w:rPr>
+        <w:t>אם Employee: שדות הבסיס בלבד (username, password, email, phone, currency).</w:t>
+      </w:r>
+    </w:p>
+    <w:p>
+      <w:pPr>
+        <w:bidi/>
+        <w:jc w:val="right"/>
+      </w:pPr>
+      <w:r>
+        <w:rPr>
+          <w:sz w:val="22"/>
+          <w:rtl/>
+          <w:cs/>
+        </w:rPr>
+        <w:t>חשבונות Owner מופעלים מיידית (server-side: r == "Owner" → active = true). חשבונות Employee נכנסים פעולה רק לאחר שהבעלים מאשר אותם בעמוד Manage Users.</w:t>
+      </w:r>
+    </w:p>
+    <w:p>
+      <w:pPr>
+        <w:bidi/>
+        <w:jc w:val="right"/>
+      </w:pPr>
+      <w:r>
+        <w:rPr>
+          <w:sz w:val="22"/>
+          <w:rtl/>
+          <w:cs/>
+        </w:rPr>
+        <w:t>SignUp.xaml.cs:24-50 — SwitchToForm(role) פותר/מסתיר את האלמנטים לפי _selectedRole:</w:t>
+      </w:r>
+    </w:p>
+    <w:p>
+      <w:pPr>
+        <w:shd w:val="clear" w:color="auto" w:fill="F2F2EE"/>
+        <w:jc w:val="left"/>
+      </w:pPr>
+      <w:r>
+        <w:rPr>
+          <w:rFonts w:ascii="Consolas" w:hAnsi="Consolas"/>
+          <w:color w:val="0B0B0F"/>
+          <w:sz w:val="18"/>
+        </w:rPr>
+        <w:t>private void SwitchToForm(string role)</w:t>
+        <w:br/>
+        <w:t>{</w:t>
+        <w:br/>
+        <w:t xml:space="preserve">    _selectedRole = role;</w:t>
+        <w:br/>
+        <w:t xml:space="preserve">    roleStep.Visibility    = Visibility.Collapsed;</w:t>
+        <w:br/>
+        <w:t xml:space="preserve">    formStep.Visibility    = Visibility.Visible;</w:t>
+        <w:br/>
+        <w:t xml:space="preserve">    ownerExtras.Visibility = role == "Owner" ? Visibility.Visible : Visibility.Collapsed;</w:t>
+        <w:br/>
+        <w:t xml:space="preserve">    titleText.Text   = role == "Owner" ? "Owner sign-up" : "Employee sign-up";</w:t>
+        <w:br/>
+        <w:t xml:space="preserve">    subtitleText.Text = role == "Owner"</w:t>
+        <w:br/>
+        <w:t xml:space="preserve">        ? "Run the business — you'll log invoices, expenses, and VAT."</w:t>
+        <w:br/>
+        <w:t xml:space="preserve">        : "Work on assigned projects and log your expenses.";</w:t>
+        <w:br/>
+        <w:t>}</w:t>
+      </w:r>
+    </w:p>
+    <w:p>
+      <w:pPr>
+        <w:pStyle w:val="Heading2"/>
+        <w:bidi/>
+        <w:jc w:val="right"/>
+      </w:pPr>
+      <w:r>
+        <w:rPr>
+          <w:rtl/>
+          <w:cs/>
+        </w:rPr>
+        <w:t>27.4 לקוחות — טופס הוספה אמיתי במקום InputBox</w:t>
+      </w:r>
+    </w:p>
+    <w:p>
+      <w:pPr>
+        <w:bidi/>
+        <w:jc w:val="right"/>
+      </w:pPr>
+      <w:r>
+        <w:rPr>
+          <w:sz w:val="22"/>
+          <w:rtl/>
+          <w:cs/>
+        </w:rPr>
+        <w:t>ב-BManagedClient/BManagedClient/Customers.xaml.cs — כפתור "+ New customer" קרא בעבר ל-Microsoft.VisualBasic.Interaction.InputBox שמבקש שורה אחת בלבד (Business Name). שאר השדות (Contact, Tax ID, Email, Phone, Address, Currency) נשארו ריקים על Insert.</w:t>
+      </w:r>
+    </w:p>
+    <w:p>
+      <w:pPr>
+        <w:bidi/>
+        <w:jc w:val="right"/>
+      </w:pPr>
+      <w:r>
+        <w:rPr>
+          <w:sz w:val="22"/>
+          <w:rtl/>
+          <w:cs/>
+        </w:rPr>
+        <w:t>עדכון 2026 — פאנל מוטמע מתחת לבר החיפוש שמתפתח על ToggleAdd_Click:</w:t>
+      </w:r>
+    </w:p>
+    <w:p>
+      <w:pPr>
+        <w:pStyle w:val="ListBullet"/>
+        <w:bidi/>
+        <w:jc w:val="right"/>
+      </w:pPr>
+      <w:r>
+        <w:rPr>
+          <w:rtl/>
+          <w:cs/>
+        </w:rPr>
+        <w:t>6 שדות עם תוויות UPPERCASE.</w:t>
+      </w:r>
+    </w:p>
+    <w:p>
+      <w:pPr>
+        <w:pStyle w:val="ListBullet"/>
+        <w:bidi/>
+        <w:jc w:val="right"/>
+      </w:pPr>
+      <w:r>
+        <w:rPr>
+          <w:rtl/>
+          <w:cs/>
+        </w:rPr>
+        <w:t>ולידציה: שם עסק חובה; אימייל וטלפון רגקס אם הוזנו (זהה לרגקסים של SignUp).</w:t>
+      </w:r>
+    </w:p>
+    <w:p>
+      <w:pPr>
+        <w:pStyle w:val="ListBullet"/>
+        <w:bidi/>
+        <w:jc w:val="right"/>
+      </w:pPr>
+      <w:r>
+        <w:rPr>
+          <w:rtl/>
+          <w:cs/>
+        </w:rPr>
+        <w:t>כפתורי Save / Cancel.</w:t>
+      </w:r>
+    </w:p>
+    <w:p>
+      <w:pPr>
+        <w:pStyle w:val="ListBullet"/>
+        <w:bidi/>
+        <w:jc w:val="right"/>
+      </w:pPr>
+      <w:r>
+        <w:rPr>
+          <w:rtl/>
+          <w:cs/>
+        </w:rPr>
+        <w:t>status TextBlock קיים מציג שגיאות + הצלחה.</w:t>
+      </w:r>
+    </w:p>
+    <w:p>
+      <w:pPr>
+        <w:bidi/>
+        <w:jc w:val="right"/>
+      </w:pPr>
+      <w:r>
+        <w:rPr>
+          <w:sz w:val="22"/>
+          <w:rtl/>
+          <w:cs/>
+        </w:rPr>
+        <w:t>Customers.xaml.cs:SaveAdd_Click — בודק את כל השדות, יוצר אובייקט Customer מלא, ושולח ל-AddCustomer.</w:t>
+      </w:r>
+    </w:p>
+    <w:p>
+      <w:pPr>
+        <w:pStyle w:val="Heading2"/>
+        <w:bidi/>
+        <w:jc w:val="right"/>
+      </w:pPr>
+      <w:r>
+        <w:rPr>
+          <w:rtl/>
+          <w:cs/>
+        </w:rPr>
+        <w:t>27.5 חשבוניות — תוויות ברורות ועזרי הסבר</w:t>
+      </w:r>
+    </w:p>
+    <w:p>
+      <w:pPr>
+        <w:bidi/>
+        <w:jc w:val="right"/>
+      </w:pPr>
+      <w:r>
+        <w:rPr>
+          <w:sz w:val="22"/>
+          <w:rtl/>
+          <w:cs/>
+        </w:rPr>
+        <w:t>ב-BManagedClient/BManagedClient/Invoices.xaml:</w:t>
+      </w:r>
+    </w:p>
+    <w:p>
+      <w:pPr>
+        <w:pStyle w:val="ListBullet"/>
+        <w:bidi/>
+        <w:jc w:val="right"/>
+      </w:pPr>
+      <w:r>
+        <w:rPr>
+          <w:rtl/>
+          <w:cs/>
+        </w:rPr>
+        <w:t>בטופס "צור חשבונית" נוספו תוויות מעל הבוררים: CUSTOMER (BILL TO), CURRENCY.</w:t>
+      </w:r>
+    </w:p>
+    <w:p>
+      <w:pPr>
+        <w:pStyle w:val="ListBullet"/>
+        <w:bidi/>
+        <w:jc w:val="right"/>
+      </w:pPr>
+      <w:r>
+        <w:rPr>
+          <w:rtl/>
+          <w:cs/>
+        </w:rPr>
+        <w:t>כל שדה קיבל ToolTip מסביר.</w:t>
+      </w:r>
+    </w:p>
+    <w:p>
+      <w:pPr>
+        <w:pStyle w:val="ListBullet"/>
+        <w:bidi/>
+        <w:jc w:val="right"/>
+      </w:pPr>
+      <w:r>
+        <w:rPr>
+          <w:rtl/>
+          <w:cs/>
+        </w:rPr>
+        <w:t>בטופס "הוסף שורה" נוספו תוויות: DESCRIPTION (WHAT WAS DONE), QUANTITY (HOURS / UNITS), UNIT PRICE (PER UNIT).</w:t>
+      </w:r>
+    </w:p>
+    <w:p>
+      <w:pPr>
+        <w:pStyle w:val="ListBullet"/>
+        <w:bidi/>
+        <w:jc w:val="right"/>
+      </w:pPr>
+      <w:r>
+        <w:rPr>
+          <w:rtl/>
+          <w:cs/>
+        </w:rPr>
+        <w:t>שורת עזרה תחתונה: "Line total = Quantity × Unit price (auto). VAT 18% added on the invoice totals row (0% for Osek Patur)."</w:t>
+      </w:r>
+    </w:p>
+    <w:p>
+      <w:pPr>
+        <w:bidi/>
+        <w:jc w:val="right"/>
+      </w:pPr>
+      <w:r>
+        <w:rPr>
+          <w:sz w:val="22"/>
+          <w:rtl/>
+          <w:cs/>
+        </w:rPr>
+        <w:t>ב-Web (Invoices.cshtml) — אותו עיקרון: תוויות לכל שדה בטופס יצירת חשבונית, פסקת הסבר על מע״מ.</w:t>
+      </w:r>
+    </w:p>
+    <w:p>
+      <w:pPr>
+        <w:pStyle w:val="Heading2"/>
+        <w:bidi/>
+        <w:jc w:val="right"/>
+      </w:pPr>
+      <w:r>
+        <w:rPr>
+          <w:rtl/>
+          <w:cs/>
+        </w:rPr>
+        <w:t>27.6 חוזה → חשבונית → הושלם — מחזור חיים אוטומטי</w:t>
+      </w:r>
+    </w:p>
+    <w:p>
+      <w:pPr>
+        <w:bidi/>
+        <w:jc w:val="right"/>
+      </w:pPr>
+      <w:r>
+        <w:rPr>
+          <w:sz w:val="22"/>
+          <w:rtl/>
+          <w:cs/>
+        </w:rPr>
+        <w:t>זרימת חוזה ⇆ חשבונית מתואמת אוטומטית בצד השרת:</w:t>
+      </w:r>
+    </w:p>
+    <w:p>
+      <w:pPr>
+        <w:bidi/>
+        <w:jc w:val="right"/>
+      </w:pPr>
+      <w:r>
+        <w:rPr>
+          <w:sz w:val="22"/>
+          <w:rtl/>
+          <w:cs/>
+        </w:rPr>
+        <w:t>WcfServiceLibrary1/WcfServiceLibrary1/Service1.cs:222-250:</w:t>
+      </w:r>
+    </w:p>
+    <w:p>
+      <w:pPr>
+        <w:shd w:val="clear" w:color="auto" w:fill="F2F2EE"/>
+        <w:jc w:val="left"/>
+      </w:pPr>
+      <w:r>
+        <w:rPr>
+          <w:rFonts w:ascii="Consolas" w:hAnsi="Consolas"/>
+          <w:color w:val="0B0B0F"/>
+          <w:sz w:val="18"/>
+        </w:rPr>
+        <w:t>public void MarkInvoicePaid(int id, DateTime paidDate)</w:t>
+        <w:br/>
+        <w:t>{</w:t>
+        <w:br/>
+        <w:t xml:space="preserve">    invDB.MarkPaid(id, paidDate);</w:t>
+        <w:br/>
+        <w:br/>
+        <w:t xml:space="preserve">    // אם החשבונית קושרה לחוזה, עדכן את החוזה ל-Fulfilled</w:t>
+        <w:br/>
+        <w:t xml:space="preserve">    var inv = invDB.GetById(id);</w:t>
+        <w:br/>
+        <w:t xml:space="preserve">    if (inv != null &amp;&amp; inv.ContractId.HasValue &amp;&amp; inv.ContractId.Value &gt; 0)</w:t>
+        <w:br/>
+        <w:t xml:space="preserve">    {</w:t>
+        <w:br/>
+        <w:t xml:space="preserve">        var c = contractDB.GetById(inv.ContractId.Value);</w:t>
+        <w:br/>
+        <w:t xml:space="preserve">        if (c != null &amp;&amp; c.Status != "Fulfilled" &amp;&amp; c.Status != "Cancelled")</w:t>
+        <w:br/>
+        <w:t xml:space="preserve">        {</w:t>
+        <w:br/>
+        <w:t xml:space="preserve">            contractDB.SetStatus(c.Id, "Fulfilled", c.SignedDate);</w:t>
+        <w:br/>
+        <w:t xml:space="preserve">        }</w:t>
+        <w:br/>
+        <w:t xml:space="preserve">    }</w:t>
+        <w:br/>
+        <w:t>}</w:t>
+      </w:r>
+    </w:p>
+    <w:p>
+      <w:pPr>
+        <w:bidi/>
+        <w:jc w:val="right"/>
+      </w:pPr>
+      <w:r>
+        <w:rPr>
+          <w:sz w:val="22"/>
+          <w:rtl/>
+          <w:cs/>
+        </w:rPr>
+        <w:t>ב-WPF נוסף בעמוד Contracts.xaml כפתור חדש "🧾 Invoice this contract" שזמין רק לחוזים בסטטוס Signed. לחיצה עליו יוצרת חשבונית Draft עם הלקוח והמטבע מהחוזה, ושורה ראשונית עם הסכום והכותרת מהחוזה. ברגע שהחשבונית הזו מסומנת Paid, החוזה הופך אוטומטית ל-Fulfilled. ב-Web הכפתור היה קיים מקודם.</w:t>
+      </w:r>
+    </w:p>
+    <w:p>
+      <w:pPr>
+        <w:bidi/>
+        <w:jc w:val="right"/>
+      </w:pPr>
+      <w:r>
+        <w:rPr>
+          <w:sz w:val="22"/>
+          <w:rtl/>
+          <w:cs/>
+        </w:rPr>
+        <w:t>Contracts.xaml.cs:InvoiceContract_Click:</w:t>
+      </w:r>
+    </w:p>
+    <w:p>
+      <w:pPr>
+        <w:shd w:val="clear" w:color="auto" w:fill="F2F2EE"/>
+        <w:jc w:val="left"/>
+      </w:pPr>
+      <w:r>
+        <w:rPr>
+          <w:rFonts w:ascii="Consolas" w:hAnsi="Consolas"/>
+          <w:color w:val="0B0B0F"/>
+          <w:sz w:val="18"/>
+        </w:rPr>
+        <w:t>double vatRate = (LogIn.sign != null &amp;&amp; LogIn.sign.IsPatur) ? 0.0 : 0.18;</w:t>
+        <w:br/>
+        <w:t>int newId = ServiceGateway.Use(c =&gt; c.CreateInvoice(new Invoice {</w:t>
+        <w:br/>
+        <w:t xml:space="preserve">    CustomerId = Selected.CustomerId,</w:t>
+        <w:br/>
+        <w:t xml:space="preserve">    DueDate    = DateTime.Today.AddDays(30),</w:t>
+        <w:br/>
+        <w:t xml:space="preserve">    Currency   = Selected.Currency,</w:t>
+        <w:br/>
+        <w:t xml:space="preserve">    VatRate    = vatRate,</w:t>
+        <w:br/>
+        <w:t xml:space="preserve">    ContractId = Selected.Id,        // קישור לחוזה</w:t>
+        <w:br/>
+        <w:t>}));</w:t>
+        <w:br/>
+        <w:t>ServiceGateway.Use(c =&gt; c.AddInvoiceLine(new InvoiceLine {</w:t>
+        <w:br/>
+        <w:t xml:space="preserve">    InvoiceId = newId,</w:t>
+        <w:br/>
+        <w:t xml:space="preserve">    Description = Selected.Title,</w:t>
+        <w:br/>
+        <w:t xml:space="preserve">    Quantity = 1,</w:t>
+        <w:br/>
+        <w:t xml:space="preserve">    UnitPrice = Selected.TotalAmount,</w:t>
+        <w:br/>
+        <w:t xml:space="preserve">    LineTotal = Selected.TotalAmount,</w:t>
+        <w:br/>
+        <w:t>}));</w:t>
+      </w:r>
+    </w:p>
+    <w:p>
+      <w:pPr>
+        <w:bidi/>
+        <w:jc w:val="right"/>
+      </w:pPr>
+      <w:r>
+        <w:rPr>
+          <w:sz w:val="22"/>
+          <w:rtl/>
+          <w:cs/>
+        </w:rPr>
+        <w:t>הסטטוס "Fulfilled" התווסף לרשימת הסטטוסים של חוזים. ה-pill ב-UI צבוע ב-mint וכתוב "הושלם (שולם)".</w:t>
+      </w:r>
+    </w:p>
+    <w:p>
+      <w:pPr>
+        <w:pStyle w:val="Heading2"/>
+        <w:bidi/>
+        <w:jc w:val="right"/>
+      </w:pPr>
+      <w:r>
+        <w:rPr>
+          <w:rtl/>
+          <w:cs/>
+        </w:rPr>
+        <w:t>27.7 פולינג עקבי</w:t>
+      </w:r>
+    </w:p>
+    <w:p>
+      <w:pPr>
+        <w:bidi/>
+        <w:jc w:val="right"/>
+      </w:pPr>
+      <w:r>
+        <w:rPr>
+          <w:sz w:val="22"/>
+          <w:rtl/>
+          <w:cs/>
+        </w:rPr>
+        <w:t>BManagedClient/BManagedClient/ClientHome.xaml.cs:27 — שונה מ-30 שניות ל-15 שניות, כדי להתאים ל-EmployeeHome.xaml.cs (שם זה כבר היה 15). UX אחיד בין כל שלוש הרמות.</w:t>
+      </w:r>
+    </w:p>
+    <w:p>
+      <w:pPr>
+        <w:pStyle w:val="Heading1"/>
+        <w:bidi/>
+        <w:jc w:val="right"/>
+      </w:pPr>
+      <w:r>
+        <w:rPr>
+          <w:rtl/>
+          <w:cs/>
+        </w:rPr>
+        <w:t>28. סיכום השינויים — ספירת קוד עדכנית</w:t>
+      </w:r>
+    </w:p>
+    <w:tbl>
+      <w:tblPr>
+        <w:tblStyle w:val="LightGrid-Accent1"/>
+        <w:tblW w:type="auto" w:w="0"/>
+        <w:jc w:val="right"/>
+        <w:tblLook w:firstColumn="1" w:firstRow="1" w:lastColumn="0" w:lastRow="0" w:noHBand="0" w:noVBand="1" w:val="04A0"/>
+        <w:bidiVisual/>
+      </w:tblPr>
+      <w:tblGrid>
+        <w:gridCol w:w="3202"/>
+        <w:gridCol w:w="3202"/>
+        <w:gridCol w:w="3202"/>
+      </w:tblGrid>
+      <w:tr>
+        <w:tc>
+          <w:tcPr>
+            <w:tcW w:type="dxa" w:w="3202"/>
+          </w:tcPr>
+          <w:p>
+            <w:pPr>
+              <w:bidi/>
+              <w:jc w:val="right"/>
+            </w:pPr>
+            <w:r>
+              <w:rPr>
+                <w:rtl/>
+                <w:cs/>
+              </w:rPr>
+            </w:r>
+            <w:r>
+              <w:rPr>
+                <w:b/>
+                <w:rtl/>
+                <w:cs/>
+              </w:rPr>
+              <w:t>מדד</w:t>
+            </w:r>
+          </w:p>
+        </w:tc>
+        <w:tc>
+          <w:tcPr>
+            <w:tcW w:type="dxa" w:w="3202"/>
+          </w:tcPr>
+          <w:p>
+            <w:pPr>
+              <w:bidi/>
+              <w:jc w:val="right"/>
+            </w:pPr>
+            <w:r>
+              <w:rPr>
+                <w:rtl/>
+                <w:cs/>
+              </w:rPr>
+            </w:r>
+            <w:r>
+              <w:rPr>
+                <w:b/>
+                <w:rtl/>
+                <w:cs/>
+              </w:rPr>
+              <w:t>לפני העדכון</w:t>
+            </w:r>
+          </w:p>
+        </w:tc>
+        <w:tc>
+          <w:tcPr>
+            <w:tcW w:type="dxa" w:w="3202"/>
+          </w:tcPr>
+          <w:p>
+            <w:pPr>
+              <w:bidi/>
+              <w:jc w:val="right"/>
+            </w:pPr>
+            <w:r>
+              <w:rPr>
+                <w:rtl/>
+                <w:cs/>
+              </w:rPr>
+            </w:r>
+            <w:r>
+              <w:rPr>
+                <w:b/>
+                <w:rtl/>
+                <w:cs/>
+              </w:rPr>
+              <w:t>אחרי עדכון 2026</w:t>
+            </w:r>
+          </w:p>
+        </w:tc>
+      </w:tr>
+      <w:tr>
+        <w:tc>
+          <w:tcPr>
+            <w:tcW w:type="dxa" w:w="3202"/>
+          </w:tcPr>
+          <w:p>
+            <w:pPr>
+              <w:bidi/>
+              <w:jc w:val="right"/>
+            </w:pPr>
+            <w:r>
+              <w:rPr>
+                <w:rtl/>
+                <w:cs/>
+              </w:rPr>
+            </w:r>
+            <w:r>
+              <w:rPr>
+                <w:rtl/>
+                <w:cs/>
+              </w:rPr>
+              <w:t>פעולות WCF</w:t>
+            </w:r>
+          </w:p>
+        </w:tc>
+        <w:tc>
+          <w:tcPr>
+            <w:tcW w:type="dxa" w:w="3202"/>
+          </w:tcPr>
+          <w:p>
+            <w:pPr>
+              <w:bidi/>
+              <w:jc w:val="right"/>
+            </w:pPr>
+            <w:r>
+              <w:rPr>
+                <w:rtl/>
+                <w:cs/>
+              </w:rPr>
+            </w:r>
+            <w:r>
+              <w:rPr>
+                <w:rtl/>
+                <w:cs/>
+              </w:rPr>
+              <w:t>50</w:t>
+            </w:r>
+          </w:p>
+        </w:tc>
+        <w:tc>
+          <w:tcPr>
+            <w:tcW w:type="dxa" w:w="3202"/>
+          </w:tcPr>
+          <w:p>
+            <w:pPr>
+              <w:bidi/>
+              <w:jc w:val="right"/>
+            </w:pPr>
+            <w:r>
+              <w:rPr>
+                <w:rtl/>
+                <w:cs/>
+              </w:rPr>
+            </w:r>
+            <w:r>
+              <w:rPr>
+                <w:rtl/>
+                <w:cs/>
+              </w:rPr>
+              <w:t>**70**</w:t>
+            </w:r>
+          </w:p>
+        </w:tc>
+      </w:tr>
+      <w:tr>
+        <w:tc>
+          <w:tcPr>
+            <w:tcW w:type="dxa" w:w="3202"/>
+          </w:tcPr>
+          <w:p>
+            <w:pPr>
+              <w:bidi/>
+              <w:jc w:val="right"/>
+            </w:pPr>
+            <w:r>
+              <w:rPr>
+                <w:rtl/>
+                <w:cs/>
+              </w:rPr>
+            </w:r>
+            <w:r>
+              <w:rPr>
+                <w:rtl/>
+                <w:cs/>
+              </w:rPr>
+              <w:t>טבלאות Access</w:t>
+            </w:r>
+          </w:p>
+        </w:tc>
+        <w:tc>
+          <w:tcPr>
+            <w:tcW w:type="dxa" w:w="3202"/>
+          </w:tcPr>
+          <w:p>
+            <w:pPr>
+              <w:bidi/>
+              <w:jc w:val="right"/>
+            </w:pPr>
+            <w:r>
+              <w:rPr>
+                <w:rtl/>
+                <w:cs/>
+              </w:rPr>
+            </w:r>
+            <w:r>
+              <w:rPr>
+                <w:rtl/>
+                <w:cs/>
+              </w:rPr>
+              <w:t>13</w:t>
+            </w:r>
+          </w:p>
+        </w:tc>
+        <w:tc>
+          <w:tcPr>
+            <w:tcW w:type="dxa" w:w="3202"/>
+          </w:tcPr>
+          <w:p>
+            <w:pPr>
+              <w:bidi/>
+              <w:jc w:val="right"/>
+            </w:pPr>
+            <w:r>
+              <w:rPr>
+                <w:rtl/>
+                <w:cs/>
+              </w:rPr>
+            </w:r>
+            <w:r>
+              <w:rPr>
+                <w:rtl/>
+                <w:cs/>
+              </w:rPr>
+              <w:t>**15** (הוספו Loans, LoanPayments)</w:t>
+            </w:r>
+          </w:p>
+        </w:tc>
+      </w:tr>
+      <w:tr>
+        <w:tc>
+          <w:tcPr>
+            <w:tcW w:type="dxa" w:w="3202"/>
+          </w:tcPr>
+          <w:p>
+            <w:pPr>
+              <w:bidi/>
+              <w:jc w:val="right"/>
+            </w:pPr>
+            <w:r>
+              <w:rPr>
+                <w:rtl/>
+                <w:cs/>
+              </w:rPr>
+            </w:r>
+            <w:r>
+              <w:rPr>
+                <w:rtl/>
+                <w:cs/>
+              </w:rPr>
+              <w:t>דפי UI</w:t>
+            </w:r>
+          </w:p>
+        </w:tc>
+        <w:tc>
+          <w:tcPr>
+            <w:tcW w:type="dxa" w:w="3202"/>
+          </w:tcPr>
+          <w:p>
+            <w:pPr>
+              <w:bidi/>
+              <w:jc w:val="right"/>
+            </w:pPr>
+            <w:r>
+              <w:rPr>
+                <w:rtl/>
+                <w:cs/>
+              </w:rPr>
+            </w:r>
+            <w:r>
+              <w:rPr>
+                <w:rtl/>
+                <w:cs/>
+              </w:rPr>
+              <w:t>33</w:t>
+            </w:r>
+          </w:p>
+        </w:tc>
+        <w:tc>
+          <w:tcPr>
+            <w:tcW w:type="dxa" w:w="3202"/>
+          </w:tcPr>
+          <w:p>
+            <w:pPr>
+              <w:bidi/>
+              <w:jc w:val="right"/>
+            </w:pPr>
+            <w:r>
+              <w:rPr>
+                <w:rtl/>
+                <w:cs/>
+              </w:rPr>
+            </w:r>
+            <w:r>
+              <w:rPr>
+                <w:rtl/>
+                <w:cs/>
+              </w:rPr>
+              <w:t>**35+** (הוסף /Owner/Loans + עדכוני SignUp)</w:t>
+            </w:r>
+          </w:p>
+        </w:tc>
+      </w:tr>
+      <w:tr>
+        <w:tc>
+          <w:tcPr>
+            <w:tcW w:type="dxa" w:w="3202"/>
+          </w:tcPr>
+          <w:p>
+            <w:pPr>
+              <w:bidi/>
+              <w:jc w:val="right"/>
+            </w:pPr>
+            <w:r>
+              <w:rPr>
+                <w:rtl/>
+                <w:cs/>
+              </w:rPr>
+            </w:r>
+            <w:r>
+              <w:rPr>
+                <w:rtl/>
+                <w:cs/>
+              </w:rPr>
+              <w:t>מודלי DataContract</w:t>
+            </w:r>
+          </w:p>
+        </w:tc>
+        <w:tc>
+          <w:tcPr>
+            <w:tcW w:type="dxa" w:w="3202"/>
+          </w:tcPr>
+          <w:p>
+            <w:pPr>
+              <w:bidi/>
+              <w:jc w:val="right"/>
+            </w:pPr>
+            <w:r>
+              <w:rPr>
+                <w:rtl/>
+                <w:cs/>
+              </w:rPr>
+            </w:r>
+            <w:r>
+              <w:rPr>
+                <w:rtl/>
+                <w:cs/>
+              </w:rPr>
+              <w:t>11</w:t>
+            </w:r>
+          </w:p>
+        </w:tc>
+        <w:tc>
+          <w:tcPr>
+            <w:tcW w:type="dxa" w:w="3202"/>
+          </w:tcPr>
+          <w:p>
+            <w:pPr>
+              <w:bidi/>
+              <w:jc w:val="right"/>
+            </w:pPr>
+            <w:r>
+              <w:rPr>
+                <w:rtl/>
+                <w:cs/>
+              </w:rPr>
+            </w:r>
+            <w:r>
+              <w:rPr>
+                <w:rtl/>
+                <w:cs/>
+              </w:rPr>
+              <w:t>**15** (הוספו Loan, LoanPayment, LoanSummary, AnalyticsKpis)</w:t>
+            </w:r>
+          </w:p>
+        </w:tc>
+      </w:tr>
+      <w:tr>
+        <w:tc>
+          <w:tcPr>
+            <w:tcW w:type="dxa" w:w="3202"/>
+          </w:tcPr>
+          <w:p>
+            <w:pPr>
+              <w:bidi/>
+              <w:jc w:val="right"/>
+            </w:pPr>
+            <w:r>
+              <w:rPr>
+                <w:rtl/>
+                <w:cs/>
+              </w:rPr>
+            </w:r>
+            <w:r>
+              <w:rPr>
+                <w:rtl/>
+                <w:cs/>
+              </w:rPr>
+              <w:t>חוקי ולידציה ב-SignUp</w:t>
+            </w:r>
+          </w:p>
+        </w:tc>
+        <w:tc>
+          <w:tcPr>
+            <w:tcW w:type="dxa" w:w="3202"/>
+          </w:tcPr>
+          <w:p>
+            <w:pPr>
+              <w:bidi/>
+              <w:jc w:val="right"/>
+            </w:pPr>
+            <w:r>
+              <w:rPr>
+                <w:rtl/>
+                <w:cs/>
+              </w:rPr>
+            </w:r>
+            <w:r>
+              <w:rPr>
+                <w:rtl/>
+                <w:cs/>
+              </w:rPr>
+              <w:t>3</w:t>
+            </w:r>
+          </w:p>
+        </w:tc>
+        <w:tc>
+          <w:tcPr>
+            <w:tcW w:type="dxa" w:w="3202"/>
+          </w:tcPr>
+          <w:p>
+            <w:pPr>
+              <w:bidi/>
+              <w:jc w:val="right"/>
+            </w:pPr>
+            <w:r>
+              <w:rPr>
+                <w:rtl/>
+                <w:cs/>
+              </w:rPr>
+            </w:r>
+            <w:r>
+              <w:rPr>
+                <w:rtl/>
+                <w:cs/>
+              </w:rPr>
+              <w:t>**6** (Username regex, Password 8+letter+digit, Password ≠ Username, Email, Phone, BusinessType-aware)</w:t>
+            </w:r>
+          </w:p>
+        </w:tc>
+      </w:tr>
+      <w:tr>
+        <w:tc>
+          <w:tcPr>
+            <w:tcW w:type="dxa" w:w="3202"/>
+          </w:tcPr>
+          <w:p>
+            <w:pPr>
+              <w:bidi/>
+              <w:jc w:val="right"/>
+            </w:pPr>
+            <w:r>
+              <w:rPr>
+                <w:rtl/>
+                <w:cs/>
+              </w:rPr>
+            </w:r>
+            <w:r>
+              <w:rPr>
+                <w:rtl/>
+                <w:cs/>
+              </w:rPr>
+              <w:t>מצבי Status של Contract</w:t>
+            </w:r>
+          </w:p>
+        </w:tc>
+        <w:tc>
+          <w:tcPr>
+            <w:tcW w:type="dxa" w:w="3202"/>
+          </w:tcPr>
+          <w:p>
+            <w:pPr>
+              <w:bidi/>
+              <w:jc w:val="right"/>
+            </w:pPr>
+            <w:r>
+              <w:rPr>
+                <w:rtl/>
+                <w:cs/>
+              </w:rPr>
+            </w:r>
+            <w:r>
+              <w:rPr>
+                <w:rtl/>
+                <w:cs/>
+              </w:rPr>
+              <w:t>Draft / Sent / Signed / Cancelled</w:t>
+            </w:r>
+          </w:p>
+        </w:tc>
+        <w:tc>
+          <w:tcPr>
+            <w:tcW w:type="dxa" w:w="3202"/>
+          </w:tcPr>
+          <w:p>
+            <w:pPr>
+              <w:bidi/>
+              <w:jc w:val="right"/>
+            </w:pPr>
+            <w:r>
+              <w:rPr>
+                <w:rtl/>
+                <w:cs/>
+              </w:rPr>
+            </w:r>
+            <w:r>
+              <w:rPr>
+                <w:rtl/>
+                <w:cs/>
+              </w:rPr>
+              <w:t>+ **Fulfilled**</w:t>
+            </w:r>
+          </w:p>
+        </w:tc>
+      </w:tr>
+    </w:tbl>
+    <w:p>
+      <w:pPr>
+        <w:bidi/>
+        <w:jc w:val="right"/>
+      </w:pPr>
+      <w:r>
+        <w:rPr>
+          <w:sz w:val="22"/>
+          <w:rtl/>
+          <w:cs/>
+        </w:rPr>
+        <w:t>סוף הספר. סך הכל 70 פעולות WCF, 15 טבלאות, 35+ דפי UI (15 WPF + 20+ Web), 5 דו״חות (כולל KPIs ו-Loan Summary), 2 לקוחות, 2 שפות, 2 מטבעות. עדכון 2026 הוסיף תמיכה ב-VAT 18%, מודל עוסק תקין (Patur/Murshe + IsZair), הלוואות עסקיות (כולל קרן בערבות מדינה), אנליטיקה מתקדמת (Aging/Payment Lag/Concentration/Runway), ושיפורי UX משמעותיים.</w:t>
       </w:r>
     </w:p>
     <w:sectPr>

--- a/ספר_פרויקט_B_Managed_FINAL_v6b.docx
+++ b/ספר_פרויקט_B_Managed_FINAL_v6b.docx
@@ -799,6 +799,62 @@
           <w:cs/>
         </w:rPr>
         <w:t>שיפורי חוויית משתמש (UX) — Login Spinner, ולידציות הרשמה, הרשמת עובד/בעלים ב-WPF, חוזה→חשבונית→הושלם</w:t>
+      </w:r>
+    </w:p>
+    <w:p>
+      <w:pPr>
+        <w:pStyle w:val="ListNumber"/>
+        <w:bidi/>
+        <w:jc w:val="right"/>
+      </w:pPr>
+      <w:r>
+        <w:rPr>
+          <w:rtl/>
+          <w:cs/>
+        </w:rPr>
+        <w:t>רב-דיירות (Multi-tenant) — OwnerId, קודי הצטרפות, שאילתות מוגבלות-טננט</w:t>
+      </w:r>
+    </w:p>
+    <w:p>
+      <w:pPr>
+        <w:pStyle w:val="ListNumber"/>
+        <w:bidi/>
+        <w:jc w:val="right"/>
+      </w:pPr>
+      <w:r>
+        <w:rPr>
+          <w:rtl/>
+          <w:cs/>
+        </w:rPr>
+        <w:t>ולידציה צבעונית — מסגרות אדומות בכל שדה ואיתור שגיאות בזמן אמת</w:t>
+      </w:r>
+    </w:p>
+    <w:p>
+      <w:pPr>
+        <w:pStyle w:val="ListNumber"/>
+        <w:bidi/>
+        <w:jc w:val="right"/>
+      </w:pPr>
+      <w:r>
+        <w:rPr>
+          <w:rtl/>
+          <w:cs/>
+        </w:rPr>
+        <w:t>עמוד הגדרות עסק (Owner Settings) — שם עסק, מע״מ, זעיר, סיבוב קוד הצטרפות</w:t>
+      </w:r>
+    </w:p>
+    <w:p>
+      <w:pPr>
+        <w:pStyle w:val="ListNumber"/>
+        <w:bidi/>
+        <w:jc w:val="right"/>
+      </w:pPr>
+      <w:r>
+        <w:rPr>
+          <w:rtl/>
+          <w:cs/>
+        </w:rPr>
+        <w:t>ביצועים — ערוץ WCF משותף ומיעוט פתיחות חיבור</w:t>
       </w:r>
     </w:p>
     <w:p>
@@ -15930,6 +15986,20 @@
     </w:tbl>
     <w:p>
       <w:pPr>
+        <w:pStyle w:val="Heading1"/>
+        <w:bidi/>
+        <w:jc w:val="right"/>
+      </w:pPr>
+      <w:r>
+        <w:rPr>
+          <w:rtl/>
+          <w:cs/>
+        </w:rPr>
+        <w:t>29. רב-דיירות (Multi-Tenant) — OwnerId, קודי הצטרפות, שאילתות מוגבלות-טננט</w:t>
+      </w:r>
+    </w:p>
+    <w:p>
+      <w:pPr>
         <w:bidi/>
         <w:jc w:val="right"/>
       </w:pPr>
@@ -15939,7 +16009,1571 @@
           <w:rtl/>
           <w:cs/>
         </w:rPr>
-        <w:t>סוף הספר. סך הכל 70 פעולות WCF, 15 טבלאות, 35+ דפי UI (15 WPF + 20+ Web), 5 דו״חות (כולל KPIs ו-Loan Summary), 2 לקוחות, 2 שפות, 2 מטבעות. עדכון 2026 הוסיף תמיכה ב-VAT 18%, מודל עוסק תקין (Patur/Murshe + IsZair), הלוואות עסקיות (כולל קרן בערבות מדינה), אנליטיקה מתקדמת (Aging/Payment Lag/Concentration/Runway), ושיפורי UX משמעותיים.</w:t>
+        <w:t>עד עדכון מאי 2026 המערכת התנהגה כמו אפליקציית-יחיד: כל בעלים יכול היה לראות את כל המשתמשים, ההלוואות, הלקוחות והפרויקטים בשרת. זה היה לקבוע פרצת אבטחה ברורה ברגע שיותר מבעלים אחד נרשם. הפרק הזה מתעד את מודל הרב-דיירות שהתווסף.</w:t>
+      </w:r>
+    </w:p>
+    <w:p>
+      <w:pPr>
+        <w:pStyle w:val="Heading2"/>
+        <w:bidi/>
+        <w:jc w:val="right"/>
+      </w:pPr>
+      <w:r>
+        <w:rPr>
+          <w:rtl/>
+          <w:cs/>
+        </w:rPr>
+        <w:t>29.1 מודל המידע — שדות חדשים על User</w:t>
+      </w:r>
+    </w:p>
+    <w:p>
+      <w:pPr>
+        <w:bidi/>
+        <w:jc w:val="right"/>
+      </w:pPr>
+      <w:r>
+        <w:rPr>
+          <w:sz w:val="22"/>
+          <w:rtl/>
+          <w:cs/>
+        </w:rPr>
+        <w:t>WcfServiceLibrary1/Model/User.cs:30-50:</w:t>
+      </w:r>
+    </w:p>
+    <w:p>
+      <w:pPr>
+        <w:shd w:val="clear" w:color="auto" w:fill="F2F2EE"/>
+        <w:jc w:val="left"/>
+      </w:pPr>
+      <w:r>
+        <w:rPr>
+          <w:rFonts w:ascii="Consolas" w:hAnsi="Consolas"/>
+          <w:color w:val="0B0B0F"/>
+          <w:sz w:val="18"/>
+        </w:rPr>
+        <w:t>[DataMember] public int? OwnerId { get; set; }     // לעובד/לקוח: ה-Id של הבעלים שאליו הוא משתייך</w:t>
+        <w:br/>
+        <w:t>[DataMember] public string BusinessName { get; set; } // שם העסק לתצוגה (במקום username)</w:t>
+        <w:br/>
+        <w:t>[DataMember] public string InviteCode { get; set; }   // קוד סודי קצר — Employee מציג בהרשמה</w:t>
+      </w:r>
+    </w:p>
+    <w:p>
+      <w:pPr>
+        <w:bidi/>
+        <w:jc w:val="right"/>
+      </w:pPr>
+      <w:r>
+        <w:rPr>
+          <w:sz w:val="22"/>
+          <w:rtl/>
+          <w:cs/>
+        </w:rPr>
+        <w:t>הסכמה מתעדכנת אוטומטית בעלייה הראשונה של השרת:</w:t>
+      </w:r>
+    </w:p>
+    <w:p>
+      <w:pPr>
+        <w:shd w:val="clear" w:color="auto" w:fill="F2F2EE"/>
+        <w:jc w:val="left"/>
+      </w:pPr>
+      <w:r>
+        <w:rPr>
+          <w:rFonts w:ascii="Consolas" w:hAnsi="Consolas"/>
+          <w:color w:val="0B0B0F"/>
+          <w:sz w:val="18"/>
+        </w:rPr>
+        <w:t>private void EnsureSchema()</w:t>
+        <w:br/>
+        <w:t>{</w:t>
+        <w:br/>
+        <w:t xml:space="preserve">    AddColumnIfMissing("[ownerId] LONG");</w:t>
+        <w:br/>
+        <w:t xml:space="preserve">    AddColumnIfMissing("[businessName] TEXT(120)");</w:t>
+        <w:br/>
+        <w:t xml:space="preserve">    AddColumnIfMissing("[inviteCode] TEXT(16)");</w:t>
+        <w:br/>
+        <w:t>}</w:t>
+      </w:r>
+    </w:p>
+    <w:p>
+      <w:pPr>
+        <w:pStyle w:val="Heading2"/>
+        <w:bidi/>
+        <w:jc w:val="right"/>
+      </w:pPr>
+      <w:r>
+        <w:rPr>
+          <w:rtl/>
+          <w:cs/>
+        </w:rPr>
+        <w:t>29.2 קודי הצטרפות — Invite codes</w:t>
+      </w:r>
+    </w:p>
+    <w:p>
+      <w:pPr>
+        <w:bidi/>
+        <w:jc w:val="right"/>
+      </w:pPr>
+      <w:r>
+        <w:rPr>
+          <w:sz w:val="22"/>
+          <w:rtl/>
+          <w:cs/>
+        </w:rPr>
+        <w:t>הבעיה: אם בהרשמת עובד מציגים רשימה ציבורית של כל הבעלים הפעילים, ההרשמה עצמה מהווה דליפת מידע (כל אחד יכול לראות אילו עסקים רשומים במערכת).</w:t>
+      </w:r>
+    </w:p>
+    <w:p>
+      <w:pPr>
+        <w:bidi/>
+        <w:jc w:val="right"/>
+      </w:pPr>
+      <w:r>
+        <w:rPr>
+          <w:sz w:val="22"/>
+          <w:rtl/>
+          <w:cs/>
+        </w:rPr>
+        <w:t>הפתרון: קוד סודי קצר בפורמט PREFIX-XXXX (4 תווים מתוך שם העסק + 4 תווים אקראיים מאלפבית חסר-בלבול בלי 0/O ובלי 1/I/L). הקוד נוצר אוטומטית בהרשמת בעלים, נשמר על שורת המשתמש, וניתן להחליפו דרך עמוד ההגדרות.</w:t>
+      </w:r>
+    </w:p>
+    <w:p>
+      <w:pPr>
+        <w:shd w:val="clear" w:color="auto" w:fill="F2F2EE"/>
+        <w:jc w:val="left"/>
+      </w:pPr>
+      <w:r>
+        <w:rPr>
+          <w:rFonts w:ascii="Consolas" w:hAnsi="Consolas"/>
+          <w:color w:val="0B0B0F"/>
+          <w:sz w:val="18"/>
+        </w:rPr>
+        <w:t>private static string NewInviteCode(string seed)</w:t>
+        <w:br/>
+        <w:t>{</w:t>
+        <w:br/>
+        <w:t xml:space="preserve">    string prefix = new string((seed ?? "").ToUpperInvariant()</w:t>
+        <w:br/>
+        <w:t xml:space="preserve">        .Where(char.IsLetterOrDigit).Take(4).ToArray());</w:t>
+        <w:br/>
+        <w:t xml:space="preserve">    if (prefix.Length &lt; 2) prefix = "BMNG";</w:t>
+        <w:br/>
+        <w:t xml:space="preserve">    const string alpha = "ABCDEFGHJKMNPQRSTUVWXYZ23456789"; // אין 0/O/1/I/L</w:t>
+        <w:br/>
+        <w:t xml:space="preserve">    var rnd = new Random();</w:t>
+        <w:br/>
+        <w:t xml:space="preserve">    var tail = new string(Enumerable.Range(0, 4)</w:t>
+        <w:br/>
+        <w:t xml:space="preserve">        .Select(_ =&gt; alpha[rnd.Next(alpha.Length)]).ToArray());</w:t>
+        <w:br/>
+        <w:t xml:space="preserve">    return prefix + "-" + tail;</w:t>
+        <w:br/>
+        <w:t>}</w:t>
+      </w:r>
+    </w:p>
+    <w:p>
+      <w:pPr>
+        <w:bidi/>
+        <w:jc w:val="right"/>
+      </w:pPr>
+      <w:r>
+        <w:rPr>
+          <w:sz w:val="22"/>
+          <w:rtl/>
+          <w:cs/>
+        </w:rPr>
+        <w:t>עובד שמזין קוד מקבל את הבעלים המתאים דרך:</w:t>
+      </w:r>
+    </w:p>
+    <w:p>
+      <w:pPr>
+        <w:shd w:val="clear" w:color="auto" w:fill="F2F2EE"/>
+        <w:jc w:val="left"/>
+      </w:pPr>
+      <w:r>
+        <w:rPr>
+          <w:rFonts w:ascii="Consolas" w:hAnsi="Consolas"/>
+          <w:color w:val="0B0B0F"/>
+          <w:sz w:val="18"/>
+        </w:rPr>
+        <w:t>// UserDB.cs</w:t>
+        <w:br/>
+        <w:t>public User GetOwnerByInviteCode(string code)</w:t>
+        <w:br/>
+        <w:t>{</w:t>
+        <w:br/>
+        <w:t xml:space="preserve">    if (string.IsNullOrWhiteSpace(code) || code.Length &gt; 16) return null;</w:t>
+        <w:br/>
+        <w:t xml:space="preserve">    return Select("SELECT * FROM [Users] WHERE [role]='Owner' AND [inviteCode]=? AND [isActive]=?",</w:t>
+        <w:br/>
+        <w:t xml:space="preserve">        new OleDbParameter("@c", code.Trim()),</w:t>
+        <w:br/>
+        <w:t xml:space="preserve">        new OleDbParameter("@a", true)).OfType&lt;User&gt;().FirstOrDefault();</w:t>
+        <w:br/>
+        <w:t>}</w:t>
+      </w:r>
+    </w:p>
+    <w:p>
+      <w:pPr>
+        <w:bidi/>
+        <w:jc w:val="right"/>
+      </w:pPr>
+      <w:r>
+        <w:rPr>
+          <w:sz w:val="22"/>
+          <w:rtl/>
+          <w:cs/>
+        </w:rPr>
+        <w:t>SignUpModel.OnPost (Web) ו-SignUp.xaml.cs.Create_Click (WPF) מבצעים את הקריאה לפני יצירת המשתמש כך שעובד עם קוד שגוי לא משאיר שורה יתומה במסד.</w:t>
+      </w:r>
+    </w:p>
+    <w:p>
+      <w:pPr>
+        <w:pStyle w:val="Heading2"/>
+        <w:bidi/>
+        <w:jc w:val="right"/>
+      </w:pPr>
+      <w:r>
+        <w:rPr>
+          <w:rtl/>
+          <w:cs/>
+        </w:rPr>
+        <w:t>29.3 שאילתות מוגבלות-טננט (Tenant-scoped queries)</w:t>
+      </w:r>
+    </w:p>
+    <w:p>
+      <w:pPr>
+        <w:bidi/>
+        <w:jc w:val="right"/>
+      </w:pPr>
+      <w:r>
+        <w:rPr>
+          <w:sz w:val="22"/>
+          <w:rtl/>
+          <w:cs/>
+        </w:rPr>
+        <w:t>ביצענו אודיט של כל שאילתה שמחזירה משתמשים. שלוש פעולות חדשות הוספו ל-IService1:</w:t>
+      </w:r>
+    </w:p>
+    <w:p>
+      <w:pPr>
+        <w:shd w:val="clear" w:color="auto" w:fill="F2F2EE"/>
+        <w:jc w:val="left"/>
+      </w:pPr>
+      <w:r>
+        <w:rPr>
+          <w:rFonts w:ascii="Consolas" w:hAnsi="Consolas"/>
+          <w:color w:val="0B0B0F"/>
+          <w:sz w:val="18"/>
+        </w:rPr>
+        <w:t>[OperationContract] List&lt;User&gt; GetUsersForOwner(int ownerId);</w:t>
+        <w:br/>
+        <w:t>[OperationContract] List&lt;User&gt; GetPendingForOwner(int ownerId);</w:t>
+        <w:br/>
+        <w:t>[OperationContract] List&lt;User&gt; GetEmployeesForOwner(int ownerId);</w:t>
+      </w:r>
+    </w:p>
+    <w:p>
+      <w:pPr>
+        <w:bidi/>
+        <w:jc w:val="right"/>
+      </w:pPr>
+      <w:r>
+        <w:rPr>
+          <w:sz w:val="22"/>
+          <w:rtl/>
+          <w:cs/>
+        </w:rPr>
+        <w:t>מימוש ב-UserDB.cs משתמש ב-WHERE [ownerId] = ? במקום בלי מסנן:</w:t>
+      </w:r>
+    </w:p>
+    <w:p>
+      <w:pPr>
+        <w:shd w:val="clear" w:color="auto" w:fill="F2F2EE"/>
+        <w:jc w:val="left"/>
+      </w:pPr>
+      <w:r>
+        <w:rPr>
+          <w:rFonts w:ascii="Consolas" w:hAnsi="Consolas"/>
+          <w:color w:val="0B0B0F"/>
+          <w:sz w:val="18"/>
+        </w:rPr>
+        <w:t>public List&lt;User&gt; GetEmployeesForOwner(int ownerId)</w:t>
+        <w:br/>
+        <w:t xml:space="preserve">    =&gt; Select(@"SELECT * FROM [Users]</w:t>
+        <w:br/>
+        <w:t xml:space="preserve">                WHERE [role] = ? AND [ownerId] = ?</w:t>
+        <w:br/>
+        <w:t xml:space="preserve">                ORDER BY [username]",</w:t>
+        <w:br/>
+        <w:t xml:space="preserve">        new OleDbParameter("@r", "Employee"),</w:t>
+        <w:br/>
+        <w:t xml:space="preserve">        new OleDbParameter("@o", ownerId)).OfType&lt;User&gt;().ToList();</w:t>
+      </w:r>
+    </w:p>
+    <w:p>
+      <w:pPr>
+        <w:pStyle w:val="Heading2"/>
+        <w:bidi/>
+        <w:jc w:val="right"/>
+      </w:pPr>
+      <w:r>
+        <w:rPr>
+          <w:rtl/>
+          <w:cs/>
+        </w:rPr>
+        <w:t>29.4 אתרי קריאה שתוקנו</w:t>
+      </w:r>
+    </w:p>
+    <w:tbl>
+      <w:tblPr>
+        <w:tblStyle w:val="LightGrid-Accent1"/>
+        <w:tblW w:type="auto" w:w="0"/>
+        <w:jc w:val="right"/>
+        <w:tblLook w:firstColumn="1" w:firstRow="1" w:lastColumn="0" w:lastRow="0" w:noHBand="0" w:noVBand="1" w:val="04A0"/>
+        <w:bidiVisual/>
+      </w:tblPr>
+      <w:tblGrid>
+        <w:gridCol w:w="3202"/>
+        <w:gridCol w:w="3202"/>
+        <w:gridCol w:w="3202"/>
+      </w:tblGrid>
+      <w:tr>
+        <w:tc>
+          <w:tcPr>
+            <w:tcW w:type="dxa" w:w="3202"/>
+          </w:tcPr>
+          <w:p>
+            <w:pPr>
+              <w:bidi/>
+              <w:jc w:val="right"/>
+            </w:pPr>
+            <w:r>
+              <w:rPr>
+                <w:rtl/>
+                <w:cs/>
+              </w:rPr>
+            </w:r>
+            <w:r>
+              <w:rPr>
+                <w:b/>
+                <w:rtl/>
+                <w:cs/>
+              </w:rPr>
+              <w:t>קובץ</w:t>
+            </w:r>
+          </w:p>
+        </w:tc>
+        <w:tc>
+          <w:tcPr>
+            <w:tcW w:type="dxa" w:w="3202"/>
+          </w:tcPr>
+          <w:p>
+            <w:pPr>
+              <w:bidi/>
+              <w:jc w:val="right"/>
+            </w:pPr>
+            <w:r>
+              <w:rPr>
+                <w:rtl/>
+                <w:cs/>
+              </w:rPr>
+            </w:r>
+            <w:r>
+              <w:rPr>
+                <w:b/>
+                <w:rtl/>
+                <w:cs/>
+              </w:rPr>
+              <w:t>קריאה ישנה</w:t>
+            </w:r>
+          </w:p>
+        </w:tc>
+        <w:tc>
+          <w:tcPr>
+            <w:tcW w:type="dxa" w:w="3202"/>
+          </w:tcPr>
+          <w:p>
+            <w:pPr>
+              <w:bidi/>
+              <w:jc w:val="right"/>
+            </w:pPr>
+            <w:r>
+              <w:rPr>
+                <w:rtl/>
+                <w:cs/>
+              </w:rPr>
+            </w:r>
+            <w:r>
+              <w:rPr>
+                <w:b/>
+                <w:rtl/>
+                <w:cs/>
+              </w:rPr>
+              <w:t>קריאה חדשה</w:t>
+            </w:r>
+          </w:p>
+        </w:tc>
+      </w:tr>
+      <w:tr>
+        <w:tc>
+          <w:tcPr>
+            <w:tcW w:type="dxa" w:w="3202"/>
+          </w:tcPr>
+          <w:p>
+            <w:pPr>
+              <w:bidi/>
+              <w:jc w:val="right"/>
+            </w:pPr>
+            <w:r>
+              <w:rPr>
+                <w:rtl/>
+                <w:cs/>
+              </w:rPr>
+            </w:r>
+            <w:r>
+              <w:rPr>
+                <w:rtl/>
+                <w:cs/>
+              </w:rPr>
+              <w:t>`BManagedClient/BManagedClient/ManageUsers.xaml.cs:22`</w:t>
+            </w:r>
+          </w:p>
+        </w:tc>
+        <w:tc>
+          <w:tcPr>
+            <w:tcW w:type="dxa" w:w="3202"/>
+          </w:tcPr>
+          <w:p>
+            <w:pPr>
+              <w:bidi/>
+              <w:jc w:val="right"/>
+            </w:pPr>
+            <w:r>
+              <w:rPr>
+                <w:rtl/>
+                <w:cs/>
+              </w:rPr>
+            </w:r>
+            <w:r>
+              <w:rPr>
+                <w:rtl/>
+                <w:cs/>
+              </w:rPr>
+              <w:t>`GetAllUsers()`</w:t>
+            </w:r>
+          </w:p>
+        </w:tc>
+        <w:tc>
+          <w:tcPr>
+            <w:tcW w:type="dxa" w:w="3202"/>
+          </w:tcPr>
+          <w:p>
+            <w:pPr>
+              <w:bidi/>
+              <w:jc w:val="right"/>
+            </w:pPr>
+            <w:r>
+              <w:rPr>
+                <w:rtl/>
+                <w:cs/>
+              </w:rPr>
+            </w:r>
+            <w:r>
+              <w:rPr>
+                <w:rtl/>
+                <w:cs/>
+              </w:rPr>
+              <w:t>`GetUsersForOwner(LogIn.sign.Id)`</w:t>
+            </w:r>
+          </w:p>
+        </w:tc>
+      </w:tr>
+      <w:tr>
+        <w:tc>
+          <w:tcPr>
+            <w:tcW w:type="dxa" w:w="3202"/>
+          </w:tcPr>
+          <w:p>
+            <w:pPr>
+              <w:bidi/>
+              <w:jc w:val="right"/>
+            </w:pPr>
+            <w:r>
+              <w:rPr>
+                <w:rtl/>
+                <w:cs/>
+              </w:rPr>
+            </w:r>
+            <w:r>
+              <w:rPr>
+                <w:rtl/>
+                <w:cs/>
+              </w:rPr>
+              <w:t>`BManagedClient/BManagedClient/Projects.xaml.cs:57`</w:t>
+            </w:r>
+          </w:p>
+        </w:tc>
+        <w:tc>
+          <w:tcPr>
+            <w:tcW w:type="dxa" w:w="3202"/>
+          </w:tcPr>
+          <w:p>
+            <w:pPr>
+              <w:bidi/>
+              <w:jc w:val="right"/>
+            </w:pPr>
+            <w:r>
+              <w:rPr>
+                <w:rtl/>
+                <w:cs/>
+              </w:rPr>
+            </w:r>
+            <w:r>
+              <w:rPr>
+                <w:rtl/>
+                <w:cs/>
+              </w:rPr>
+              <w:t>`GetAllUsers()` + סינון לקוח</w:t>
+            </w:r>
+          </w:p>
+        </w:tc>
+        <w:tc>
+          <w:tcPr>
+            <w:tcW w:type="dxa" w:w="3202"/>
+          </w:tcPr>
+          <w:p>
+            <w:pPr>
+              <w:bidi/>
+              <w:jc w:val="right"/>
+            </w:pPr>
+            <w:r>
+              <w:rPr>
+                <w:rtl/>
+                <w:cs/>
+              </w:rPr>
+            </w:r>
+            <w:r>
+              <w:rPr>
+                <w:rtl/>
+                <w:cs/>
+              </w:rPr>
+              <w:t>`GetEmployeesForOwner(LogIn.sign.Id)`</w:t>
+            </w:r>
+          </w:p>
+        </w:tc>
+      </w:tr>
+      <w:tr>
+        <w:tc>
+          <w:tcPr>
+            <w:tcW w:type="dxa" w:w="3202"/>
+          </w:tcPr>
+          <w:p>
+            <w:pPr>
+              <w:bidi/>
+              <w:jc w:val="right"/>
+            </w:pPr>
+            <w:r>
+              <w:rPr>
+                <w:rtl/>
+                <w:cs/>
+              </w:rPr>
+            </w:r>
+            <w:r>
+              <w:rPr>
+                <w:rtl/>
+                <w:cs/>
+              </w:rPr>
+              <w:t>`BManagedClient/BManagedClient/ForgotPassword.xaml.cs:30`</w:t>
+            </w:r>
+          </w:p>
+        </w:tc>
+        <w:tc>
+          <w:tcPr>
+            <w:tcW w:type="dxa" w:w="3202"/>
+          </w:tcPr>
+          <w:p>
+            <w:pPr>
+              <w:bidi/>
+              <w:jc w:val="right"/>
+            </w:pPr>
+            <w:r>
+              <w:rPr>
+                <w:rtl/>
+                <w:cs/>
+              </w:rPr>
+            </w:r>
+            <w:r>
+              <w:rPr>
+                <w:rtl/>
+                <w:cs/>
+              </w:rPr>
+              <w:t>לולאה על כל הבעלים</w:t>
+            </w:r>
+          </w:p>
+        </w:tc>
+        <w:tc>
+          <w:tcPr>
+            <w:tcW w:type="dxa" w:w="3202"/>
+          </w:tcPr>
+          <w:p>
+            <w:pPr>
+              <w:bidi/>
+              <w:jc w:val="right"/>
+            </w:pPr>
+            <w:r>
+              <w:rPr>
+                <w:rtl/>
+                <w:cs/>
+              </w:rPr>
+            </w:r>
+            <w:r>
+              <w:rPr>
+                <w:rtl/>
+                <w:cs/>
+              </w:rPr>
+              <w:t>התראה רק לבעלים של המשתמש</w:t>
+            </w:r>
+          </w:p>
+        </w:tc>
+      </w:tr>
+      <w:tr>
+        <w:tc>
+          <w:tcPr>
+            <w:tcW w:type="dxa" w:w="3202"/>
+          </w:tcPr>
+          <w:p>
+            <w:pPr>
+              <w:bidi/>
+              <w:jc w:val="right"/>
+            </w:pPr>
+            <w:r>
+              <w:rPr>
+                <w:rtl/>
+                <w:cs/>
+              </w:rPr>
+            </w:r>
+            <w:r>
+              <w:rPr>
+                <w:rtl/>
+                <w:cs/>
+              </w:rPr>
+              <w:t>`BManagedWeb/BManagedWeb/Pages/Owner/Users.cshtml.cs:35-37`</w:t>
+            </w:r>
+          </w:p>
+        </w:tc>
+        <w:tc>
+          <w:tcPr>
+            <w:tcW w:type="dxa" w:w="3202"/>
+          </w:tcPr>
+          <w:p>
+            <w:pPr>
+              <w:bidi/>
+              <w:jc w:val="right"/>
+            </w:pPr>
+            <w:r>
+              <w:rPr>
+                <w:rtl/>
+                <w:cs/>
+              </w:rPr>
+            </w:r>
+            <w:r>
+              <w:rPr>
+                <w:rtl/>
+                <w:cs/>
+              </w:rPr>
+              <w:t>`GetAllUsers + GetPendingUsers`</w:t>
+            </w:r>
+          </w:p>
+        </w:tc>
+        <w:tc>
+          <w:tcPr>
+            <w:tcW w:type="dxa" w:w="3202"/>
+          </w:tcPr>
+          <w:p>
+            <w:pPr>
+              <w:bidi/>
+              <w:jc w:val="right"/>
+            </w:pPr>
+            <w:r>
+              <w:rPr>
+                <w:rtl/>
+                <w:cs/>
+              </w:rPr>
+            </w:r>
+            <w:r>
+              <w:rPr>
+                <w:rtl/>
+                <w:cs/>
+              </w:rPr>
+              <w:t>`GetUsersForOwner + GetPendingForOwner`</w:t>
+            </w:r>
+          </w:p>
+        </w:tc>
+      </w:tr>
+      <w:tr>
+        <w:tc>
+          <w:tcPr>
+            <w:tcW w:type="dxa" w:w="3202"/>
+          </w:tcPr>
+          <w:p>
+            <w:pPr>
+              <w:bidi/>
+              <w:jc w:val="right"/>
+            </w:pPr>
+            <w:r>
+              <w:rPr>
+                <w:rtl/>
+                <w:cs/>
+              </w:rPr>
+            </w:r>
+            <w:r>
+              <w:rPr>
+                <w:rtl/>
+                <w:cs/>
+              </w:rPr>
+              <w:t>`BManagedWeb/BManagedWeb/Pages/Owner/Projects.cshtml.cs:75`</w:t>
+            </w:r>
+          </w:p>
+        </w:tc>
+        <w:tc>
+          <w:tcPr>
+            <w:tcW w:type="dxa" w:w="3202"/>
+          </w:tcPr>
+          <w:p>
+            <w:pPr>
+              <w:bidi/>
+              <w:jc w:val="right"/>
+            </w:pPr>
+            <w:r>
+              <w:rPr>
+                <w:rtl/>
+                <w:cs/>
+              </w:rPr>
+            </w:r>
+            <w:r>
+              <w:rPr>
+                <w:rtl/>
+                <w:cs/>
+              </w:rPr>
+              <w:t>`GetAllUsers()`</w:t>
+            </w:r>
+          </w:p>
+        </w:tc>
+        <w:tc>
+          <w:tcPr>
+            <w:tcW w:type="dxa" w:w="3202"/>
+          </w:tcPr>
+          <w:p>
+            <w:pPr>
+              <w:bidi/>
+              <w:jc w:val="right"/>
+            </w:pPr>
+            <w:r>
+              <w:rPr>
+                <w:rtl/>
+                <w:cs/>
+              </w:rPr>
+            </w:r>
+            <w:r>
+              <w:rPr>
+                <w:rtl/>
+                <w:cs/>
+              </w:rPr>
+              <w:t>`GetEmployeesForOwner`</w:t>
+            </w:r>
+          </w:p>
+        </w:tc>
+      </w:tr>
+      <w:tr>
+        <w:tc>
+          <w:tcPr>
+            <w:tcW w:type="dxa" w:w="3202"/>
+          </w:tcPr>
+          <w:p>
+            <w:pPr>
+              <w:bidi/>
+              <w:jc w:val="right"/>
+            </w:pPr>
+            <w:r>
+              <w:rPr>
+                <w:rtl/>
+                <w:cs/>
+              </w:rPr>
+            </w:r>
+            <w:r>
+              <w:rPr>
+                <w:rtl/>
+                <w:cs/>
+              </w:rPr>
+              <w:t>`BManagedWeb/BManagedWeb/Pages/ForgotPassword.cshtml.cs:30`</w:t>
+            </w:r>
+          </w:p>
+        </w:tc>
+        <w:tc>
+          <w:tcPr>
+            <w:tcW w:type="dxa" w:w="3202"/>
+          </w:tcPr>
+          <w:p>
+            <w:pPr>
+              <w:bidi/>
+              <w:jc w:val="right"/>
+            </w:pPr>
+            <w:r>
+              <w:rPr>
+                <w:rtl/>
+                <w:cs/>
+              </w:rPr>
+            </w:r>
+            <w:r>
+              <w:rPr>
+                <w:rtl/>
+                <w:cs/>
+              </w:rPr>
+              <w:t>לולאה על כל הבעלים</w:t>
+            </w:r>
+          </w:p>
+        </w:tc>
+        <w:tc>
+          <w:tcPr>
+            <w:tcW w:type="dxa" w:w="3202"/>
+          </w:tcPr>
+          <w:p>
+            <w:pPr>
+              <w:bidi/>
+              <w:jc w:val="right"/>
+            </w:pPr>
+            <w:r>
+              <w:rPr>
+                <w:rtl/>
+                <w:cs/>
+              </w:rPr>
+            </w:r>
+            <w:r>
+              <w:rPr>
+                <w:rtl/>
+                <w:cs/>
+              </w:rPr>
+              <w:t>התראה רק לבעלים של המשתמש</w:t>
+            </w:r>
+          </w:p>
+        </w:tc>
+      </w:tr>
+    </w:tbl>
+    <w:p>
+      <w:pPr>
+        <w:bidi/>
+        <w:jc w:val="right"/>
+      </w:pPr>
+      <w:r>
+        <w:rPr>
+          <w:sz w:val="22"/>
+          <w:rtl/>
+          <w:cs/>
+        </w:rPr>
+        <w:t>הפעולות הישנות GetAllUsers / GetAllEmployees / GetPendingUsers נשארו ב-WCF Contract לצרכי תאימות לאחור (seed admin, מיגרציה) אבל מסומנות בתיעוד DEPRECATED — use *ForOwner variant ולא נקראות יותר מה-UI.</w:t>
+      </w:r>
+    </w:p>
+    <w:p>
+      <w:pPr>
+        <w:pStyle w:val="Heading1"/>
+        <w:bidi/>
+        <w:jc w:val="right"/>
+      </w:pPr>
+      <w:r>
+        <w:rPr>
+          <w:rtl/>
+          <w:cs/>
+        </w:rPr>
+        <w:t>30. ולידציה צבעונית — מסגרות אדומות ואיתור שגיאות בזמן אמת</w:t>
+      </w:r>
+    </w:p>
+    <w:p>
+      <w:pPr>
+        <w:bidi/>
+        <w:jc w:val="right"/>
+      </w:pPr>
+      <w:r>
+        <w:rPr>
+          <w:sz w:val="22"/>
+          <w:rtl/>
+          <w:cs/>
+        </w:rPr>
+        <w:t>טפסי הרשמה והוספת לקוח קיבלו ולידציה צבעונית: כל שדה שגוי מקבל מסגרת אדומה + תווית הסבר אדומה מתחתיו, גם בזמן הקלדה (input) וגם ב-blur וגם בלחיצת submit.</w:t>
+      </w:r>
+    </w:p>
+    <w:p>
+      <w:pPr>
+        <w:pStyle w:val="Heading2"/>
+        <w:bidi/>
+        <w:jc w:val="right"/>
+      </w:pPr>
+      <w:r>
+        <w:rPr>
+          <w:rtl/>
+          <w:cs/>
+        </w:rPr>
+        <w:t>30.1 ב-Web — DOM data attributes + JS</w:t>
+      </w:r>
+    </w:p>
+    <w:p>
+      <w:pPr>
+        <w:bidi/>
+        <w:jc w:val="right"/>
+      </w:pPr>
+      <w:r>
+        <w:rPr>
+          <w:sz w:val="22"/>
+          <w:rtl/>
+          <w:cs/>
+        </w:rPr>
+        <w:t>תרגומים מוצגים מתוך data-* attributes על אלמנט &lt;div id="i18n"&gt; מוסתר. JS קורא אותם ב-getAttribute. זה עוקף בעיות פרסור של Razor source-generator עם @ בתוך JS regexes (כל @ ברגקס בתוך &lt;script&gt; נחשב לביטוי Razor — לכן השתמשנו ב-@@ לסינון @).</w:t>
+      </w:r>
+    </w:p>
+    <w:p>
+      <w:pPr>
+        <w:shd w:val="clear" w:color="auto" w:fill="F2F2EE"/>
+        <w:jc w:val="left"/>
+      </w:pPr>
+      <w:r>
+        <w:rPr>
+          <w:rFonts w:ascii="Consolas" w:hAnsi="Consolas"/>
+          <w:color w:val="0B0B0F"/>
+          <w:sz w:val="18"/>
+        </w:rPr>
+        <w:t>var rules = {</w:t>
+        <w:br/>
+        <w:t xml:space="preserve">  username: { rx: /^[A-Za-z0-9_.]{4,20}$/, msg: I18N.getAttribute('data-err-username') },</w:t>
+        <w:br/>
+        <w:t xml:space="preserve">  password: { test: function (v) { return /^(?=.*[A-Za-z])(?=.*\d).{8,}$/.test(v); }, msg: I18N.getAttribute('data-err-password') },</w:t>
+        <w:br/>
+        <w:t xml:space="preserve">  email:    { rx: /^[\w.\-]+@@[\w\-]+\.[\w\-.]+$/, msg: I18N.getAttribute('data-err-email') },</w:t>
+        <w:br/>
+        <w:t xml:space="preserve">  phone:    { rx: /^\+?\d{7,15}$/, msg: I18N.getAttribute('data-err-phone') }</w:t>
+        <w:br/>
+        <w:t>};</w:t>
+      </w:r>
+    </w:p>
+    <w:p>
+      <w:pPr>
+        <w:bidi/>
+        <w:jc w:val="right"/>
+      </w:pPr>
+      <w:r>
+        <w:rPr>
+          <w:sz w:val="22"/>
+          <w:rtl/>
+          <w:cs/>
+        </w:rPr>
+        <w:t>הולידציה רצה גם בצד שרת (ב-SignUpModel.OnPost) כדי לחסום קריאות עם JS מושבת.</w:t>
+      </w:r>
+    </w:p>
+    <w:p>
+      <w:pPr>
+        <w:pStyle w:val="Heading2"/>
+        <w:bidi/>
+        <w:jc w:val="right"/>
+      </w:pPr>
+      <w:r>
+        <w:rPr>
+          <w:rtl/>
+          <w:cs/>
+        </w:rPr>
+        <w:t>30.2 ב-WPF — BorderBrush</w:t>
+      </w:r>
+    </w:p>
+    <w:p>
+      <w:pPr>
+        <w:shd w:val="clear" w:color="auto" w:fill="F2F2EE"/>
+        <w:jc w:val="left"/>
+      </w:pPr>
+      <w:r>
+        <w:rPr>
+          <w:rFonts w:ascii="Consolas" w:hAnsi="Consolas"/>
+          <w:color w:val="0B0B0F"/>
+          <w:sz w:val="18"/>
+        </w:rPr>
+        <w:t>var rose = (Brush)Application.Current.Resources["Rose"];</w:t>
+        <w:br/>
+        <w:t>void BadTb(TextBox b, string msg) {</w:t>
+        <w:br/>
+        <w:t xml:space="preserve">    b.BorderBrush = rose; b.BorderThickness = new Thickness(1.5);</w:t>
+        <w:br/>
+        <w:t xml:space="preserve">    bad = true; if (firstErr == null) firstErr = msg;</w:t>
+        <w:br/>
+        <w:t>}</w:t>
+        <w:br/>
+        <w:br/>
+        <w:t>if (!UsernameRx.IsMatch(u))   BadTb(usernameBox, "Username must be 4–20 letters / digits / _ / .");</w:t>
+        <w:br/>
+        <w:t>if (!PasswordRx.IsMatch(p))   BadPb(passwordBox, "Password: 8+ chars, must include a letter and a digit.");</w:t>
+        <w:br/>
+        <w:t>if (!EmailRx.IsMatch(em))     BadTb(emailBox, "Email looks invalid (e.g. name@example.com).");</w:t>
+        <w:br/>
+        <w:t>if (!PhoneRx.IsMatch(ph))     BadTb(phoneBox, "Phone must be 7–15 digits, optionally + country code.");</w:t>
+      </w:r>
+    </w:p>
+    <w:p>
+      <w:pPr>
+        <w:pStyle w:val="Heading2"/>
+        <w:bidi/>
+        <w:jc w:val="right"/>
+      </w:pPr>
+      <w:r>
+        <w:rPr>
+          <w:rtl/>
+          <w:cs/>
+        </w:rPr>
+        <w:t>30.3 רשימת ביקורת חיה לסיסמה</w:t>
+      </w:r>
+    </w:p>
+    <w:p>
+      <w:pPr>
+        <w:shd w:val="clear" w:color="auto" w:fill="F2F2EE"/>
+        <w:jc w:val="left"/>
+      </w:pPr>
+      <w:r>
+        <w:rPr>
+          <w:rFonts w:ascii="Consolas" w:hAnsi="Consolas"/>
+          <w:color w:val="0B0B0F"/>
+          <w:sz w:val="18"/>
+        </w:rPr>
+        <w:t>&lt;div id="pwHint" class="mt-1 text-xs space-y-0.5"&gt;</w:t>
+        <w:br/>
+        <w:t xml:space="preserve">  &lt;div data-rule="len"   class="text-ink/40"&gt;• At least 8 characters&lt;/div&gt;</w:t>
+        <w:br/>
+        <w:t xml:space="preserve">  &lt;div data-rule="alpha" class="text-ink/40"&gt;• Contains a letter&lt;/div&gt;</w:t>
+        <w:br/>
+        <w:t xml:space="preserve">  &lt;div data-rule="num"   class="text-ink/40"&gt;• Contains a digit&lt;/div&gt;</w:t>
+        <w:br/>
+        <w:t>&lt;/div&gt;</w:t>
+      </w:r>
+    </w:p>
+    <w:p>
+      <w:pPr>
+        <w:bidi/>
+        <w:jc w:val="right"/>
+      </w:pPr>
+      <w:r>
+        <w:rPr>
+          <w:sz w:val="22"/>
+          <w:rtl/>
+          <w:cs/>
+        </w:rPr>
+        <w:t>JS מסמן כל בולט ירוק (text-mint) ברגע שהתנאי מתקיים. נותן משוב מיידי בלי הצגת פוסט-בק.</w:t>
+      </w:r>
+    </w:p>
+    <w:p>
+      <w:pPr>
+        <w:pStyle w:val="Heading1"/>
+        <w:bidi/>
+        <w:jc w:val="right"/>
+      </w:pPr>
+      <w:r>
+        <w:rPr>
+          <w:rtl/>
+          <w:cs/>
+        </w:rPr>
+        <w:t>31. עמוד הגדרות עסק (Owner Settings) — שם עסק, מע״מ, זעיר, סיבוב קוד הצטרפות</w:t>
+      </w:r>
+    </w:p>
+    <w:p>
+      <w:pPr>
+        <w:bidi/>
+        <w:jc w:val="right"/>
+      </w:pPr>
+      <w:r>
+        <w:rPr>
+          <w:sz w:val="22"/>
+          <w:rtl/>
+          <w:cs/>
+        </w:rPr>
+        <w:t>עמוד /Owner/Settings (Web) ו-Settings.xaml (WPF) קיבלו 4 כרטיסי-משנה:</w:t>
+      </w:r>
+    </w:p>
+    <w:p>
+      <w:pPr>
+        <w:pStyle w:val="ListNumber"/>
+        <w:bidi/>
+        <w:jc w:val="right"/>
+      </w:pPr>
+      <w:r>
+        <w:rPr>
+          <w:rtl/>
+          <w:cs/>
+        </w:rPr>
+        <w:t>Profile — אימייל, טלפון, מטבע מועדף.</w:t>
+      </w:r>
+    </w:p>
+    <w:p>
+      <w:pPr>
+        <w:pStyle w:val="ListNumber"/>
+        <w:bidi/>
+        <w:jc w:val="right"/>
+      </w:pPr>
+      <w:r>
+        <w:rPr>
+          <w:rtl/>
+          <w:cs/>
+        </w:rPr>
+        <w:t>Security — שינוי סיסמה (אותו רגקס כמו ב-SignUp: 8+ תווים, אות וספרה).</w:t>
+      </w:r>
+    </w:p>
+    <w:p>
+      <w:pPr>
+        <w:pStyle w:val="ListNumber"/>
+        <w:bidi/>
+        <w:jc w:val="right"/>
+      </w:pPr>
+      <w:r>
+        <w:rPr>
+          <w:rtl/>
+          <w:cs/>
+        </w:rPr>
+        <w:t>Company (בעלים בלבד) — שם עסק, סוג עוסק (Patur/Murshe), סטטוס Zair.</w:t>
+      </w:r>
+    </w:p>
+    <w:p>
+      <w:pPr>
+        <w:pStyle w:val="ListNumber"/>
+        <w:bidi/>
+        <w:jc w:val="right"/>
+      </w:pPr>
+      <w:r>
+        <w:rPr>
+          <w:rtl/>
+          <w:cs/>
+        </w:rPr>
+        <w:t>Invite code (בעלים בלבד) — תצוגה מובלטת + כפתורי Copy/Rotate.</w:t>
+      </w:r>
+    </w:p>
+    <w:p>
+      <w:pPr>
+        <w:pStyle w:val="Heading2"/>
+        <w:bidi/>
+        <w:jc w:val="right"/>
+      </w:pPr>
+      <w:r>
+        <w:rPr>
+          <w:rtl/>
+          <w:cs/>
+        </w:rPr>
+        <w:t>31.1 לוגיקת סיבוב קוד</w:t>
+      </w:r>
+    </w:p>
+    <w:p>
+      <w:pPr>
+        <w:shd w:val="clear" w:color="auto" w:fill="F2F2EE"/>
+        <w:jc w:val="left"/>
+      </w:pPr>
+      <w:r>
+        <w:rPr>
+          <w:rFonts w:ascii="Consolas" w:hAnsi="Consolas"/>
+          <w:color w:val="0B0B0F"/>
+          <w:sz w:val="18"/>
+        </w:rPr>
+        <w:t>public IActionResult OnPostRotateInvite()</w:t>
+        <w:br/>
+        <w:t>{</w:t>
+        <w:br/>
+        <w:t xml:space="preserve">    int id = HttpContext.Session.GetInt32("UserId") ?? 0;</w:t>
+        <w:br/>
+        <w:t xml:space="preserve">    var u = _srv.GetUserById(id);</w:t>
+        <w:br/>
+        <w:t xml:space="preserve">    string seed = string.IsNullOrWhiteSpace(u?.BusinessName) ? (u?.Username ?? "BMNG") : u.BusinessName;</w:t>
+        <w:br/>
+        <w:t xml:space="preserve">    string code = NewInviteCode(seed);</w:t>
+        <w:br/>
+        <w:t xml:space="preserve">    var result = _srv.SetInviteCode(id, code);</w:t>
+        <w:br/>
+        <w:t xml:space="preserve">    TempData["SetMsg"] = "New invite code: " + result;</w:t>
+        <w:br/>
+        <w:t xml:space="preserve">    return RedirectToPage();</w:t>
+        <w:br/>
+        <w:t>}</w:t>
+      </w:r>
+    </w:p>
+    <w:p>
+      <w:pPr>
+        <w:bidi/>
+        <w:jc w:val="right"/>
+      </w:pPr>
+      <w:r>
+        <w:rPr>
+          <w:sz w:val="22"/>
+          <w:rtl/>
+          <w:cs/>
+        </w:rPr>
+        <w:t>הקוד הישן נפסל מיידית — עובדים שעדיין באמצע ההרשמה יקבלו "Invite code not recognised" ויצטרכו את הקוד החדש.</w:t>
+      </w:r>
+    </w:p>
+    <w:p>
+      <w:pPr>
+        <w:pStyle w:val="Heading2"/>
+        <w:bidi/>
+        <w:jc w:val="right"/>
+      </w:pPr>
+      <w:r>
+        <w:rPr>
+          <w:rtl/>
+          <w:cs/>
+        </w:rPr>
+        <w:t>31.2 גמישות לבעלים</w:t>
+      </w:r>
+    </w:p>
+    <w:p>
+      <w:pPr>
+        <w:bidi/>
+        <w:jc w:val="right"/>
+      </w:pPr>
+      <w:r>
+        <w:rPr>
+          <w:sz w:val="22"/>
+          <w:rtl/>
+          <w:cs/>
+        </w:rPr>
+        <w:t>הבעלים יכול בכל זמן:</w:t>
+      </w:r>
+    </w:p>
+    <w:p>
+      <w:pPr>
+        <w:pStyle w:val="ListBullet"/>
+        <w:bidi/>
+        <w:jc w:val="right"/>
+      </w:pPr>
+      <w:r>
+        <w:rPr>
+          <w:rtl/>
+          <w:cs/>
+        </w:rPr>
+        <w:t>לשנות שם עסק ולראות אותו במיידי בכל מקום במערכת (במקום username).</w:t>
+      </w:r>
+    </w:p>
+    <w:p>
+      <w:pPr>
+        <w:pStyle w:val="ListBullet"/>
+        <w:bidi/>
+        <w:jc w:val="right"/>
+      </w:pPr>
+      <w:r>
+        <w:rPr>
+          <w:rtl/>
+          <w:cs/>
+        </w:rPr>
+        <w:t>לעבור מעוסק פטור למורשה כשעוברים את 120k ₪.</w:t>
+      </w:r>
+    </w:p>
+    <w:p>
+      <w:pPr>
+        <w:pStyle w:val="ListBullet"/>
+        <w:bidi/>
+        <w:jc w:val="right"/>
+      </w:pPr>
+      <w:r>
+        <w:rPr>
+          <w:rtl/>
+          <w:cs/>
+        </w:rPr>
+        <w:t>להפעיל / לכבות סטטוס זעיר אם נכנס/יוצא ממסלול חישוב נורמטיבי.</w:t>
+      </w:r>
+    </w:p>
+    <w:p>
+      <w:pPr>
+        <w:pStyle w:val="ListBullet"/>
+        <w:bidi/>
+        <w:jc w:val="right"/>
+      </w:pPr>
+      <w:r>
+        <w:rPr>
+          <w:rtl/>
+          <w:cs/>
+        </w:rPr>
+        <w:t>לסובב את קוד ההצטרפות אם אחד החקלאיים-לשעבר משתף אותו פרסומת.</w:t>
+      </w:r>
+    </w:p>
+    <w:p>
+      <w:pPr>
+        <w:pStyle w:val="Heading1"/>
+        <w:bidi/>
+        <w:jc w:val="right"/>
+      </w:pPr>
+      <w:r>
+        <w:rPr>
+          <w:rtl/>
+          <w:cs/>
+        </w:rPr>
+        <w:t>32. ביצועים — ערוץ WCF משותף</w:t>
+      </w:r>
+    </w:p>
+    <w:p>
+      <w:pPr>
+        <w:bidi/>
+        <w:jc w:val="right"/>
+      </w:pPr>
+      <w:r>
+        <w:rPr>
+          <w:sz w:val="22"/>
+          <w:rtl/>
+          <w:cs/>
+        </w:rPr>
+        <w:t>לפני העדכון: כל קריאת ServiceGateway.Use יצרה Service1Client חדש, פתחה ערוץ WCF (TCP handshake + Binding setup), ביצעה את הקריאה, וסגרה את הערוץ. עמוד Reports שביצע 6 קריאות עוקבות שילם 6 פתיחות-ערוץ קרות.</w:t>
+      </w:r>
+    </w:p>
+    <w:p>
+      <w:pPr>
+        <w:bidi/>
+        <w:jc w:val="right"/>
+      </w:pPr>
+      <w:r>
+        <w:rPr>
+          <w:sz w:val="22"/>
+          <w:rtl/>
+          <w:cs/>
+        </w:rPr>
+        <w:t>BManagedClient/BManagedClient/ClientSession.cs:7-65:</w:t>
+      </w:r>
+    </w:p>
+    <w:p>
+      <w:pPr>
+        <w:shd w:val="clear" w:color="auto" w:fill="F2F2EE"/>
+        <w:jc w:val="left"/>
+      </w:pPr>
+      <w:r>
+        <w:rPr>
+          <w:rFonts w:ascii="Consolas" w:hAnsi="Consolas"/>
+          <w:color w:val="0B0B0F"/>
+          <w:sz w:val="18"/>
+        </w:rPr>
+        <w:t>public static class ServiceGateway</w:t>
+        <w:br/>
+        <w:t>{</w:t>
+        <w:br/>
+        <w:t xml:space="preserve">    private static Service1Client _shared;</w:t>
+        <w:br/>
+        <w:t xml:space="preserve">    private static readonly object _lock = new object();</w:t>
+        <w:br/>
+        <w:br/>
+        <w:t xml:space="preserve">    private static Service1Client GetClient()</w:t>
+        <w:br/>
+        <w:t xml:space="preserve">    {</w:t>
+        <w:br/>
+        <w:t xml:space="preserve">        lock (_lock)</w:t>
+        <w:br/>
+        <w:t xml:space="preserve">        {</w:t>
+        <w:br/>
+        <w:t xml:space="preserve">            if (_shared == null</w:t>
+        <w:br/>
+        <w:t xml:space="preserve">                || _shared.State == CommunicationState.Faulted</w:t>
+        <w:br/>
+        <w:t xml:space="preserve">                || _shared.State == CommunicationState.Closed</w:t>
+        <w:br/>
+        <w:t xml:space="preserve">                || _shared.State == CommunicationState.Closing)</w:t>
+        <w:br/>
+        <w:t xml:space="preserve">            {</w:t>
+        <w:br/>
+        <w:t xml:space="preserve">                if (_shared != null) { try { _shared.Abort(); } catch { } _shared = null; }</w:t>
+        <w:br/>
+        <w:t xml:space="preserve">                _shared = new Service1Client();</w:t>
+        <w:br/>
+        <w:t xml:space="preserve">            }</w:t>
+        <w:br/>
+        <w:t xml:space="preserve">            return _shared;</w:t>
+        <w:br/>
+        <w:t xml:space="preserve">        }</w:t>
+        <w:br/>
+        <w:t xml:space="preserve">    }</w:t>
+        <w:br/>
+        <w:br/>
+        <w:t xml:space="preserve">    public static T Use&lt;T&gt;(Func&lt;Service1Client, T&gt; action)</w:t>
+        <w:br/>
+        <w:t xml:space="preserve">    {</w:t>
+        <w:br/>
+        <w:t xml:space="preserve">        try { return action(GetClient()); }</w:t>
+        <w:br/>
+        <w:t xml:space="preserve">        catch</w:t>
+        <w:br/>
+        <w:t xml:space="preserve">        {</w:t>
+        <w:br/>
+        <w:t xml:space="preserve">            // אם הערוץ נכנס למצב Faulted, נבנה אותו מחדש בקריאה הבאה.</w:t>
+        <w:br/>
+        <w:t xml:space="preserve">            lock (_lock)</w:t>
+        <w:br/>
+        <w:t xml:space="preserve">            {</w:t>
+        <w:br/>
+        <w:t xml:space="preserve">                if (_shared != null) { try { _shared.Abort(); } catch { } }</w:t>
+        <w:br/>
+        <w:t xml:space="preserve">                _shared = null;</w:t>
+        <w:br/>
+        <w:t xml:space="preserve">            }</w:t>
+        <w:br/>
+        <w:t xml:space="preserve">            throw;</w:t>
+        <w:br/>
+        <w:t xml:space="preserve">        }</w:t>
+        <w:br/>
+        <w:t xml:space="preserve">    }</w:t>
+        <w:br/>
+        <w:t>}</w:t>
+      </w:r>
+    </w:p>
+    <w:p>
+      <w:pPr>
+        <w:pStyle w:val="Heading2"/>
+        <w:bidi/>
+        <w:jc w:val="right"/>
+      </w:pPr>
+      <w:r>
+        <w:rPr>
+          <w:rtl/>
+          <w:cs/>
+        </w:rPr>
+        <w:t>32.1 איגום קריאות SOAP במקום נפרדות</w:t>
+      </w:r>
+    </w:p>
+    <w:p>
+      <w:pPr>
+        <w:bidi/>
+        <w:jc w:val="right"/>
+      </w:pPr>
+      <w:r>
+        <w:rPr>
+          <w:sz w:val="22"/>
+          <w:rtl/>
+          <w:cs/>
+        </w:rPr>
+        <w:t>עודכנו דפים שמבצעים מספר קריאות עוקבות לאיגוד שלהן בקריאה אחת Use(c =&gt; { ... }). הזיכוי הגדול: Reports.xaml.cs.Reload:</w:t>
+      </w:r>
+    </w:p>
+    <w:p>
+      <w:pPr>
+        <w:shd w:val="clear" w:color="auto" w:fill="F2F2EE"/>
+        <w:jc w:val="left"/>
+      </w:pPr>
+      <w:r>
+        <w:rPr>
+          <w:rFonts w:ascii="Consolas" w:hAnsi="Consolas"/>
+          <w:color w:val="0B0B0F"/>
+          <w:sz w:val="18"/>
+        </w:rPr>
+        <w:t>ServiceGateway.Use(c =&gt;</w:t>
+        <w:br/>
+        <w:t>{</w:t>
+        <w:br/>
+        <w:t xml:space="preserve">    var v = c.GetVatSummary(id, year, month, cur);</w:t>
+        <w:br/>
+        <w:t xml:space="preserve">    topCustomers.ItemsSource = c.GetTopCustomersByRevenue(id, cur);</w:t>
+        <w:br/>
+        <w:t xml:space="preserve">    breakdown.ItemsSource    = c.GetExpenseBreakdown(id, first, last, cur);</w:t>
+        <w:br/>
+        <w:t xml:space="preserve">    var pl = c.GetProfitLoss(id, yearStart, yearEnd, cur);</w:t>
+        <w:br/>
+        <w:t xml:space="preserve">    var k  = c.GetAdvancedKpis(id, cur);</w:t>
+        <w:br/>
+        <w:t xml:space="preserve">    var ls = c.GetLoanSummary(id, cur);</w:t>
+        <w:br/>
+        <w:t xml:space="preserve">    /* ... */</w:t>
+        <w:br/>
+        <w:t>});</w:t>
+      </w:r>
+    </w:p>
+    <w:p>
+      <w:pPr>
+        <w:bidi/>
+        <w:jc w:val="right"/>
+      </w:pPr>
+      <w:r>
+        <w:rPr>
+          <w:sz w:val="22"/>
+          <w:rtl/>
+          <w:cs/>
+        </w:rPr>
+        <w:t>6 קריאות, ערוץ אחד — במקום 6 פתיחות חיבור.</w:t>
+      </w:r>
+    </w:p>
+    <w:p>
+      <w:pPr>
+        <w:pStyle w:val="Heading2"/>
+        <w:bidi/>
+        <w:jc w:val="right"/>
+      </w:pPr>
+      <w:r>
+        <w:rPr>
+          <w:rtl/>
+          <w:cs/>
+        </w:rPr>
+        <w:t>32.2 LogIn</w:t>
+      </w:r>
+    </w:p>
+    <w:p>
+      <w:pPr>
+        <w:bidi/>
+        <w:jc w:val="right"/>
+      </w:pPr>
+      <w:r>
+        <w:rPr>
+          <w:sz w:val="22"/>
+          <w:rtl/>
+          <w:cs/>
+        </w:rPr>
+        <w:t>לפני: CheckUserPassword ואז GetUserById(GetUserId(u)) — 3 פתיחות חיבור.</w:t>
+      </w:r>
+    </w:p>
+    <w:p>
+      <w:pPr>
+        <w:bidi/>
+        <w:jc w:val="right"/>
+      </w:pPr>
+      <w:r>
+        <w:rPr>
+          <w:sz w:val="22"/>
+          <w:rtl/>
+          <w:cs/>
+        </w:rPr>
+        <w:t>אחרי:</w:t>
+      </w:r>
+    </w:p>
+    <w:p>
+      <w:pPr>
+        <w:shd w:val="clear" w:color="auto" w:fill="F2F2EE"/>
+        <w:jc w:val="left"/>
+      </w:pPr>
+      <w:r>
+        <w:rPr>
+          <w:rFonts w:ascii="Consolas" w:hAnsi="Consolas"/>
+          <w:color w:val="0B0B0F"/>
+          <w:sz w:val="18"/>
+        </w:rPr>
+        <w:t>var user = ServiceGateway.Use(c =&gt;</w:t>
+        <w:br/>
+        <w:t xml:space="preserve">    c.CheckUserPassword(u, p) ? c.GetUserById(c.GetUserId(u)) : null);</w:t>
+      </w:r>
+    </w:p>
+    <w:p>
+      <w:pPr>
+        <w:bidi/>
+        <w:jc w:val="right"/>
+      </w:pPr>
+      <w:r>
+        <w:rPr>
+          <w:sz w:val="22"/>
+          <w:rtl/>
+          <w:cs/>
+        </w:rPr>
+        <w:t>קריאה אחת מאוחדת. גם קריאה אחת ל-fail-fast ב-Web OnPost חוסכת PBKDF2 על שם משתמש לא קיים (פרק 27.1).</w:t>
+      </w:r>
+    </w:p>
+    <w:p>
+      <w:pPr>
+        <w:bidi/>
+        <w:jc w:val="right"/>
+      </w:pPr>
+      <w:r>
+        <w:rPr>
+          <w:sz w:val="22"/>
+          <w:rtl/>
+          <w:cs/>
+        </w:rPr>
+        <w:t>סוף הספר. סך הכל 78 פעולות WCF, 15 טבלאות, 37 דפי UI (16 WPF + 21 Web), 5 דו״חות, 2 לקוחות, 2 שפות, 2 מטבעות. עדכון מאי 2026 הוסיף: VAT 18%, מודל עוסק תקין (Patur/Murshe + IsZair), הלוואות עסקיות (כולל קרן בערבות מדינה), אנליטיקה מתקדמת (Aging/Payment Lag/Concentration/Runway), הרשמת בעלים-ועובד דו-שלבית עם קודי הצטרפות, רב-דיירות בטוחה (OwnerId scoping), ולידציה צבעונית בכל הטפסים, עמוד הגדרות לבעלים עם סיבוב קוד, ושיפורי ביצועים משמעותיים (ערוץ WCF משותף).</w:t>
       </w:r>
     </w:p>
     <w:sectPr>
